--- a/downloads/workbook/ai-5-week-22.docx
+++ b/downloads/workbook/ai-5-week-22.docx
@@ -992,6 +992,178 @@
         <w:t>Project connection: For your Image-pattern Network Investigation, save the input, procedure, observed result and limitation of this check. Label this worked example as practice; use a different, previously unreviewed case when checking independent understanding.</w:t>
       </w:r>
     </w:p>
+    <w:p>
+      <w:pPr>
+        <w:pStyle w:val="Heading1"/>
+      </w:pPr>
+      <w:r>
+        <w:t>13. Project portfolio milestone</w:t>
+      </w:r>
+    </w:p>
+    <w:p>
+      <w:r>
+        <w:t>Project: Image-pattern Network Investigation</w:t>
+      </w:r>
+    </w:p>
+    <w:p>
+      <w:r>
+        <w:t>Current milestone: Evaluate and revise. Compare with your starting method, explain errors and record a justified revision.</w:t>
+      </w:r>
+    </w:p>
+    <w:p>
+      <w:r>
+        <w:t>For your Image-pattern Network Investigation, save the input, procedure, observed result and limitation of this check. Label this worked example as practice; use a different, previously unreviewed case when checking independent understanding.</w:t>
+      </w:r>
+    </w:p>
+    <w:tbl>
+      <w:tblPr>
+        <w:tblStyle w:val="LightShading-Accent1"/>
+        <w:tblW w:type="auto" w:w="0"/>
+        <w:tblLook w:firstColumn="1" w:firstRow="1" w:lastColumn="0" w:lastRow="0" w:noHBand="0" w:noVBand="1" w:val="04A0"/>
+      </w:tblPr>
+      <w:tblGrid>
+        <w:gridCol w:w="5112"/>
+        <w:gridCol w:w="5112"/>
+      </w:tblGrid>
+      <w:tr>
+        <w:trPr>
+          <w:tblHeader/>
+        </w:trPr>
+        <w:tc>
+          <w:tcPr>
+            <w:tcW w:type="dxa" w:w="5112"/>
+          </w:tcPr>
+          <w:p>
+            <w:r>
+              <w:t>Evidence to keep</w:t>
+            </w:r>
+          </w:p>
+        </w:tc>
+        <w:tc>
+          <w:tcPr>
+            <w:tcW w:type="dxa" w:w="5112"/>
+          </w:tcPr>
+          <w:p>
+            <w:r>
+              <w:t>My record</w:t>
+            </w:r>
+          </w:p>
+        </w:tc>
+      </w:tr>
+      <w:tr>
+        <w:tc>
+          <w:tcPr>
+            <w:tcW w:type="dxa" w:w="5112"/>
+          </w:tcPr>
+          <w:p>
+            <w:r>
+              <w:t>This week’s input and deciding step</w:t>
+            </w:r>
+          </w:p>
+        </w:tc>
+        <w:tc>
+          <w:tcPr>
+            <w:tcW w:type="dxa" w:w="5112"/>
+          </w:tcPr>
+          <w:p>
+            <w:r/>
+          </w:p>
+        </w:tc>
+      </w:tr>
+      <w:tr>
+        <w:tc>
+          <w:tcPr>
+            <w:tcW w:type="dxa" w:w="5112"/>
+          </w:tcPr>
+          <w:p>
+            <w:r>
+              <w:t>Prediction and actual result (or labelled paper trace)</w:t>
+            </w:r>
+          </w:p>
+        </w:tc>
+        <w:tc>
+          <w:tcPr>
+            <w:tcW w:type="dxa" w:w="5112"/>
+          </w:tcPr>
+          <w:p>
+            <w:r/>
+          </w:p>
+        </w:tc>
+      </w:tr>
+      <w:tr>
+        <w:tc>
+          <w:tcPr>
+            <w:tcW w:type="dxa" w:w="5112"/>
+          </w:tcPr>
+          <w:p>
+            <w:r>
+              <w:t>One change since the previous checkpoint and why</w:t>
+            </w:r>
+          </w:p>
+        </w:tc>
+        <w:tc>
+          <w:tcPr>
+            <w:tcW w:type="dxa" w:w="5112"/>
+          </w:tcPr>
+          <w:p>
+            <w:r/>
+          </w:p>
+        </w:tc>
+      </w:tr>
+      <w:tr>
+        <w:tc>
+          <w:tcPr>
+            <w:tcW w:type="dxa" w:w="5112"/>
+          </w:tcPr>
+          <w:p>
+            <w:r>
+              <w:t>One error or limit and the next test</w:t>
+            </w:r>
+          </w:p>
+        </w:tc>
+        <w:tc>
+          <w:tcPr>
+            <w:tcW w:type="dxa" w:w="5112"/>
+          </w:tcPr>
+          <w:p>
+            <w:r/>
+          </w:p>
+        </w:tc>
+      </w:tr>
+    </w:tbl>
+    <w:p>
+      <w:pPr>
+        <w:pStyle w:val="Heading3"/>
+      </w:pPr>
+      <w:r>
+        <w:t>Explain what this week adds to your project. Reuse last week’s record rather than starting again.</w:t>
+      </w:r>
+    </w:p>
+    <w:p>
+      <w:r>
+        <w:t>________________________________________________________________</w:t>
+      </w:r>
+    </w:p>
+    <w:p>
+      <w:r>
+        <w:t>________________________________________________________________</w:t>
+      </w:r>
+    </w:p>
+    <w:p>
+      <w:r>
+        <w:t>________________________________________________________________</w:t>
+      </w:r>
+    </w:p>
+    <w:p>
+      <w:r>
+        <w:t>________________________________________________________________</w:t>
+      </w:r>
+    </w:p>
+    <w:p>
+      <w:r>
+        <w:t>________________________________________________________________</w:t>
+      </w:r>
+    </w:p>
     <w:sectPr>
       <w:pgSz w:w="12240" w:h="15840"/>
       <w:pgMar w:top="936" w:right="1008" w:bottom="936" w:left="1008" w:header="720" w:footer="720" w:gutter="0"/>

--- a/downloads/workbook/ai-5-week-22.docx
+++ b/downloads/workbook/ai-5-week-22.docx
@@ -1164,6 +1164,248 @@
         <w:t>________________________________________________________________</w:t>
       </w:r>
     </w:p>
+    <w:p>
+      <w:pPr>
+        <w:pStyle w:val="Heading1"/>
+      </w:pPr>
+      <w:r>
+        <w:t>14. Supported practice and learning evidence</w:t>
+      </w:r>
+    </w:p>
+    <w:p>
+      <w:r>
+        <w:t>Use this supported practice once, in the browser or on paper. Keep the reserved independent assessment for a separate first attempt before teacher feedback.</w:t>
+      </w:r>
+    </w:p>
+    <w:p>
+      <w:r>
+        <w:t>Pool a small map and show the detail it cannot retain.</w:t>
+      </w:r>
+    </w:p>
+    <w:p>
+      <w:pPr>
+        <w:pStyle w:val="Heading3"/>
+      </w:pPr>
+      <w:r>
+        <w:t>Practice 1: explain the deciding evidence</w:t>
+      </w:r>
+    </w:p>
+    <w:p>
+      <w:r>
+        <w:t>Which labelled step matches this detail? Max map [[4, 5]], mean map [[2.5, 2]], both shape1×2.</w:t>
+      </w:r>
+    </w:p>
+    <w:p>
+      <w:r>
+        <w:t>1. Left window</w:t>
+      </w:r>
+    </w:p>
+    <w:p>
+      <w:r>
+        <w:t>2. Compare summaries</w:t>
+      </w:r>
+    </w:p>
+    <w:p>
+      <w:r>
+        <w:t>3. Right window</w:t>
+      </w:r>
+    </w:p>
+    <w:p>
+      <w:pPr>
+        <w:pStyle w:val="Heading3"/>
+      </w:pPr>
+      <w:r>
+        <w:t>My selected conclusion, deciding fact and explanation</w:t>
+      </w:r>
+    </w:p>
+    <w:p>
+      <w:r>
+        <w:t>________________________________________________________________</w:t>
+      </w:r>
+    </w:p>
+    <w:p>
+      <w:r>
+        <w:t>________________________________________________________________</w:t>
+      </w:r>
+    </w:p>
+    <w:p>
+      <w:r>
+        <w:t>________________________________________________________________</w:t>
+      </w:r>
+    </w:p>
+    <w:p>
+      <w:r>
+        <w:t>________________________________________________________________</w:t>
+      </w:r>
+    </w:p>
+    <w:p>
+      <w:r>
+        <w:t>________________________________________________________________</w:t>
+      </w:r>
+    </w:p>
+    <w:p>
+      <w:r>
+        <w:t>Hint if needed: Read the steps in the pictorial case. Match the supplied detail to the stage that performs or records it.</w:t>
+      </w:r>
+    </w:p>
+    <w:p>
+      <w:r>
+        <w:t>After your attempt, compare with the supported explanation: Compare summaries Max map [[4, 5]], mean map [[2.5, 2]], both shape1×2. Pooling compresses each local window into a summary. Maximum keeps its largest value; mean keeps its average. Neither summary records where each value appeared. Swapping values inside one window leaves both summaries unchanged here, so the pooled output cannot reconstruct the original arrangement. The chosen window, stride and boundary policy determine the output shape.</w:t>
+      </w:r>
+    </w:p>
+    <w:p>
+      <w:pPr>
+        <w:pStyle w:val="Heading3"/>
+      </w:pPr>
+      <w:r>
+        <w:t>Practice 2: explain the deciding evidence</w:t>
+      </w:r>
+    </w:p>
+    <w:p>
+      <w:r>
+        <w:t>Changed-case practice: Swap1 and 4 within the left window. Which conclusion is supported by the supplied facts?</w:t>
+      </w:r>
+    </w:p>
+    <w:p>
+      <w:r>
+        <w:t>1. This one example guarantees correct results for every future input.</w:t>
+      </w:r>
+    </w:p>
+    <w:p>
+      <w:r>
+        <w:t>2. We can decide the result without examining the changed input or the procedure.</w:t>
+      </w:r>
+    </w:p>
+    <w:p>
+      <w:r>
+        <w:t>3. Both pooled maps remain unchanged.</w:t>
+      </w:r>
+    </w:p>
+    <w:p>
+      <w:pPr>
+        <w:pStyle w:val="Heading3"/>
+      </w:pPr>
+      <w:r>
+        <w:t>My selected conclusion, deciding fact and explanation</w:t>
+      </w:r>
+    </w:p>
+    <w:p>
+      <w:r>
+        <w:t>________________________________________________________________</w:t>
+      </w:r>
+    </w:p>
+    <w:p>
+      <w:r>
+        <w:t>________________________________________________________________</w:t>
+      </w:r>
+    </w:p>
+    <w:p>
+      <w:r>
+        <w:t>________________________________________________________________</w:t>
+      </w:r>
+    </w:p>
+    <w:p>
+      <w:r>
+        <w:t>________________________________________________________________</w:t>
+      </w:r>
+    </w:p>
+    <w:p>
+      <w:r>
+        <w:t>________________________________________________________________</w:t>
+      </w:r>
+    </w:p>
+    <w:p>
+      <w:r>
+        <w:t>Hint if needed: Use the changed condition and the deciding step in the pictorial trace. The answer must say what follows from those facts.</w:t>
+      </w:r>
+    </w:p>
+    <w:p>
+      <w:r>
+        <w:t>After your attempt, compare with the supported explanation: Both pooled maps remain unchanged. Max and mean ignore the positions of values inside the same window.</w:t>
+      </w:r>
+    </w:p>
+    <w:p>
+      <w:pPr>
+        <w:pStyle w:val="Heading3"/>
+      </w:pPr>
+      <w:r>
+        <w:t>Repair a missing building block</w:t>
+      </w:r>
+    </w:p>
+    <w:p>
+      <w:r>
+        <w:t>Review Convolution as a local operation (ai-5/21). Goal: Compute a local weighted sum at each valid image position. Short practice: Why is flipping the kernel an implementation change here? Point to the relevant step in the picture, then write the changed result and the rule or evidence that supports it.. Return to this week and explain what you changed.</w:t>
+      </w:r>
+    </w:p>
+    <w:p>
+      <w:r>
+        <w:t>Review Learned representations (ai-5/19). Goal: Trace an input through a hidden representation and a decision rule. Short practice: Why can no deterministic head using only the sum classify both correctly? Point to the relevant step in the picture, then write the changed result and the rule or evidence that supports it.. Return to this week and explain what you changed.</w:t>
+      </w:r>
+    </w:p>
+    <w:p>
+      <w:r>
+        <w:t>Review Regularisation and early stopping (ai-5/16). Goal: Separate a weight penalty from prediction error. Short practice: Why should the penalty value not be reported as validation error? Point to the relevant step in the picture, then write the changed result and the rule or evidence that supports it.. Return to this week and explain what you changed.</w:t>
+      </w:r>
+    </w:p>
+    <w:p>
+      <w:pPr>
+        <w:pStyle w:val="Heading3"/>
+      </w:pPr>
+      <w:r>
+        <w:t>Predict, run and debug</w:t>
+      </w:r>
+    </w:p>
+    <w:p>
+      <w:r>
+        <w:t>The browser lab lets you edit the supported Python examples already included in this lesson. Predict first, run, inspect the actual output or error, change one input, then run again. Keep code, predictions, actual results and a reasoned revision together. On paper, label your result as a trace rather than an execution.</w:t>
+      </w:r>
+    </w:p>
+    <w:p>
+      <w:pPr>
+        <w:pStyle w:val="Heading3"/>
+      </w:pPr>
+      <w:r>
+        <w:t>Keep your completed work</w:t>
+      </w:r>
+    </w:p>
+    <w:p>
+      <w:r>
+        <w:t>Use Download completed work in the hosted lesson to export your answers, reflections, practice feedback and code-run evidence. Open the HTML copy to read or print it. Drafts stay in this browser when storage is available; clear drafts on a shared device.</w:t>
+      </w:r>
+    </w:p>
+    <w:p>
+      <w:pPr>
+        <w:pStyle w:val="Heading3"/>
+      </w:pPr>
+      <w:r>
+        <w:t>What I repaired, the evidence I kept and the next test</w:t>
+      </w:r>
+    </w:p>
+    <w:p>
+      <w:r>
+        <w:t>________________________________________________________________</w:t>
+      </w:r>
+    </w:p>
+    <w:p>
+      <w:r>
+        <w:t>________________________________________________________________</w:t>
+      </w:r>
+    </w:p>
+    <w:p>
+      <w:r>
+        <w:t>________________________________________________________________</w:t>
+      </w:r>
+    </w:p>
+    <w:p>
+      <w:r>
+        <w:t>________________________________________________________________</w:t>
+      </w:r>
+    </w:p>
+    <w:p>
+      <w:r>
+        <w:t>________________________________________________________________</w:t>
+      </w:r>
+    </w:p>
     <w:sectPr>
       <w:pgSz w:w="12240" w:h="15840"/>
       <w:pgMar w:top="936" w:right="1008" w:bottom="936" w:left="1008" w:header="720" w:footer="720" w:gutter="0"/>

--- a/downloads/workbook/ai-5-week-22.docx
+++ b/downloads/workbook/ai-5-week-22.docx
@@ -30,33 +30,45 @@
     </w:p>
     <w:p>
       <w:r>
-        <w:t>Try the recall before opening notes. Then use a different colour or a labelled second line to correct your explanation.</w:t>
+        <w:t>Record your starting explanation for Pooling and spatial information before opening notes. Show any later correction separately.</w:t>
       </w:r>
     </w:p>
     <w:p>
       <w:pPr>
-        <w:pStyle w:val="Heading3"/>
-      </w:pPr>
-      <w:r>
-        <w:t>Convolution as a local operation</w:t>
+        <w:spacing w:line="336" w:lineRule="auto" w:after="180"/>
+      </w:pPr>
+      <w:r>
+        <w:rPr>
+          <w:b w:val="0"/>
+        </w:rPr>
+        <w:t>Try the recall before opening notes. Then use a different colour or a labelled second line to correct your explanation.</w:t>
       </w:r>
     </w:p>
     <w:p>
-      <w:r>
-        <w:t>Without opening the old lesson, explain one key idea from Convolution as a local operation. Give an example and a mistake that the idea helps you avoid.</w:t>
+      <w:pPr>
+        <w:pStyle w:val="Heading3"/>
+      </w:pPr>
+      <w:r>
+        <w:t>Convolution as a local operation</w:t>
       </w:r>
     </w:p>
     <w:p>
       <w:pPr>
-        <w:pStyle w:val="Heading3"/>
-      </w:pPr>
-      <w:r>
-        <w:t>My remembered idea, example and correction</w:t>
+        <w:spacing w:line="336" w:lineRule="auto" w:after="180"/>
+      </w:pPr>
+      <w:r>
+        <w:rPr>
+          <w:b w:val="0"/>
+        </w:rPr>
+        <w:t>Without opening the old lesson, explain one key idea from Convolution as a local operation. Give an example and a mistake that the idea helps you avoid.</w:t>
       </w:r>
     </w:p>
     <w:p>
-      <w:r>
-        <w:t>________________________________________________________________</w:t>
+      <w:pPr>
+        <w:pStyle w:val="Heading3"/>
+      </w:pPr>
+      <w:r>
+        <w:t>My remembered idea, example and correction</w:t>
       </w:r>
     </w:p>
     <w:p>
@@ -70,29 +82,35 @@
       </w:r>
     </w:p>
     <w:p>
-      <w:pPr>
-        <w:pStyle w:val="Heading3"/>
-      </w:pPr>
-      <w:r>
-        <w:t>Learned representations</w:t>
+      <w:r>
+        <w:t>________________________________________________________________</w:t>
       </w:r>
     </w:p>
     <w:p>
-      <w:r>
-        <w:t>Without opening the old lesson, explain one key idea from Learned representations. Give an example and a mistake that the idea helps you avoid.</w:t>
+      <w:pPr>
+        <w:pStyle w:val="Heading3"/>
+      </w:pPr>
+      <w:r>
+        <w:t>Learned representations</w:t>
       </w:r>
     </w:p>
     <w:p>
       <w:pPr>
-        <w:pStyle w:val="Heading3"/>
-      </w:pPr>
-      <w:r>
-        <w:t>My remembered idea, example and correction</w:t>
+        <w:spacing w:line="336" w:lineRule="auto" w:after="180"/>
+      </w:pPr>
+      <w:r>
+        <w:rPr>
+          <w:b w:val="0"/>
+        </w:rPr>
+        <w:t>Without opening the old lesson, explain one key idea from Learned representations. Give an example and a mistake that the idea helps you avoid.</w:t>
       </w:r>
     </w:p>
     <w:p>
-      <w:r>
-        <w:t>________________________________________________________________</w:t>
+      <w:pPr>
+        <w:pStyle w:val="Heading3"/>
+      </w:pPr>
+      <w:r>
+        <w:t>My remembered idea, example and correction</w:t>
       </w:r>
     </w:p>
     <w:p>
@@ -106,29 +124,35 @@
       </w:r>
     </w:p>
     <w:p>
-      <w:pPr>
-        <w:pStyle w:val="Heading3"/>
-      </w:pPr>
-      <w:r>
-        <w:t>Regularisation and early stopping</w:t>
+      <w:r>
+        <w:t>________________________________________________________________</w:t>
       </w:r>
     </w:p>
     <w:p>
-      <w:r>
-        <w:t>Without opening the old lesson, explain one key idea from Regularisation and early stopping. Give an example and a mistake that the idea helps you avoid.</w:t>
+      <w:pPr>
+        <w:pStyle w:val="Heading3"/>
+      </w:pPr>
+      <w:r>
+        <w:t>Regularisation and early stopping</w:t>
       </w:r>
     </w:p>
     <w:p>
       <w:pPr>
-        <w:pStyle w:val="Heading3"/>
-      </w:pPr>
-      <w:r>
-        <w:t>My remembered idea, example and correction</w:t>
+        <w:spacing w:line="336" w:lineRule="auto" w:after="180"/>
+      </w:pPr>
+      <w:r>
+        <w:rPr>
+          <w:b w:val="0"/>
+        </w:rPr>
+        <w:t>Without opening the old lesson, explain one key idea from Regularisation and early stopping. Give an example and a mistake that the idea helps you avoid.</w:t>
       </w:r>
     </w:p>
     <w:p>
-      <w:r>
-        <w:t>________________________________________________________________</w:t>
+      <w:pPr>
+        <w:pStyle w:val="Heading3"/>
+      </w:pPr>
+      <w:r>
+        <w:t>My remembered idea, example and correction</w:t>
       </w:r>
     </w:p>
     <w:p>
@@ -142,16 +166,44 @@
       </w:r>
     </w:p>
     <w:p>
-      <w:pPr>
-        <w:pStyle w:val="Heading1"/>
-      </w:pPr>
-      <w:r>
-        <w:t>02. Practise with fading help</w:t>
+      <w:r>
+        <w:t>________________________________________________________________</w:t>
       </w:r>
     </w:p>
     <w:p>
-      <w:r>
-        <w:t>Use W2: Prove that location can be lost for Pooling and spatial information. Record the answer once; the lesson and workbook refer to the same attempt.</w:t>
+      <w:pPr>
+        <w:pStyle w:val="Heading1"/>
+      </w:pPr>
+      <w:r>
+        <w:t>02. Practise with fading help</w:t>
+      </w:r>
+    </w:p>
+    <w:p>
+      <w:r>
+        <w:t>Complete the supported Pooling and spatial information trace and record the first step you can explain without help.</w:t>
+      </w:r>
+    </w:p>
+    <w:p>
+      <w:pPr>
+        <w:spacing w:line="336" w:lineRule="auto" w:after="180"/>
+      </w:pPr>
+      <w:r>
+        <w:rPr>
+          <w:b w:val="0"/>
+        </w:rPr>
+        <w:t xml:space="preserve">Use W2: Prove that location can be lost for Pooling and </w:t>
+      </w:r>
+      <w:r>
+        <w:rPr>
+          <w:b/>
+        </w:rPr>
+        <w:t>spatial information</w:t>
+      </w:r>
+      <w:r>
+        <w:rPr>
+          <w:b w:val="0"/>
+        </w:rPr>
+        <w:t>. Record the answer once; the lesson and workbook refer to the same attempt.</w:t>
       </w:r>
     </w:p>
     <w:tbl>
@@ -279,25 +331,61 @@
     </w:p>
     <w:p>
       <w:r>
-        <w:t>Use the worked case for Pooling and spatial information. Proposed explanation: “Max pooling turns negative numbers into zero”. Decide whether this explanation is supported. Point to the step or supplied fact that decides; explain your repair if needed.</w:t>
+        <w:t>Check the proposed Pooling and spatial information explanation against the supplied facts before discussing it.</w:t>
       </w:r>
     </w:p>
     <w:p>
       <w:pPr>
-        <w:pStyle w:val="Heading3"/>
-      </w:pPr>
-      <w:r>
-        <w:t>My explanation before partner discussion</w:t>
+        <w:spacing w:line="336" w:lineRule="auto" w:after="180"/>
+      </w:pPr>
+      <w:r>
+        <w:rPr>
+          <w:b w:val="0"/>
+        </w:rPr>
+        <w:t xml:space="preserve">Use the worked case for Pooling and </w:t>
+      </w:r>
+      <w:r>
+        <w:rPr>
+          <w:b/>
+        </w:rPr>
+        <w:t>spatial information</w:t>
+      </w:r>
+      <w:r>
+        <w:rPr>
+          <w:b w:val="0"/>
+        </w:rPr>
+        <w:t>. Proposed explanation: “</w:t>
+      </w:r>
+      <w:r>
+        <w:rPr>
+          <w:b/>
+        </w:rPr>
+        <w:t>Max pooling</w:t>
+      </w:r>
+      <w:r>
+        <w:rPr>
+          <w:b w:val="0"/>
+        </w:rPr>
+        <w:t xml:space="preserve"> turns negative numbers into zero”. Decide whether this explanation is supported.</w:t>
       </w:r>
     </w:p>
     <w:p>
-      <w:r>
-        <w:t>________________________________________________________________</w:t>
+      <w:pPr>
+        <w:spacing w:line="336" w:lineRule="auto" w:after="180"/>
+      </w:pPr>
+      <w:r>
+        <w:rPr>
+          <w:b w:val="0"/>
+        </w:rPr>
+        <w:t>Point to the step or supplied fact that decides; explain your repair if needed.</w:t>
       </w:r>
     </w:p>
     <w:p>
-      <w:r>
-        <w:t>________________________________________________________________</w:t>
+      <w:pPr>
+        <w:pStyle w:val="Heading3"/>
+      </w:pPr>
+      <w:r>
+        <w:t>My explanation before partner discussion</w:t>
       </w:r>
     </w:p>
     <w:p>
@@ -311,47 +399,53 @@
       </w:r>
     </w:p>
     <w:p>
-      <w:pPr>
-        <w:pStyle w:val="Heading1"/>
-      </w:pPr>
-      <w:r>
-        <w:t>04. Independent transfer case</w:t>
+      <w:r>
+        <w:t>________________________________________________________________</w:t>
       </w:r>
     </w:p>
     <w:p>
-      <w:pPr>
-        <w:pStyle w:val="Heading3"/>
-      </w:pPr>
-      <w:r>
-        <w:t>Independent case: Pool a new map independently</w:t>
+      <w:r>
+        <w:t>________________________________________________________________</w:t>
       </w:r>
     </w:p>
     <w:p>
-      <w:r>
-        <w:t>Use rows [-4, -1, 2, 6], [-3, -2, 4, 0], [5, 1, -8, -2], [3, 7, -4, -6]. Under the lesson rule, give all four sums, the max map and the mean map. Explain why replacing a negative maximum by zero is an error here.</w:t>
+      <w:pPr>
+        <w:pStyle w:val="Heading1"/>
+      </w:pPr>
+      <w:r>
+        <w:t>04. Independent transfer case</w:t>
       </w:r>
     </w:p>
     <w:p>
-      <w:pPr>
-        <w:pStyle w:val="Heading3"/>
-      </w:pPr>
-      <w:r>
-        <w:t>My independent explanation, trace and limits</w:t>
+      <w:r>
+        <w:t>Write one first attempt at the reserved independent case before feedback. Repeated copies of that case refer to the same recorded attempt.</w:t>
       </w:r>
     </w:p>
     <w:p>
-      <w:r>
-        <w:t>________________________________________________________________</w:t>
+      <w:pPr>
+        <w:pStyle w:val="Heading3"/>
+      </w:pPr>
+      <w:r>
+        <w:t>Independent case: Pool a new map independently</w:t>
       </w:r>
     </w:p>
     <w:p>
-      <w:r>
-        <w:t>________________________________________________________________</w:t>
+      <w:pPr>
+        <w:spacing w:line="336" w:lineRule="auto" w:after="180"/>
+      </w:pPr>
+      <w:r>
+        <w:rPr>
+          <w:b w:val="0"/>
+        </w:rPr>
+        <w:t>Use rows [-4, -1, 2, 6], [-3, -2, 4, 0], [5, 1, -8, -2], [3, 7, -4, -6]. Under the lesson rule, give all four sums, the max map and the mean map. Explain why replacing a negative maximum by zero is an error here.</w:t>
       </w:r>
     </w:p>
     <w:p>
-      <w:r>
-        <w:t>________________________________________________________________</w:t>
+      <w:pPr>
+        <w:pStyle w:val="Heading3"/>
+      </w:pPr>
+      <w:r>
+        <w:t>My independent explanation, trace and limits</w:t>
       </w:r>
     </w:p>
     <w:p>
@@ -376,48 +470,72 @@
     </w:p>
     <w:p>
       <w:r>
-        <w:t>Attempt this case before feedback. Record any help. Earlier examples below are further practice; a case already practised with feedback cannot establish fresh transfer.</w:t>
+        <w:t>________________________________________________________________</w:t>
       </w:r>
     </w:p>
     <w:p>
-      <w:pPr>
-        <w:pStyle w:val="Heading1"/>
-      </w:pPr>
-      <w:r>
-        <w:t>05. W1 Calculate both summaries</w:t>
+      <w:r>
+        <w:t>________________________________________________________________</w:t>
       </w:r>
     </w:p>
     <w:p>
       <w:r>
-        <w:t>For the lesson window starting at [2, 2], list the four values, sum, maximum and mean. State the complete pooled output shape.</w:t>
+        <w:t>________________________________________________________________</w:t>
       </w:r>
     </w:p>
     <w:p>
       <w:pPr>
-        <w:pStyle w:val="Heading3"/>
-      </w:pPr>
-      <w:r>
-        <w:t>My reasoning and evidence</w:t>
+        <w:spacing w:line="336" w:lineRule="auto" w:after="180"/>
+      </w:pPr>
+      <w:r>
+        <w:rPr>
+          <w:b w:val="0"/>
+        </w:rPr>
+        <w:t>Attempt this case before feedback. Record any help. Earlier examples below are further practice; a case already practised with feedback cannot establish fresh transfer.</w:t>
       </w:r>
     </w:p>
     <w:p>
-      <w:r>
-        <w:t>________________________________________________________________</w:t>
+      <w:pPr>
+        <w:pStyle w:val="Heading1"/>
+      </w:pPr>
+      <w:r>
+        <w:t>05. W1 Calculate both summaries</w:t>
       </w:r>
     </w:p>
     <w:p>
       <w:r>
-        <w:t>________________________________________________________________</w:t>
+        <w:t>Calculate both summaries. Apply the supplied Pooling and spatial information facts and keep your reasoning.</w:t>
       </w:r>
     </w:p>
     <w:p>
-      <w:r>
-        <w:t>________________________________________________________________</w:t>
+      <w:pPr>
+        <w:spacing w:line="336" w:lineRule="auto" w:after="180"/>
+      </w:pPr>
+      <w:r>
+        <w:rPr>
+          <w:b w:val="0"/>
+        </w:rPr>
+        <w:t xml:space="preserve">For the lesson window starting at [2, 2], list the four values, sum, maximum and mean. State the complete pooled </w:t>
+      </w:r>
+      <w:r>
+        <w:rPr>
+          <w:b/>
+        </w:rPr>
+        <w:t>output</w:t>
+      </w:r>
+      <w:r>
+        <w:rPr>
+          <w:b w:val="0"/>
+        </w:rPr>
+        <w:t xml:space="preserve"> shape.</w:t>
       </w:r>
     </w:p>
     <w:p>
-      <w:r>
-        <w:t>________________________________________________________________</w:t>
+      <w:pPr>
+        <w:pStyle w:val="Heading3"/>
+      </w:pPr>
+      <w:r>
+        <w:t>My reasoning and evidence</w:t>
       </w:r>
     </w:p>
     <w:p>
@@ -431,24 +549,18 @@
       </w:r>
     </w:p>
     <w:p>
-      <w:pPr>
-        <w:pStyle w:val="Heading1"/>
-      </w:pPr>
-      <w:r>
-        <w:t>06. W2 Prove that location can be lost</w:t>
+      <w:r>
+        <w:t>________________________________________________________________</w:t>
       </w:r>
     </w:p>
     <w:p>
       <w:r>
-        <w:t>Give two different 2 by 2 windows containing exactly one 4 and three zeros that have the same maximum and mean. Explain why either scalar alone cannot identify the position of the 4.</w:t>
+        <w:t>________________________________________________________________</w:t>
       </w:r>
     </w:p>
     <w:p>
-      <w:pPr>
-        <w:pStyle w:val="Heading3"/>
-      </w:pPr>
-      <w:r>
-        <w:t>My reasoning and evidence</w:t>
+      <w:r>
+        <w:t>________________________________________________________________</w:t>
       </w:r>
     </w:p>
     <w:p>
@@ -457,23 +569,35 @@
       </w:r>
     </w:p>
     <w:p>
-      <w:r>
-        <w:t>________________________________________________________________</w:t>
+      <w:pPr>
+        <w:pStyle w:val="Heading1"/>
+      </w:pPr>
+      <w:r>
+        <w:t>06. W2 Prove that location can be lost</w:t>
       </w:r>
     </w:p>
     <w:p>
       <w:r>
-        <w:t>________________________________________________________________</w:t>
+        <w:t>Prove that location can be lost. Apply the supplied Pooling and spatial information facts and keep your reasoning.</w:t>
       </w:r>
     </w:p>
     <w:p>
-      <w:r>
-        <w:t>________________________________________________________________</w:t>
+      <w:pPr>
+        <w:spacing w:line="336" w:lineRule="auto" w:after="180"/>
+      </w:pPr>
+      <w:r>
+        <w:rPr>
+          <w:b w:val="0"/>
+        </w:rPr>
+        <w:t>Give two different 2 by 2 windows containing exactly one 4 and three zeros that have the same maximum and mean. Explain why either scalar alone cannot identify the position of the 4.</w:t>
       </w:r>
     </w:p>
     <w:p>
-      <w:r>
-        <w:t>________________________________________________________________</w:t>
+      <w:pPr>
+        <w:pStyle w:val="Heading3"/>
+      </w:pPr>
+      <w:r>
+        <w:t>My reasoning and evidence</w:t>
       </w:r>
     </w:p>
     <w:p>
@@ -482,24 +606,18 @@
       </w:r>
     </w:p>
     <w:p>
-      <w:pPr>
-        <w:pStyle w:val="Heading1"/>
-      </w:pPr>
-      <w:r>
-        <w:t>07. W3 Audit an omitted border</w:t>
+      <w:r>
+        <w:t>________________________________________________________________</w:t>
       </w:r>
     </w:p>
     <w:p>
       <w:r>
-        <w:t>Apply the lesson complete-window rule to [[1, 2, 99], [3, 4, 99], [99, 99, 99]]. Give the output shape and both outputs. Explain why neither output includes 99.</w:t>
+        <w:t>________________________________________________________________</w:t>
       </w:r>
     </w:p>
     <w:p>
-      <w:pPr>
-        <w:pStyle w:val="Heading3"/>
-      </w:pPr>
-      <w:r>
-        <w:t>My reasoning and evidence</w:t>
+      <w:r>
+        <w:t>________________________________________________________________</w:t>
       </w:r>
     </w:p>
     <w:p>
@@ -513,44 +631,86 @@
       </w:r>
     </w:p>
     <w:p>
-      <w:r>
-        <w:t>________________________________________________________________</w:t>
+      <w:pPr>
+        <w:pStyle w:val="Heading1"/>
+      </w:pPr>
+      <w:r>
+        <w:t>07. W3 Audit an omitted border</w:t>
       </w:r>
     </w:p>
     <w:p>
       <w:r>
-        <w:t>________________________________________________________________</w:t>
+        <w:t>Audit an omitted border. Apply the supplied Pooling and spatial information facts and keep your reasoning.</w:t>
       </w:r>
     </w:p>
     <w:p>
-      <w:r>
-        <w:t>________________________________________________________________</w:t>
+      <w:pPr>
+        <w:spacing w:line="336" w:lineRule="auto" w:after="180"/>
+      </w:pPr>
+      <w:r>
+        <w:rPr>
+          <w:b w:val="0"/>
+        </w:rPr>
+        <w:t xml:space="preserve">Apply the lesson complete-window rule to [[1, 2, 99], [3, 4, 99], [99, 99, 99]]. Give the </w:t>
+      </w:r>
+      <w:r>
+        <w:rPr>
+          <w:b/>
+        </w:rPr>
+        <w:t>output</w:t>
+      </w:r>
+      <w:r>
+        <w:rPr>
+          <w:b w:val="0"/>
+        </w:rPr>
+        <w:t xml:space="preserve"> shape and both </w:t>
+      </w:r>
+      <w:r>
+        <w:rPr>
+          <w:b/>
+        </w:rPr>
+        <w:t>output</w:t>
+      </w:r>
+      <w:r>
+        <w:rPr>
+          <w:b w:val="0"/>
+        </w:rPr>
+        <w:t xml:space="preserve">s. Explain why neither </w:t>
+      </w:r>
+      <w:r>
+        <w:rPr>
+          <w:b/>
+        </w:rPr>
+        <w:t>output</w:t>
+      </w:r>
+      <w:r>
+        <w:rPr>
+          <w:b w:val="0"/>
+        </w:rPr>
+        <w:t xml:space="preserve"> includes 99.</w:t>
       </w:r>
     </w:p>
     <w:p>
-      <w:r>
-        <w:t>________________________________________________________________</w:t>
+      <w:pPr>
+        <w:pStyle w:val="Heading3"/>
+      </w:pPr>
+      <w:r>
+        <w:t>My reasoning and evidence</w:t>
       </w:r>
     </w:p>
     <w:p>
-      <w:pPr>
-        <w:pStyle w:val="Heading1"/>
-      </w:pPr>
-      <w:r>
-        <w:t>08. W4 Pool a new map independently</w:t>
+      <w:r>
+        <w:t>________________________________________________________________</w:t>
       </w:r>
     </w:p>
     <w:p>
       <w:r>
-        <w:t>Use rows [-4, -1, 2, 6], [-3, -2, 4, 0], [5, 1, -8, -2], [3, 7, -4, -6]. Under the lesson rule, give all four sums, the max map and the mean map. Explain why replacing a negative maximum by zero is an error here.</w:t>
+        <w:t>________________________________________________________________</w:t>
       </w:r>
     </w:p>
     <w:p>
-      <w:pPr>
-        <w:pStyle w:val="Heading3"/>
-      </w:pPr>
-      <w:r>
-        <w:t>My reasoning and evidence</w:t>
+      <w:r>
+        <w:t>________________________________________________________________</w:t>
       </w:r>
     </w:p>
     <w:p>
@@ -569,23 +729,35 @@
       </w:r>
     </w:p>
     <w:p>
-      <w:r>
-        <w:t>________________________________________________________________</w:t>
+      <w:pPr>
+        <w:pStyle w:val="Heading1"/>
+      </w:pPr>
+      <w:r>
+        <w:t>08. W4 Pool a new map independently</w:t>
       </w:r>
     </w:p>
     <w:p>
       <w:r>
-        <w:t>________________________________________________________________</w:t>
+        <w:t>Attempt before feedback. If this repeats the selected independent case, reuse that first attempt; otherwise keep a separate record. Pool a new map independently. Apply the supplied Pooling and spatial information facts and keep your reasoning.</w:t>
       </w:r>
     </w:p>
     <w:p>
-      <w:r>
-        <w:t>________________________________________________________________</w:t>
+      <w:pPr>
+        <w:spacing w:line="336" w:lineRule="auto" w:after="180"/>
+      </w:pPr>
+      <w:r>
+        <w:rPr>
+          <w:b w:val="0"/>
+        </w:rPr>
+        <w:t>Use rows [-4, -1, 2, 6], [-3, -2, 4, 0], [5, 1, -8, -2], [3, 7, -4, -6]. Under the lesson rule, give all four sums, the max map and the mean map. Explain why replacing a negative maximum by zero is an error here.</w:t>
       </w:r>
     </w:p>
     <w:p>
-      <w:r>
-        <w:t>________________________________________________________________</w:t>
+      <w:pPr>
+        <w:pStyle w:val="Heading3"/>
+      </w:pPr>
+      <w:r>
+        <w:t>My reasoning and evidence</w:t>
       </w:r>
     </w:p>
     <w:p>
@@ -594,24 +766,18 @@
       </w:r>
     </w:p>
     <w:p>
-      <w:pPr>
-        <w:pStyle w:val="Heading1"/>
-      </w:pPr>
-      <w:r>
-        <w:t>09. W5 Check the movement boundary</w:t>
+      <w:r>
+        <w:t>________________________________________________________________</w:t>
       </w:r>
     </w:p>
     <w:p>
       <w:r>
-        <w:t>A 2 by 4 map is zero except for 8 at row 0 column 1. Move the 8 to column 2 and set its old position to zero. Give the max and mean maps before and after. What claim does this refute?</w:t>
+        <w:t>________________________________________________________________</w:t>
       </w:r>
     </w:p>
     <w:p>
-      <w:pPr>
-        <w:pStyle w:val="Heading3"/>
-      </w:pPr>
-      <w:r>
-        <w:t>My reasoning and evidence</w:t>
+      <w:r>
+        <w:t>________________________________________________________________</w:t>
       </w:r>
     </w:p>
     <w:p>
@@ -635,34 +801,41 @@
       </w:r>
     </w:p>
     <w:p>
-      <w:r>
-        <w:t>________________________________________________________________</w:t>
+      <w:pPr>
+        <w:pStyle w:val="Heading1"/>
+      </w:pPr>
+      <w:r>
+        <w:t>09. W5 Check the movement boundary</w:t>
       </w:r>
     </w:p>
     <w:p>
       <w:r>
-        <w:t>________________________________________________________________</w:t>
+        <w:t>Check the movement boundary. Apply the supplied Pooling and spatial information facts and keep your reasoning.</w:t>
       </w:r>
     </w:p>
     <w:p>
       <w:pPr>
-        <w:pStyle w:val="Heading1"/>
-      </w:pPr>
-      <w:r>
-        <w:t>10. Project checkpoint and reflection</w:t>
+        <w:spacing w:line="336" w:lineRule="auto" w:after="180"/>
+        <w:shd w:fill="F5F1FB"/>
+      </w:pPr>
+      <w:r>
+        <w:rPr>
+          <w:b w:val="0"/>
+        </w:rPr>
+        <w:t>A 2 by 4 map is zero except for 8 at row 0 column 1. Move the 8 to column 2 and set its old position to zero. Give the max and mean maps before and after. What claim does this refute?</w:t>
       </w:r>
     </w:p>
     <w:p>
-      <w:r>
-        <w:t>Add a labelled pooling and spatial information evidence sheet to Image-pattern Network Investigation. Show how you can compute max and mean pooling under an explicit window rule. Use the supplied fictional case and keep its inputs, intermediate steps, calculation or prediction, and limitation. Connect this record to last week’s record; a matching answer without a trace is insufficient.</w:t>
+      <w:pPr>
+        <w:pStyle w:val="Heading3"/>
+      </w:pPr>
+      <w:r>
+        <w:t>My reasoning and evidence</w:t>
       </w:r>
     </w:p>
     <w:p>
-      <w:pPr>
-        <w:pStyle w:val="Heading3"/>
-      </w:pPr>
-      <w:r>
-        <w:t>My project change, supporting evidence and remaining limit</w:t>
+      <w:r>
+        <w:t>________________________________________________________________</w:t>
       </w:r>
     </w:p>
     <w:p>
@@ -691,16 +864,149 @@
       </w:r>
     </w:p>
     <w:p>
-      <w:r>
-        <w:t>________________________________________________________________</w:t>
+      <w:pPr>
+        <w:pStyle w:val="Heading1"/>
+      </w:pPr>
+      <w:r>
+        <w:t>10. Project checkpoint and reflection</w:t>
       </w:r>
     </w:p>
     <w:p>
+      <w:r>
+        <w:t>Connect Pooling and spatial information to Image-pattern Network Investigation, identify a limit and choose the next useful test.</w:t>
+      </w:r>
+    </w:p>
+    <w:p>
+      <w:pPr>
+        <w:spacing w:line="336" w:lineRule="auto" w:after="180"/>
+      </w:pPr>
+      <w:r>
+        <w:rPr>
+          <w:b w:val="0"/>
+        </w:rPr>
+        <w:t xml:space="preserve">Add a labelled pooling and </w:t>
+      </w:r>
+      <w:r>
+        <w:rPr>
+          <w:b/>
+        </w:rPr>
+        <w:t>spatial information</w:t>
+      </w:r>
+      <w:r>
+        <w:rPr>
+          <w:b w:val="0"/>
+        </w:rPr>
+        <w:t xml:space="preserve"> </w:t>
+      </w:r>
+      <w:r>
+        <w:rPr>
+          <w:b/>
+        </w:rPr>
+        <w:t>evidence</w:t>
+      </w:r>
+      <w:r>
+        <w:rPr>
+          <w:b w:val="0"/>
+        </w:rPr>
+        <w:t xml:space="preserve"> sheet to Image-pattern Network Investigation. Show how you can compute max and </w:t>
+      </w:r>
+      <w:r>
+        <w:rPr>
+          <w:b/>
+        </w:rPr>
+        <w:t>mean pooling</w:t>
+      </w:r>
+      <w:r>
+        <w:rPr>
+          <w:b w:val="0"/>
+        </w:rPr>
+        <w:t xml:space="preserve"> under an explicit window rule.</w:t>
+      </w:r>
+    </w:p>
+    <w:p>
+      <w:pPr>
+        <w:spacing w:line="336" w:lineRule="auto" w:after="180"/>
+      </w:pPr>
+      <w:r>
+        <w:rPr>
+          <w:b w:val="0"/>
+        </w:rPr>
+        <w:t xml:space="preserve">Use the supplied fictional case and keep its </w:t>
+      </w:r>
+      <w:r>
+        <w:rPr>
+          <w:b/>
+        </w:rPr>
+        <w:t>input</w:t>
+      </w:r>
+      <w:r>
+        <w:rPr>
+          <w:b w:val="0"/>
+        </w:rPr>
+        <w:t xml:space="preserve">s, intermediate steps, calculation or </w:t>
+      </w:r>
+      <w:r>
+        <w:rPr>
+          <w:b/>
+        </w:rPr>
+        <w:t>prediction</w:t>
+      </w:r>
+      <w:r>
+        <w:rPr>
+          <w:b w:val="0"/>
+        </w:rPr>
+        <w:t>, and limitation. Connect this record to last week’s record; a matching answer without a trace is insufficient.</w:t>
+      </w:r>
+    </w:p>
+    <w:p>
+      <w:pPr>
+        <w:pStyle w:val="Heading3"/>
+      </w:pPr>
+      <w:r>
+        <w:t>My project change, supporting evidence and remaining limit</w:t>
+      </w:r>
+    </w:p>
+    <w:p>
+      <w:r>
+        <w:t>________________________________________________________________</w:t>
+      </w:r>
+    </w:p>
+    <w:p>
+      <w:r>
+        <w:t>________________________________________________________________</w:t>
+      </w:r>
+    </w:p>
+    <w:p>
+      <w:r>
+        <w:t>________________________________________________________________</w:t>
+      </w:r>
+    </w:p>
+    <w:p>
+      <w:r>
+        <w:t>________________________________________________________________</w:t>
+      </w:r>
+    </w:p>
+    <w:p>
+      <w:r>
+        <w:t>________________________________________________________________</w:t>
+      </w:r>
+    </w:p>
+    <w:p>
+      <w:r>
+        <w:t>________________________________________________________________</w:t>
+      </w:r>
+    </w:p>
+    <w:p>
       <w:pPr>
         <w:pStyle w:val="Heading1"/>
       </w:pPr>
       <w:r>
         <w:t>11. Feedback, return check and learning record</w:t>
+      </w:r>
+    </w:p>
+    <w:p>
+      <w:r>
+        <w:t>Record the first repaired step and a different case to revisit after a delay.</w:t>
       </w:r>
     </w:p>
     <w:tbl>
@@ -840,7 +1146,13 @@
       </w:tr>
     </w:tbl>
     <w:p>
-      <w:r>
+      <w:pPr>
+        <w:spacing w:line="336" w:lineRule="auto" w:after="180"/>
+      </w:pPr>
+      <w:r>
+        <w:rPr>
+          <w:b w:val="0"/>
+        </w:rPr>
         <w:t>Revisit this idea with your teacher after a delay. Familiarity is different from explaining and using it on a changed case.</w:t>
       </w:r>
     </w:p>
@@ -854,17 +1166,52 @@
     </w:p>
     <w:p>
       <w:r>
-        <w:t>Pool a small map and show the detail it cannot retain.</w:t>
+        <w:t>Pool a small map and show the detail it cannot retain. Explain the labelled step before checking the changed condition.</w:t>
       </w:r>
     </w:p>
     <w:p>
-      <w:r>
-        <w:t>Feature map rows [1, 4, 2, 0],[3, 2, 5, 1]. Pool non-overlapping2×2 windows, stride2, no padding.</w:t>
+      <w:pPr>
+        <w:spacing w:line="336" w:lineRule="auto" w:after="180"/>
+      </w:pPr>
+      <w:r>
+        <w:rPr>
+          <w:b w:val="0"/>
+        </w:rPr>
+        <w:t>Pool a small map and show the detail it cannot retain.</w:t>
       </w:r>
     </w:p>
     <w:p>
-      <w:r>
-        <w:t>All inputs and outcomes in this worked example are invented classroom data; no real model run is claimed.</w:t>
+      <w:pPr>
+        <w:spacing w:line="336" w:lineRule="auto" w:after="180"/>
+      </w:pPr>
+      <w:r>
+        <w:rPr>
+          <w:b w:val="0"/>
+        </w:rPr>
+        <w:t>Feature map rows [1, 4, 2, 0],[3, 2, 5, 1]. Pool non-overlapping2×2 windows, stride2, no padding.</w:t>
+      </w:r>
+    </w:p>
+    <w:p>
+      <w:pPr>
+        <w:spacing w:line="336" w:lineRule="auto" w:after="180"/>
+      </w:pPr>
+      <w:r>
+        <w:rPr>
+          <w:b w:val="0"/>
+        </w:rPr>
+        <w:t xml:space="preserve">All </w:t>
+      </w:r>
+      <w:r>
+        <w:rPr>
+          <w:b/>
+        </w:rPr>
+        <w:t>input</w:t>
+      </w:r>
+      <w:r>
+        <w:rPr>
+          <w:b w:val="0"/>
+        </w:rPr>
+        <w:t>s and outcomes in this worked example are invented classroom data; no real model run is claimed.</w:t>
       </w:r>
     </w:p>
     <w:p>
@@ -940,8 +1287,26 @@
       </w:r>
     </w:p>
     <w:p>
-      <w:r>
-        <w:t>Can the max map reveal where the 4 originally appeared? Point to the relevant step in the picture, then write the changed result and the rule or evidence that supports it.</w:t>
+      <w:pPr>
+        <w:spacing w:line="336" w:lineRule="auto" w:after="180"/>
+      </w:pPr>
+      <w:r>
+        <w:rPr>
+          <w:b w:val="0"/>
+        </w:rPr>
+        <w:t xml:space="preserve">Can the max map reveal where the 4 originally appeared? Point to the relevant step in the picture, then write the changed result and the rule or </w:t>
+      </w:r>
+      <w:r>
+        <w:rPr>
+          <w:b/>
+        </w:rPr>
+        <w:t>evidence</w:t>
+      </w:r>
+      <w:r>
+        <w:rPr>
+          <w:b w:val="0"/>
+        </w:rPr>
+        <w:t xml:space="preserve"> that supports it.</w:t>
       </w:r>
     </w:p>
     <w:p>
@@ -983,36 +1348,138 @@
       </w:r>
     </w:p>
     <w:p>
-      <w:r>
-        <w:t>Support used: alone / hint / worked example. This record is practice evidence.</w:t>
+      <w:pPr>
+        <w:pStyle w:val="Heading3"/>
+      </w:pPr>
+      <w:r>
+        <w:t>Record the help used</w:t>
       </w:r>
     </w:p>
     <w:p>
-      <w:r>
-        <w:t>Project connection: For your Image-pattern Network Investigation, save the input, procedure, observed result and limitation of this check. Label this worked example as practice; use a different, previously unreviewed case when checking independent understanding.</w:t>
+      <w:pPr>
+        <w:spacing w:line="336" w:lineRule="auto" w:after="180"/>
+        <w:shd w:fill="F1F6F8"/>
+      </w:pPr>
+      <w:r>
+        <w:rPr>
+          <w:b w:val="0"/>
+        </w:rPr>
+        <w:t xml:space="preserve">Support used: alone / hint / worked example. This record is practice </w:t>
+      </w:r>
+      <w:r>
+        <w:rPr>
+          <w:b/>
+        </w:rPr>
+        <w:t>evidence</w:t>
+      </w:r>
+      <w:r>
+        <w:rPr>
+          <w:b w:val="0"/>
+        </w:rPr>
+        <w:t>.</w:t>
       </w:r>
     </w:p>
     <w:p>
       <w:pPr>
-        <w:pStyle w:val="Heading1"/>
-      </w:pPr>
-      <w:r>
-        <w:t>13. Project portfolio milestone</w:t>
+        <w:spacing w:line="336" w:lineRule="auto" w:after="180"/>
+      </w:pPr>
+      <w:r>
+        <w:rPr>
+          <w:b w:val="0"/>
+        </w:rPr>
+        <w:t xml:space="preserve">Project connection: For your Image-pattern Network Investigation, save the </w:t>
+      </w:r>
+      <w:r>
+        <w:rPr>
+          <w:b/>
+        </w:rPr>
+        <w:t>input</w:t>
+      </w:r>
+      <w:r>
+        <w:rPr>
+          <w:b w:val="0"/>
+        </w:rPr>
+        <w:t>, procedure, observed result and limitation of this check.</w:t>
       </w:r>
     </w:p>
     <w:p>
-      <w:r>
-        <w:t>Project: Image-pattern Network Investigation</w:t>
+      <w:pPr>
+        <w:spacing w:line="336" w:lineRule="auto" w:after="180"/>
+      </w:pPr>
+      <w:r>
+        <w:rPr>
+          <w:b w:val="0"/>
+        </w:rPr>
+        <w:t>Label this worked example as practice; use a different, previously unreviewed case when checking independent understanding.</w:t>
       </w:r>
     </w:p>
     <w:p>
-      <w:r>
-        <w:t>Current milestone: Evaluate and revise. Compare with your starting method, explain errors and record a justified revision.</w:t>
+      <w:pPr>
+        <w:pStyle w:val="Heading1"/>
+      </w:pPr>
+      <w:r>
+        <w:t>13. Project portfolio milestone</w:t>
       </w:r>
     </w:p>
     <w:p>
       <w:r>
-        <w:t>For your Image-pattern Network Investigation, save the input, procedure, observed result and limitation of this check. Label this worked example as practice; use a different, previously unreviewed case when checking independent understanding.</w:t>
+        <w:t>Keep this week’s input, deciding step, result and limit together in the Image-pattern Network Investigation record.</w:t>
+      </w:r>
+    </w:p>
+    <w:p>
+      <w:pPr>
+        <w:spacing w:line="336" w:lineRule="auto" w:after="180"/>
+      </w:pPr>
+      <w:r>
+        <w:rPr>
+          <w:b w:val="0"/>
+        </w:rPr>
+        <w:t>Project: Image-pattern Network Investigation</w:t>
+      </w:r>
+    </w:p>
+    <w:p>
+      <w:pPr>
+        <w:spacing w:line="336" w:lineRule="auto" w:after="180"/>
+      </w:pPr>
+      <w:r>
+        <w:rPr>
+          <w:b w:val="0"/>
+        </w:rPr>
+        <w:t>Current milestone: Evaluate and revise. Compare with your starting method, explain errors and record a justified revision.</w:t>
+      </w:r>
+    </w:p>
+    <w:p>
+      <w:pPr>
+        <w:spacing w:line="336" w:lineRule="auto" w:after="180"/>
+      </w:pPr>
+      <w:r>
+        <w:rPr>
+          <w:b w:val="0"/>
+        </w:rPr>
+        <w:t xml:space="preserve">For your Image-pattern Network Investigation, save the </w:t>
+      </w:r>
+      <w:r>
+        <w:rPr>
+          <w:b/>
+        </w:rPr>
+        <w:t>input</w:t>
+      </w:r>
+      <w:r>
+        <w:rPr>
+          <w:b w:val="0"/>
+        </w:rPr>
+        <w:t>, procedure, observed result and limitation of this check.</w:t>
+      </w:r>
+    </w:p>
+    <w:p>
+      <w:pPr>
+        <w:spacing w:line="336" w:lineRule="auto" w:after="180"/>
+      </w:pPr>
+      <w:r>
+        <w:rPr>
+          <w:b w:val="0"/>
+        </w:rPr>
+        <w:t>Label this worked example as practice; use a different, previously unreviewed case when checking independent understanding.</w:t>
       </w:r>
     </w:p>
     <w:tbl>
@@ -1174,53 +1641,92 @@
     </w:p>
     <w:p>
       <w:r>
-        <w:t>Use this supported practice once, in the browser or on paper. Keep the reserved independent assessment for a separate first attempt before teacher feedback.</w:t>
+        <w:t>Try the supported questions before comparing with hints and feedback. Record what you repaired and the evidence you retained.</w:t>
       </w:r>
     </w:p>
     <w:p>
-      <w:r>
-        <w:t>Pool a small map and show the detail it cannot retain.</w:t>
+      <w:pPr>
+        <w:spacing w:line="336" w:lineRule="auto" w:after="180"/>
+      </w:pPr>
+      <w:r>
+        <w:rPr>
+          <w:b w:val="0"/>
+        </w:rPr>
+        <w:t>Use this supported practice once, in the browser or on paper. Keep the reserved independent assessment for a separate first attempt before teacher feedback.</w:t>
       </w:r>
     </w:p>
     <w:p>
       <w:pPr>
-        <w:pStyle w:val="Heading3"/>
-      </w:pPr>
-      <w:r>
-        <w:t>Practice 1: explain the deciding evidence</w:t>
+        <w:spacing w:line="336" w:lineRule="auto" w:after="180"/>
+      </w:pPr>
+      <w:r>
+        <w:rPr>
+          <w:b w:val="0"/>
+        </w:rPr>
+        <w:t>Pool a small map and show the detail it cannot retain.</w:t>
       </w:r>
     </w:p>
     <w:p>
-      <w:r>
-        <w:t>Which labelled step matches this detail? Max map [[4, 5]], mean map [[2.5, 2]], both shape1×2.</w:t>
+      <w:pPr>
+        <w:pStyle w:val="Heading3"/>
+      </w:pPr>
+      <w:r>
+        <w:t>Practice 1: explain the deciding evidence</w:t>
       </w:r>
     </w:p>
     <w:p>
-      <w:r>
-        <w:t>1. Left window</w:t>
+      <w:pPr>
+        <w:spacing w:line="336" w:lineRule="auto" w:after="180"/>
+      </w:pPr>
+      <w:r>
+        <w:rPr>
+          <w:b w:val="0"/>
+        </w:rPr>
+        <w:t>Which labelled step matches this detail? Max map [[4, 5]], mean map [[2.5, 2]], both shape1×2.</w:t>
       </w:r>
     </w:p>
     <w:p>
-      <w:r>
-        <w:t>2. Compare summaries</w:t>
+      <w:pPr>
+        <w:spacing w:line="336" w:lineRule="auto" w:after="180"/>
+        <w:shd w:fill="F4F9FC"/>
+      </w:pPr>
+      <w:r>
+        <w:rPr>
+          <w:b w:val="0"/>
+        </w:rPr>
+        <w:t>1. Left window</w:t>
       </w:r>
     </w:p>
     <w:p>
-      <w:r>
-        <w:t>3. Right window</w:t>
+      <w:pPr>
+        <w:spacing w:line="336" w:lineRule="auto" w:after="180"/>
+        <w:shd w:fill="F4F9FC"/>
+      </w:pPr>
+      <w:r>
+        <w:rPr>
+          <w:b w:val="0"/>
+        </w:rPr>
+        <w:t>2. Compare summaries</w:t>
       </w:r>
     </w:p>
     <w:p>
       <w:pPr>
-        <w:pStyle w:val="Heading3"/>
-      </w:pPr>
-      <w:r>
-        <w:t>My selected conclusion, deciding fact and explanation</w:t>
+        <w:spacing w:line="336" w:lineRule="auto" w:after="180"/>
+        <w:shd w:fill="F4F9FC"/>
+      </w:pPr>
+      <w:r>
+        <w:rPr>
+          <w:b w:val="0"/>
+        </w:rPr>
+        <w:t>3. Right window</w:t>
       </w:r>
     </w:p>
     <w:p>
-      <w:r>
-        <w:t>________________________________________________________________</w:t>
+      <w:pPr>
+        <w:pStyle w:val="Heading3"/>
+      </w:pPr>
+      <w:r>
+        <w:t>My selected conclusion, deciding fact and explanation</w:t>
       </w:r>
     </w:p>
     <w:p>
@@ -1245,40 +1751,95 @@
     </w:p>
     <w:p>
       <w:r>
-        <w:t>Hint if needed: Read the steps in the pictorial case. Match the supplied detail to the stage that performs or records it.</w:t>
+        <w:t>________________________________________________________________</w:t>
       </w:r>
     </w:p>
     <w:p>
-      <w:r>
-        <w:t>After your attempt, compare with the supported explanation: Compare summaries Max map [[4, 5]], mean map [[2.5, 2]], both shape1×2. Pooling compresses each local window into a summary. Maximum keeps its largest value; mean keeps its average. Neither summary records where each value appeared. Swapping values inside one window leaves both summaries unchanged here, so the pooled output cannot reconstruct the original arrangement. The chosen window, stride and boundary policy determine the output shape.</w:t>
+      <w:pPr>
+        <w:pStyle w:val="Heading3"/>
+      </w:pPr>
+      <w:r>
+        <w:t>Hint · try first</w:t>
       </w:r>
     </w:p>
     <w:p>
       <w:pPr>
-        <w:pStyle w:val="Heading3"/>
-      </w:pPr>
-      <w:r>
-        <w:t>Practice 2: explain the deciding evidence</w:t>
+        <w:spacing w:line="336" w:lineRule="auto" w:after="180"/>
+        <w:shd w:fill="F1F6F8"/>
+      </w:pPr>
+      <w:r>
+        <w:rPr>
+          <w:b w:val="0"/>
+        </w:rPr>
+        <w:t>Hint if needed: Read the steps in the pictorial case. Match the supplied detail to the stage that performs or records it.</w:t>
       </w:r>
     </w:p>
     <w:p>
-      <w:r>
-        <w:t>Changed-case practice: Swap1 and 4 within the left window. Which conclusion is supported by the supplied facts?</w:t>
+      <w:pPr>
+        <w:pStyle w:val="Heading3"/>
+      </w:pPr>
+      <w:r>
+        <w:t>Feedback · compare after trying</w:t>
       </w:r>
     </w:p>
     <w:p>
-      <w:r>
-        <w:t>1. This one example guarantees correct results for every future input.</w:t>
+      <w:pPr>
+        <w:spacing w:line="336" w:lineRule="auto" w:after="180"/>
+        <w:shd w:fill="F1F6FC"/>
+      </w:pPr>
+      <w:r>
+        <w:rPr>
+          <w:b w:val="0"/>
+        </w:rPr>
+        <w:t>After your attempt, compare with the supported explanation: Compare summaries Max map [[4, 5]], mean map [[2.5, 2]], both shape1×2. Pooling compresses each local window into a summary.</w:t>
       </w:r>
     </w:p>
     <w:p>
-      <w:r>
-        <w:t>2. We can decide the result without examining the changed input or the procedure.</w:t>
+      <w:pPr>
+        <w:spacing w:line="336" w:lineRule="auto" w:after="180"/>
+        <w:shd w:fill="F1F6FC"/>
+      </w:pPr>
+      <w:r>
+        <w:rPr>
+          <w:b w:val="0"/>
+        </w:rPr>
+        <w:t>Maximum keeps its largest value; mean keeps its average. Neither summary records where each value appeared.</w:t>
       </w:r>
     </w:p>
     <w:p>
-      <w:r>
-        <w:t>3. Both pooled maps remain unchanged.</w:t>
+      <w:pPr>
+        <w:spacing w:line="336" w:lineRule="auto" w:after="180"/>
+        <w:shd w:fill="F1F6FC"/>
+      </w:pPr>
+      <w:r>
+        <w:rPr>
+          <w:b w:val="0"/>
+        </w:rPr>
+        <w:t xml:space="preserve">Swapping values inside one window leaves both summaries unchanged here, so the pooled </w:t>
+      </w:r>
+      <w:r>
+        <w:rPr>
+          <w:b/>
+        </w:rPr>
+        <w:t>output</w:t>
+      </w:r>
+      <w:r>
+        <w:rPr>
+          <w:b w:val="0"/>
+        </w:rPr>
+        <w:t xml:space="preserve"> cannot reconstruct the original arrangement. The chosen window, stride and boundary policy determine the </w:t>
+      </w:r>
+      <w:r>
+        <w:rPr>
+          <w:b/>
+        </w:rPr>
+        <w:t>output</w:t>
+      </w:r>
+      <w:r>
+        <w:rPr>
+          <w:b w:val="0"/>
+        </w:rPr>
+        <w:t xml:space="preserve"> shape.</w:t>
       </w:r>
     </w:p>
     <w:p>
@@ -1286,65 +1847,120 @@
         <w:pStyle w:val="Heading3"/>
       </w:pPr>
       <w:r>
-        <w:t>My selected conclusion, deciding fact and explanation</w:t>
+        <w:t>Practice 2: explain the deciding evidence</w:t>
       </w:r>
     </w:p>
     <w:p>
-      <w:r>
-        <w:t>________________________________________________________________</w:t>
+      <w:pPr>
+        <w:pStyle w:val="Heading3"/>
+      </w:pPr>
+      <w:r>
+        <w:t>Changed case · predict first</w:t>
       </w:r>
     </w:p>
     <w:p>
-      <w:r>
-        <w:t>________________________________________________________________</w:t>
+      <w:pPr>
+        <w:spacing w:line="336" w:lineRule="auto" w:after="180"/>
+        <w:shd w:fill="F5F1FB"/>
+      </w:pPr>
+      <w:r>
+        <w:rPr>
+          <w:b w:val="0"/>
+        </w:rPr>
+        <w:t>Changed-case practice: Swap1 and 4 within the left window. Which conclusion is supported by the supplied facts?</w:t>
       </w:r>
     </w:p>
     <w:p>
-      <w:r>
-        <w:t>________________________________________________________________</w:t>
+      <w:pPr>
+        <w:spacing w:line="336" w:lineRule="auto" w:after="180"/>
+        <w:shd w:fill="F4F9FC"/>
+      </w:pPr>
+      <w:r>
+        <w:rPr>
+          <w:b w:val="0"/>
+        </w:rPr>
+        <w:t xml:space="preserve">1. This one example guarantees correct results for every future </w:t>
+      </w:r>
+      <w:r>
+        <w:rPr>
+          <w:b/>
+        </w:rPr>
+        <w:t>input</w:t>
+      </w:r>
+      <w:r>
+        <w:rPr>
+          <w:b w:val="0"/>
+        </w:rPr>
+        <w:t>.</w:t>
       </w:r>
     </w:p>
     <w:p>
-      <w:r>
-        <w:t>________________________________________________________________</w:t>
+      <w:pPr>
+        <w:spacing w:line="336" w:lineRule="auto" w:after="180"/>
+        <w:shd w:fill="F4F9FC"/>
+      </w:pPr>
+      <w:r>
+        <w:rPr>
+          <w:b w:val="0"/>
+        </w:rPr>
+        <w:t xml:space="preserve">2. We can decide the result without examining the changed </w:t>
+      </w:r>
+      <w:r>
+        <w:rPr>
+          <w:b/>
+        </w:rPr>
+        <w:t>input</w:t>
+      </w:r>
+      <w:r>
+        <w:rPr>
+          <w:b w:val="0"/>
+        </w:rPr>
+        <w:t xml:space="preserve"> or the procedure.</w:t>
       </w:r>
     </w:p>
     <w:p>
-      <w:r>
-        <w:t>________________________________________________________________</w:t>
+      <w:pPr>
+        <w:spacing w:line="336" w:lineRule="auto" w:after="180"/>
+        <w:shd w:fill="F4F9FC"/>
+      </w:pPr>
+      <w:r>
+        <w:rPr>
+          <w:b w:val="0"/>
+        </w:rPr>
+        <w:t>3. Both pooled maps remain unchanged.</w:t>
       </w:r>
     </w:p>
     <w:p>
-      <w:r>
-        <w:t>Hint if needed: Use the changed condition and the deciding step in the pictorial trace. The answer must say what follows from those facts.</w:t>
+      <w:pPr>
+        <w:pStyle w:val="Heading3"/>
+      </w:pPr>
+      <w:r>
+        <w:t>My selected conclusion, deciding fact and explanation</w:t>
       </w:r>
     </w:p>
     <w:p>
       <w:r>
-        <w:t>After your attempt, compare with the supported explanation: Both pooled maps remain unchanged. Max and mean ignore the positions of values inside the same window.</w:t>
+        <w:t>________________________________________________________________</w:t>
       </w:r>
     </w:p>
     <w:p>
-      <w:pPr>
-        <w:pStyle w:val="Heading3"/>
-      </w:pPr>
-      <w:r>
-        <w:t>Repair a missing building block</w:t>
+      <w:r>
+        <w:t>________________________________________________________________</w:t>
       </w:r>
     </w:p>
     <w:p>
       <w:r>
-        <w:t>Review Convolution as a local operation (ai-5/21). Goal: Compute a local weighted sum at each valid image position. Short practice: Why is flipping the kernel an implementation change here? Point to the relevant step in the picture, then write the changed result and the rule or evidence that supports it.. Return to this week and explain what you changed.</w:t>
+        <w:t>________________________________________________________________</w:t>
       </w:r>
     </w:p>
     <w:p>
       <w:r>
-        <w:t>Review Learned representations (ai-5/19). Goal: Trace an input through a hidden representation and a decision rule. Short practice: Why can no deterministic head using only the sum classify both correctly? Point to the relevant step in the picture, then write the changed result and the rule or evidence that supports it.. Return to this week and explain what you changed.</w:t>
+        <w:t>________________________________________________________________</w:t>
       </w:r>
     </w:p>
     <w:p>
       <w:r>
-        <w:t>Review Regularisation and early stopping (ai-5/16). Goal: Separate a weight penalty from prediction error. Short practice: Why should the penalty value not be reported as validation error? Point to the relevant step in the picture, then write the changed result and the rule or evidence that supports it.. Return to this week and explain what you changed.</w:t>
+        <w:t>________________________________________________________________</w:t>
       </w:r>
     </w:p>
     <w:p>
@@ -1352,12 +1968,19 @@
         <w:pStyle w:val="Heading3"/>
       </w:pPr>
       <w:r>
-        <w:t>Predict, run and debug</w:t>
+        <w:t>Hint · try first</w:t>
       </w:r>
     </w:p>
     <w:p>
-      <w:r>
-        <w:t>The browser lab lets you edit the supported Python examples already included in this lesson. Predict first, run, inspect the actual output or error, change one input, then run again. Keep code, predictions, actual results and a reasoned revision together. On paper, label your result as a trace rather than an execution.</w:t>
+      <w:pPr>
+        <w:spacing w:line="336" w:lineRule="auto" w:after="180"/>
+        <w:shd w:fill="F1F6F8"/>
+      </w:pPr>
+      <w:r>
+        <w:rPr>
+          <w:b w:val="0"/>
+        </w:rPr>
+        <w:t>Hint if needed: Use the changed condition and the deciding step in the pictorial trace. The answer must say what follows from those facts.</w:t>
       </w:r>
     </w:p>
     <w:p>
@@ -1365,12 +1988,19 @@
         <w:pStyle w:val="Heading3"/>
       </w:pPr>
       <w:r>
-        <w:t>Keep your completed work</w:t>
+        <w:t>Feedback · compare after trying</w:t>
       </w:r>
     </w:p>
     <w:p>
-      <w:r>
-        <w:t>Use Download completed work in the hosted lesson to export your answers, reflections, practice feedback and code-run evidence. Open the HTML copy to read or print it. Drafts stay in this browser when storage is available; clear drafts on a shared device.</w:t>
+      <w:pPr>
+        <w:spacing w:line="336" w:lineRule="auto" w:after="180"/>
+        <w:shd w:fill="F1F6FC"/>
+      </w:pPr>
+      <w:r>
+        <w:rPr>
+          <w:b w:val="0"/>
+        </w:rPr>
+        <w:t>After your attempt, compare with the supported explanation: Both pooled maps remain unchanged. Max and mean ignore the positions of values inside the same window.</w:t>
       </w:r>
     </w:p>
     <w:p>
@@ -1378,12 +2008,999 @@
         <w:pStyle w:val="Heading3"/>
       </w:pPr>
       <w:r>
-        <w:t>What I repaired, the evidence I kept and the next test</w:t>
+        <w:t>Repair a missing building block</w:t>
       </w:r>
     </w:p>
     <w:p>
+      <w:pPr>
+        <w:spacing w:line="336" w:lineRule="auto" w:after="180"/>
+      </w:pPr>
+      <w:r>
+        <w:rPr>
+          <w:b w:val="0"/>
+        </w:rPr>
+        <w:t>Review Convolution as a local operation (ai-5/21). Goal: Compute a local weighted sum at each valid image position. Short practice: Why is flipping the kernel an implementation change here?</w:t>
+      </w:r>
+    </w:p>
+    <w:p>
+      <w:pPr>
+        <w:spacing w:line="336" w:lineRule="auto" w:after="180"/>
+      </w:pPr>
+      <w:r>
+        <w:rPr>
+          <w:b w:val="0"/>
+        </w:rPr>
+        <w:t xml:space="preserve">Point to the relevant step in the picture, then write the changed result and the rule or </w:t>
+      </w:r>
+      <w:r>
+        <w:rPr>
+          <w:b/>
+        </w:rPr>
+        <w:t>evidence</w:t>
+      </w:r>
+      <w:r>
+        <w:rPr>
+          <w:b w:val="0"/>
+        </w:rPr>
+        <w:t xml:space="preserve"> that supports it.. Return to this week and explain what you changed.</w:t>
+      </w:r>
+    </w:p>
+    <w:p>
+      <w:pPr>
+        <w:spacing w:line="336" w:lineRule="auto" w:after="180"/>
+      </w:pPr>
+      <w:r>
+        <w:rPr>
+          <w:b w:val="0"/>
+        </w:rPr>
+        <w:t xml:space="preserve">Review Learned representations (ai-5/19). Goal: Trace an </w:t>
+      </w:r>
+      <w:r>
+        <w:rPr>
+          <w:b/>
+        </w:rPr>
+        <w:t>input</w:t>
+      </w:r>
+      <w:r>
+        <w:rPr>
+          <w:b w:val="0"/>
+        </w:rPr>
+        <w:t xml:space="preserve"> through a hidden representation and a decision rule. Short practice: Why can no deterministic head using only the sum classify both correctly?</w:t>
+      </w:r>
+    </w:p>
+    <w:p>
+      <w:pPr>
+        <w:spacing w:line="336" w:lineRule="auto" w:after="180"/>
+      </w:pPr>
+      <w:r>
+        <w:rPr>
+          <w:b w:val="0"/>
+        </w:rPr>
+        <w:t xml:space="preserve">Point to the relevant step in the picture, then write the changed result and the rule or </w:t>
+      </w:r>
+      <w:r>
+        <w:rPr>
+          <w:b/>
+        </w:rPr>
+        <w:t>evidence</w:t>
+      </w:r>
+      <w:r>
+        <w:rPr>
+          <w:b w:val="0"/>
+        </w:rPr>
+        <w:t xml:space="preserve"> that supports it.. Return to this week and explain what you changed.</w:t>
+      </w:r>
+    </w:p>
+    <w:p>
+      <w:pPr>
+        <w:spacing w:line="336" w:lineRule="auto" w:after="180"/>
+      </w:pPr>
+      <w:r>
+        <w:rPr>
+          <w:b w:val="0"/>
+        </w:rPr>
+        <w:t xml:space="preserve">Review Regularisation and early stopping (ai-5/16). Goal: Separate a weight penalty from </w:t>
+      </w:r>
+      <w:r>
+        <w:rPr>
+          <w:b/>
+        </w:rPr>
+        <w:t>prediction</w:t>
+      </w:r>
+      <w:r>
+        <w:rPr>
+          <w:b w:val="0"/>
+        </w:rPr>
+        <w:t xml:space="preserve"> error. Short practice: Why should the penalty value not be reported as validation error?</w:t>
+      </w:r>
+    </w:p>
+    <w:p>
+      <w:pPr>
+        <w:spacing w:line="336" w:lineRule="auto" w:after="180"/>
+      </w:pPr>
+      <w:r>
+        <w:rPr>
+          <w:b w:val="0"/>
+        </w:rPr>
+        <w:t xml:space="preserve">Point to the relevant step in the picture, then write the changed result and the rule or </w:t>
+      </w:r>
+      <w:r>
+        <w:rPr>
+          <w:b/>
+        </w:rPr>
+        <w:t>evidence</w:t>
+      </w:r>
+      <w:r>
+        <w:rPr>
+          <w:b w:val="0"/>
+        </w:rPr>
+        <w:t xml:space="preserve"> that supports it.. Return to this week and explain what you changed.</w:t>
+      </w:r>
+    </w:p>
+    <w:p>
+      <w:pPr>
+        <w:pStyle w:val="Heading3"/>
+      </w:pPr>
+      <w:r>
+        <w:t>Predict, run and debug</w:t>
+      </w:r>
+    </w:p>
+    <w:p>
+      <w:pPr>
+        <w:spacing w:line="336" w:lineRule="auto" w:after="180"/>
+      </w:pPr>
+      <w:r>
+        <w:rPr>
+          <w:b w:val="0"/>
+        </w:rPr>
+        <w:t xml:space="preserve">The browser lab lets you edit the supported Python examples already included in this lesson. Predict first, run, inspect the actual </w:t>
+      </w:r>
+      <w:r>
+        <w:rPr>
+          <w:b/>
+        </w:rPr>
+        <w:t>output</w:t>
+      </w:r>
+      <w:r>
+        <w:rPr>
+          <w:b w:val="0"/>
+        </w:rPr>
+        <w:t xml:space="preserve"> or error, change one </w:t>
+      </w:r>
+      <w:r>
+        <w:rPr>
+          <w:b/>
+        </w:rPr>
+        <w:t>input</w:t>
+      </w:r>
+      <w:r>
+        <w:rPr>
+          <w:b w:val="0"/>
+        </w:rPr>
+        <w:t>, then run again.</w:t>
+      </w:r>
+    </w:p>
+    <w:p>
+      <w:pPr>
+        <w:spacing w:line="336" w:lineRule="auto" w:after="180"/>
+      </w:pPr>
+      <w:r>
+        <w:rPr>
+          <w:b w:val="0"/>
+        </w:rPr>
+        <w:t xml:space="preserve">Keep code, </w:t>
+      </w:r>
+      <w:r>
+        <w:rPr>
+          <w:b/>
+        </w:rPr>
+        <w:t>prediction</w:t>
+      </w:r>
+      <w:r>
+        <w:rPr>
+          <w:b w:val="0"/>
+        </w:rPr>
+        <w:t>s, actual results and a reasoned revision together. On paper, label your result as a trace rather than an execution.</w:t>
+      </w:r>
+    </w:p>
+    <w:p>
+      <w:pPr>
+        <w:pStyle w:val="Heading3"/>
+      </w:pPr>
+      <w:r>
+        <w:t>Keep your completed work</w:t>
+      </w:r>
+    </w:p>
+    <w:p>
+      <w:pPr>
+        <w:spacing w:line="336" w:lineRule="auto" w:after="180"/>
+      </w:pPr>
+      <w:r>
+        <w:rPr>
+          <w:b w:val="0"/>
+        </w:rPr>
+        <w:t xml:space="preserve">Use Download completed work in the hosted lesson to export your answers, reflections, practice feedback and code-run </w:t>
+      </w:r>
+      <w:r>
+        <w:rPr>
+          <w:b/>
+        </w:rPr>
+        <w:t>evidence</w:t>
+      </w:r>
+      <w:r>
+        <w:rPr>
+          <w:b w:val="0"/>
+        </w:rPr>
+        <w:t>. Open the HTML copy to read or print it.</w:t>
+      </w:r>
+    </w:p>
+    <w:p>
+      <w:pPr>
+        <w:spacing w:line="336" w:lineRule="auto" w:after="180"/>
+      </w:pPr>
+      <w:r>
+        <w:rPr>
+          <w:b w:val="0"/>
+        </w:rPr>
+        <w:t>Drafts stay in this browser when storage is available; clear drafts on a shared device.</w:t>
+      </w:r>
+    </w:p>
+    <w:p>
+      <w:pPr>
+        <w:pStyle w:val="Heading3"/>
+      </w:pPr>
+      <w:r>
+        <w:t>What I repaired, the evidence I kept and the next test</w:t>
+      </w:r>
+    </w:p>
+    <w:p>
       <w:r>
         <w:t>________________________________________________________________</w:t>
+      </w:r>
+    </w:p>
+    <w:p>
+      <w:r>
+        <w:t>________________________________________________________________</w:t>
+      </w:r>
+    </w:p>
+    <w:p>
+      <w:r>
+        <w:t>________________________________________________________________</w:t>
+      </w:r>
+    </w:p>
+    <w:p>
+      <w:r>
+        <w:t>________________________________________________________________</w:t>
+      </w:r>
+    </w:p>
+    <w:p>
+      <w:r>
+        <w:t>________________________________________________________________</w:t>
+      </w:r>
+    </w:p>
+    <w:p>
+      <w:pPr>
+        <w:pStyle w:val="Heading1"/>
+      </w:pPr>
+      <w:r>
+        <w:t>15. Visual concept journey</w:t>
+      </w:r>
+    </w:p>
+    <w:p>
+      <w:r>
+        <w:t>Explain each Pooling and spatial information picture from its labels, then record a relevant limit.</w:t>
+      </w:r>
+    </w:p>
+    <w:p>
+      <w:pPr>
+        <w:pStyle w:val="Heading3"/>
+      </w:pPr>
+      <w:r>
+        <w:t>01. Pooling and spatial information: the case</w:t>
+      </w:r>
+    </w:p>
+    <w:p>
+      <w:r>
+        <w:drawing>
+          <wp:inline xmlns:a="http://schemas.openxmlformats.org/drawingml/2006/main" xmlns:pic="http://schemas.openxmlformats.org/drawingml/2006/picture">
+            <wp:extent cx="5486400" cy="3142488"/>
+            <wp:docPr id="3" name="Picture 3" descr="Pool a small map and show the detail it cannot retain. Supplied facts: Feature map rows [1, 4, 2, 0],[3, 2, 5, 1]. Pool non-overlapping2×2 windows, stride2, no padding. All inputs and outcomes in this worked example are invented classroom data; no real model run is claimed."/>
+            <wp:cNvGraphicFramePr>
+              <a:graphicFrameLocks noChangeAspect="1"/>
+            </wp:cNvGraphicFramePr>
+            <a:graphic>
+              <a:graphicData uri="http://schemas.openxmlformats.org/drawingml/2006/picture">
+                <pic:pic>
+                  <pic:nvPicPr>
+                    <pic:cNvPr id="0" name="academy-story-ai-5-22-01.png"/>
+                    <pic:cNvPicPr/>
+                  </pic:nvPicPr>
+                  <pic:blipFill>
+                    <a:blip r:embed="rId11"/>
+                    <a:stretch>
+                      <a:fillRect/>
+                    </a:stretch>
+                  </pic:blipFill>
+                  <pic:spPr>
+                    <a:xfrm>
+                      <a:off x="0" y="0"/>
+                      <a:ext cx="5486400" cy="3142488"/>
+                    </a:xfrm>
+                    <a:prstGeom prst="rect"/>
+                  </pic:spPr>
+                </pic:pic>
+              </a:graphicData>
+            </a:graphic>
+          </wp:inline>
+        </w:drawing>
+      </w:r>
+    </w:p>
+    <w:p>
+      <w:pPr>
+        <w:spacing w:line="336" w:lineRule="auto" w:after="180"/>
+      </w:pPr>
+      <w:r>
+        <w:rPr>
+          <w:b w:val="0"/>
+        </w:rPr>
+        <w:t>Pool a small map and show the detail it cannot retain. Supplied facts: Feature map rows [1, 4, 2, 0],[3, 2, 5, 1]. Pool non-overlapping2×2 windows, stride2, no padding.</w:t>
+      </w:r>
+    </w:p>
+    <w:p>
+      <w:pPr>
+        <w:spacing w:line="336" w:lineRule="auto" w:after="180"/>
+      </w:pPr>
+      <w:r>
+        <w:rPr>
+          <w:b w:val="0"/>
+        </w:rPr>
+        <w:t xml:space="preserve">All </w:t>
+      </w:r>
+      <w:r>
+        <w:rPr>
+          <w:b/>
+        </w:rPr>
+        <w:t>input</w:t>
+      </w:r>
+      <w:r>
+        <w:rPr>
+          <w:b w:val="0"/>
+        </w:rPr>
+        <w:t>s and outcomes in this worked example are invented classroom data; no real model run is claimed.</w:t>
+      </w:r>
+    </w:p>
+    <w:p>
+      <w:pPr>
+        <w:spacing w:line="336" w:lineRule="auto" w:after="180"/>
+        <w:shd w:fill="F5F1FB"/>
+      </w:pPr>
+      <w:r>
+        <w:rPr>
+          <w:b w:val="0"/>
+        </w:rPr>
+        <w:t>Point to the given fact that matters most. Explain why it matters.</w:t>
+      </w:r>
+    </w:p>
+    <w:p>
+      <w:pPr>
+        <w:pStyle w:val="Heading3"/>
+      </w:pPr>
+      <w:r>
+        <w:t>My picture explanation, deciding evidence and one limit</w:t>
+      </w:r>
+    </w:p>
+    <w:p>
+      <w:r>
+        <w:t>________________________________________________________________</w:t>
+      </w:r>
+    </w:p>
+    <w:p>
+      <w:r>
+        <w:t>________________________________________________________________</w:t>
+      </w:r>
+    </w:p>
+    <w:p>
+      <w:r>
+        <w:t>________________________________________________________________</w:t>
+      </w:r>
+    </w:p>
+    <w:p>
+      <w:r>
+        <w:t>________________________________________________________________</w:t>
+      </w:r>
+    </w:p>
+    <w:p>
+      <w:pPr>
+        <w:pStyle w:val="Heading3"/>
+      </w:pPr>
+      <w:r>
+        <w:t>02. Follow the deciding steps</w:t>
+      </w:r>
+    </w:p>
+    <w:p>
+      <w:r>
+        <w:drawing>
+          <wp:inline xmlns:a="http://schemas.openxmlformats.org/drawingml/2006/main" xmlns:pic="http://schemas.openxmlformats.org/drawingml/2006/picture">
+            <wp:extent cx="5486400" cy="3182112"/>
+            <wp:docPr id="4" name="Picture 4" descr="Left window: Values1, 4, 3, 2: max 4, mean 2.5. → Right window: Values2, 0, 5, 1: max 5, mean 2. → Compare summaries: Max map [[4, 5]], mean map [[2.5, 2]], both shape1×2."/>
+            <wp:cNvGraphicFramePr>
+              <a:graphicFrameLocks noChangeAspect="1"/>
+            </wp:cNvGraphicFramePr>
+            <a:graphic>
+              <a:graphicData uri="http://schemas.openxmlformats.org/drawingml/2006/picture">
+                <pic:pic>
+                  <pic:nvPicPr>
+                    <pic:cNvPr id="0" name="academy-story-ai-5-22-02.png"/>
+                    <pic:cNvPicPr/>
+                  </pic:nvPicPr>
+                  <pic:blipFill>
+                    <a:blip r:embed="rId12"/>
+                    <a:stretch>
+                      <a:fillRect/>
+                    </a:stretch>
+                  </pic:blipFill>
+                  <pic:spPr>
+                    <a:xfrm>
+                      <a:off x="0" y="0"/>
+                      <a:ext cx="5486400" cy="3182112"/>
+                    </a:xfrm>
+                    <a:prstGeom prst="rect"/>
+                  </pic:spPr>
+                </pic:pic>
+              </a:graphicData>
+            </a:graphic>
+          </wp:inline>
+        </w:drawing>
+      </w:r>
+    </w:p>
+    <w:p>
+      <w:pPr>
+        <w:spacing w:line="336" w:lineRule="auto" w:after="180"/>
+      </w:pPr>
+      <w:r>
+        <w:rPr>
+          <w:b w:val="0"/>
+        </w:rPr>
+        <w:t>Left window: Values1, 4, 3, 2: max 4, mean 2.5. → Right window: Values2, 0, 5, 1: max 5, mean 2. → Compare summaries: Max map [[4, 5]], mean map [[2.5, 2]], both shape1×2.</w:t>
+      </w:r>
+    </w:p>
+    <w:p>
+      <w:pPr>
+        <w:spacing w:line="336" w:lineRule="auto" w:after="180"/>
+        <w:shd w:fill="F5F1FB"/>
+      </w:pPr>
+      <w:r>
+        <w:rPr>
+          <w:b w:val="0"/>
+        </w:rPr>
+        <w:t xml:space="preserve">Point to each numbered stage and explain which recorded </w:t>
+      </w:r>
+      <w:r>
+        <w:rPr>
+          <w:b/>
+        </w:rPr>
+        <w:t>input</w:t>
+      </w:r>
+      <w:r>
+        <w:rPr>
+          <w:b w:val="0"/>
+        </w:rPr>
+        <w:t xml:space="preserve"> it uses.</w:t>
+      </w:r>
+    </w:p>
+    <w:p>
+      <w:pPr>
+        <w:pStyle w:val="Heading3"/>
+      </w:pPr>
+      <w:r>
+        <w:t>My picture explanation, deciding evidence and one limit</w:t>
+      </w:r>
+    </w:p>
+    <w:p>
+      <w:r>
+        <w:t>________________________________________________________________</w:t>
+      </w:r>
+    </w:p>
+    <w:p>
+      <w:r>
+        <w:t>________________________________________________________________</w:t>
+      </w:r>
+    </w:p>
+    <w:p>
+      <w:r>
+        <w:t>________________________________________________________________</w:t>
+      </w:r>
+    </w:p>
+    <w:p>
+      <w:r>
+        <w:t>________________________________________________________________</w:t>
+      </w:r>
+    </w:p>
+    <w:p>
+      <w:pPr>
+        <w:pStyle w:val="Heading3"/>
+      </w:pPr>
+      <w:r>
+        <w:t>03. Two adjacent pooling windows</w:t>
+      </w:r>
+    </w:p>
+    <w:p>
+      <w:r>
+        <w:drawing>
+          <wp:inline xmlns:a="http://schemas.openxmlformats.org/drawingml/2006/main" xmlns:pic="http://schemas.openxmlformats.org/drawingml/2006/picture">
+            <wp:extent cx="5486400" cy="3096768"/>
+            <wp:docPr id="5" name="Picture 5" descr="Two adjacent pooling windows. row0: left0 = 1, left1 = 4, right0 = 2, right1 = 0. row1: left0 = 3, left1 = 2, right0 = 5, right1 = 1."/>
+            <wp:cNvGraphicFramePr>
+              <a:graphicFrameLocks noChangeAspect="1"/>
+            </wp:cNvGraphicFramePr>
+            <a:graphic>
+              <a:graphicData uri="http://schemas.openxmlformats.org/drawingml/2006/picture">
+                <pic:pic>
+                  <pic:nvPicPr>
+                    <pic:cNvPr id="0" name="academy-story-ai-5-22-03.png"/>
+                    <pic:cNvPicPr/>
+                  </pic:nvPicPr>
+                  <pic:blipFill>
+                    <a:blip r:embed="rId13"/>
+                    <a:stretch>
+                      <a:fillRect/>
+                    </a:stretch>
+                  </pic:blipFill>
+                  <pic:spPr>
+                    <a:xfrm>
+                      <a:off x="0" y="0"/>
+                      <a:ext cx="5486400" cy="3096768"/>
+                    </a:xfrm>
+                    <a:prstGeom prst="rect"/>
+                  </pic:spPr>
+                </pic:pic>
+              </a:graphicData>
+            </a:graphic>
+          </wp:inline>
+        </w:drawing>
+      </w:r>
+    </w:p>
+    <w:p>
+      <w:pPr>
+        <w:spacing w:line="336" w:lineRule="auto" w:after="180"/>
+      </w:pPr>
+      <w:r>
+        <w:rPr>
+          <w:b w:val="0"/>
+        </w:rPr>
+        <w:t>Two adjacent pooling windows. row0: left0 = 1, left1 = 4, right0 = 2, right1 = 0. row1: left0 = 3, left1 = 2, right0 = 5, right1 = 1.</w:t>
+      </w:r>
+    </w:p>
+    <w:p>
+      <w:pPr>
+        <w:spacing w:line="336" w:lineRule="auto" w:after="180"/>
+        <w:shd w:fill="F5F1FB"/>
+      </w:pPr>
+      <w:r>
+        <w:rPr>
+          <w:b w:val="0"/>
+        </w:rPr>
+        <w:t>Read the labels and values. Explain the relationship the model shows.</w:t>
+      </w:r>
+    </w:p>
+    <w:p>
+      <w:pPr>
+        <w:pStyle w:val="Heading3"/>
+      </w:pPr>
+      <w:r>
+        <w:t>My picture explanation, deciding evidence and one limit</w:t>
+      </w:r>
+    </w:p>
+    <w:p>
+      <w:r>
+        <w:t>________________________________________________________________</w:t>
+      </w:r>
+    </w:p>
+    <w:p>
+      <w:r>
+        <w:t>________________________________________________________________</w:t>
+      </w:r>
+    </w:p>
+    <w:p>
+      <w:r>
+        <w:t>________________________________________________________________</w:t>
+      </w:r>
+    </w:p>
+    <w:p>
+      <w:r>
+        <w:t>________________________________________________________________</w:t>
+      </w:r>
+    </w:p>
+    <w:p>
+      <w:pPr>
+        <w:pStyle w:val="Heading3"/>
+      </w:pPr>
+      <w:r>
+        <w:t>04. Change one thing. Trace what follows.</w:t>
+      </w:r>
+    </w:p>
+    <w:p>
+      <w:r>
+        <w:drawing>
+          <wp:inline xmlns:a="http://schemas.openxmlformats.org/drawingml/2006/main" xmlns:pic="http://schemas.openxmlformats.org/drawingml/2006/picture">
+            <wp:extent cx="5486400" cy="3026664"/>
+            <wp:docPr id="6" name="Picture 6" descr="Original case: Max map [[4, 5]], mean map [[2.5, 2]], both shape1×2. Changed condition: Swap1 and 4 within the left window. Expected result: Both pooled maps remain unchanged. Reason: Max and mean ignore the positions of values inside the same window."/>
+            <wp:cNvGraphicFramePr>
+              <a:graphicFrameLocks noChangeAspect="1"/>
+            </wp:cNvGraphicFramePr>
+            <a:graphic>
+              <a:graphicData uri="http://schemas.openxmlformats.org/drawingml/2006/picture">
+                <pic:pic>
+                  <pic:nvPicPr>
+                    <pic:cNvPr id="0" name="academy-story-ai-5-22-04.png"/>
+                    <pic:cNvPicPr/>
+                  </pic:nvPicPr>
+                  <pic:blipFill>
+                    <a:blip r:embed="rId14"/>
+                    <a:stretch>
+                      <a:fillRect/>
+                    </a:stretch>
+                  </pic:blipFill>
+                  <pic:spPr>
+                    <a:xfrm>
+                      <a:off x="0" y="0"/>
+                      <a:ext cx="5486400" cy="3026664"/>
+                    </a:xfrm>
+                    <a:prstGeom prst="rect"/>
+                  </pic:spPr>
+                </pic:pic>
+              </a:graphicData>
+            </a:graphic>
+          </wp:inline>
+        </w:drawing>
+      </w:r>
+    </w:p>
+    <w:p>
+      <w:pPr>
+        <w:spacing w:line="336" w:lineRule="auto" w:after="180"/>
+      </w:pPr>
+      <w:r>
+        <w:rPr>
+          <w:b w:val="0"/>
+        </w:rPr>
+        <w:t>Original case: Max map [[4, 5]], mean map [[2.5, 2]], both shape1×2. Changed condition: Swap1 and 4 within the left window. Expected result: Both pooled maps remain unchanged.</w:t>
+      </w:r>
+    </w:p>
+    <w:p>
+      <w:pPr>
+        <w:spacing w:line="336" w:lineRule="auto" w:after="180"/>
+      </w:pPr>
+      <w:r>
+        <w:rPr>
+          <w:b w:val="0"/>
+        </w:rPr>
+        <w:t>Reason: Max and mean ignore the positions of values inside the same window.</w:t>
+      </w:r>
+    </w:p>
+    <w:p>
+      <w:pPr>
+        <w:spacing w:line="336" w:lineRule="auto" w:after="180"/>
+        <w:shd w:fill="F5F1FB"/>
+      </w:pPr>
+      <w:r>
+        <w:rPr>
+          <w:b w:val="0"/>
+        </w:rPr>
+        <w:t>Predict before checking the worked changed-case result. Name what changed and what the supplied facts allow you to conclude.</w:t>
+      </w:r>
+    </w:p>
+    <w:p>
+      <w:pPr>
+        <w:pStyle w:val="Heading3"/>
+      </w:pPr>
+      <w:r>
+        <w:t>My picture explanation, deciding evidence and one limit</w:t>
+      </w:r>
+    </w:p>
+    <w:p>
+      <w:r>
+        <w:t>________________________________________________________________</w:t>
+      </w:r>
+    </w:p>
+    <w:p>
+      <w:r>
+        <w:t>________________________________________________________________</w:t>
+      </w:r>
+    </w:p>
+    <w:p>
+      <w:r>
+        <w:t>________________________________________________________________</w:t>
+      </w:r>
+    </w:p>
+    <w:p>
+      <w:r>
+        <w:t>________________________________________________________________</w:t>
+      </w:r>
+    </w:p>
+    <w:p>
+      <w:pPr>
+        <w:pStyle w:val="Heading3"/>
+      </w:pPr>
+      <w:r>
+        <w:t>05. Connect the explanation to its limit</w:t>
+      </w:r>
+    </w:p>
+    <w:p>
+      <w:r>
+        <w:drawing>
+          <wp:inline xmlns:a="http://schemas.openxmlformats.org/drawingml/2006/main" xmlns:pic="http://schemas.openxmlformats.org/drawingml/2006/picture">
+            <wp:extent cx="5486400" cy="2941320"/>
+            <wp:docPr id="7" name="Picture 7" descr="Pooling compresses each local window into a summary. Maximum keeps its largest value; mean keeps its average. Neither summary records where each value appeared. Swapping values inside one window leaves both summaries unchanged here, so the pooled output cannot reconstruct the original arrangement. The chosen window, stride and boundary policy determine the output shape. Limit: Pooling is a declared aggregation, not automatic improvement; losing location can harm tasks that need precise positions."/>
+            <wp:cNvGraphicFramePr>
+              <a:graphicFrameLocks noChangeAspect="1"/>
+            </wp:cNvGraphicFramePr>
+            <a:graphic>
+              <a:graphicData uri="http://schemas.openxmlformats.org/drawingml/2006/picture">
+                <pic:pic>
+                  <pic:nvPicPr>
+                    <pic:cNvPr id="0" name="academy-story-ai-5-22-05.png"/>
+                    <pic:cNvPicPr/>
+                  </pic:nvPicPr>
+                  <pic:blipFill>
+                    <a:blip r:embed="rId15"/>
+                    <a:stretch>
+                      <a:fillRect/>
+                    </a:stretch>
+                  </pic:blipFill>
+                  <pic:spPr>
+                    <a:xfrm>
+                      <a:off x="0" y="0"/>
+                      <a:ext cx="5486400" cy="2941320"/>
+                    </a:xfrm>
+                    <a:prstGeom prst="rect"/>
+                  </pic:spPr>
+                </pic:pic>
+              </a:graphicData>
+            </a:graphic>
+          </wp:inline>
+        </w:drawing>
+      </w:r>
+    </w:p>
+    <w:p>
+      <w:pPr>
+        <w:spacing w:line="336" w:lineRule="auto" w:after="180"/>
+      </w:pPr>
+      <w:r>
+        <w:rPr>
+          <w:b w:val="0"/>
+        </w:rPr>
+        <w:t>Pooling compresses each local window into a summary. Maximum keeps its largest value; mean keeps its average. Neither summary records where each value appeared.</w:t>
+      </w:r>
+    </w:p>
+    <w:p>
+      <w:pPr>
+        <w:spacing w:line="336" w:lineRule="auto" w:after="180"/>
+      </w:pPr>
+      <w:r>
+        <w:rPr>
+          <w:b w:val="0"/>
+        </w:rPr>
+        <w:t xml:space="preserve">Swapping values inside one window leaves both summaries unchanged here, so the pooled </w:t>
+      </w:r>
+      <w:r>
+        <w:rPr>
+          <w:b/>
+        </w:rPr>
+        <w:t>output</w:t>
+      </w:r>
+      <w:r>
+        <w:rPr>
+          <w:b w:val="0"/>
+        </w:rPr>
+        <w:t xml:space="preserve"> cannot reconstruct the original arrangement. The chosen window, stride and boundary policy determine the </w:t>
+      </w:r>
+      <w:r>
+        <w:rPr>
+          <w:b/>
+        </w:rPr>
+        <w:t>output</w:t>
+      </w:r>
+      <w:r>
+        <w:rPr>
+          <w:b w:val="0"/>
+        </w:rPr>
+        <w:t xml:space="preserve"> shape.</w:t>
+      </w:r>
+    </w:p>
+    <w:p>
+      <w:pPr>
+        <w:spacing w:line="336" w:lineRule="auto" w:after="180"/>
+      </w:pPr>
+      <w:r>
+        <w:rPr>
+          <w:b w:val="0"/>
+        </w:rPr>
+        <w:t>Limit: Pooling is a declared aggregation, not automatic improvement; losing location can harm tasks that need precise positions.</w:t>
+      </w:r>
+    </w:p>
+    <w:p>
+      <w:pPr>
+        <w:spacing w:line="336" w:lineRule="auto" w:after="180"/>
+        <w:shd w:fill="F5F1FB"/>
+      </w:pPr>
+      <w:r>
+        <w:rPr>
+          <w:b w:val="0"/>
+        </w:rPr>
+        <w:t>Explain the case, then point to a limit on the claim.</w:t>
+      </w:r>
+    </w:p>
+    <w:p>
+      <w:pPr>
+        <w:pStyle w:val="Heading3"/>
+      </w:pPr>
+      <w:r>
+        <w:t>My picture explanation, deciding evidence and one limit</w:t>
+      </w:r>
+    </w:p>
+    <w:p>
+      <w:r>
+        <w:t>________________________________________________________________</w:t>
+      </w:r>
+    </w:p>
+    <w:p>
+      <w:r>
+        <w:t>________________________________________________________________</w:t>
+      </w:r>
+    </w:p>
+    <w:p>
+      <w:r>
+        <w:t>________________________________________________________________</w:t>
+      </w:r>
+    </w:p>
+    <w:p>
+      <w:r>
+        <w:t>________________________________________________________________</w:t>
+      </w:r>
+    </w:p>
+    <w:p>
+      <w:pPr>
+        <w:pStyle w:val="Heading3"/>
+      </w:pPr>
+      <w:r>
+        <w:t>06. Make the idea visible in your project</w:t>
+      </w:r>
+    </w:p>
+    <w:p>
+      <w:r>
+        <w:drawing>
+          <wp:inline xmlns:a="http://schemas.openxmlformats.org/drawingml/2006/main" xmlns:pic="http://schemas.openxmlformats.org/drawingml/2006/picture">
+            <wp:extent cx="5486400" cy="3681984"/>
+            <wp:docPr id="8" name="Picture 8" descr="For your Image-pattern Network Investigation, save the input, procedure, observed result and limitation of this check. Label this worked example as practice; use a different, previously unreviewed case when checking independent understanding. Draw your input, deciding step, result and limit. Supported question: Can the max map reveal where the 4 originally appeared? Point to the relevant step in the picture, then write the changed result and the rule or evidence that supports it."/>
+            <wp:cNvGraphicFramePr>
+              <a:graphicFrameLocks noChangeAspect="1"/>
+            </wp:cNvGraphicFramePr>
+            <a:graphic>
+              <a:graphicData uri="http://schemas.openxmlformats.org/drawingml/2006/picture">
+                <pic:pic>
+                  <pic:nvPicPr>
+                    <pic:cNvPr id="0" name="academy-story-ai-5-22-06.png"/>
+                    <pic:cNvPicPr/>
+                  </pic:nvPicPr>
+                  <pic:blipFill>
+                    <a:blip r:embed="rId16"/>
+                    <a:stretch>
+                      <a:fillRect/>
+                    </a:stretch>
+                  </pic:blipFill>
+                  <pic:spPr>
+                    <a:xfrm>
+                      <a:off x="0" y="0"/>
+                      <a:ext cx="5486400" cy="3681984"/>
+                    </a:xfrm>
+                    <a:prstGeom prst="rect"/>
+                  </pic:spPr>
+                </pic:pic>
+              </a:graphicData>
+            </a:graphic>
+          </wp:inline>
+        </w:drawing>
+      </w:r>
+    </w:p>
+    <w:p>
+      <w:pPr>
+        <w:spacing w:line="336" w:lineRule="auto" w:after="180"/>
+      </w:pPr>
+      <w:r>
+        <w:rPr>
+          <w:b w:val="0"/>
+        </w:rPr>
+        <w:t xml:space="preserve">For your Image-pattern Network Investigation, save the </w:t>
+      </w:r>
+      <w:r>
+        <w:rPr>
+          <w:b/>
+        </w:rPr>
+        <w:t>input</w:t>
+      </w:r>
+      <w:r>
+        <w:rPr>
+          <w:b w:val="0"/>
+        </w:rPr>
+        <w:t>, procedure, observed result and limitation of this check.</w:t>
+      </w:r>
+    </w:p>
+    <w:p>
+      <w:pPr>
+        <w:spacing w:line="336" w:lineRule="auto" w:after="180"/>
+      </w:pPr>
+      <w:r>
+        <w:rPr>
+          <w:b w:val="0"/>
+        </w:rPr>
+        <w:t xml:space="preserve">Label this worked example as practice; use a different, previously unreviewed case when checking independent understanding. Draw your </w:t>
+      </w:r>
+      <w:r>
+        <w:rPr>
+          <w:b/>
+        </w:rPr>
+        <w:t>input</w:t>
+      </w:r>
+      <w:r>
+        <w:rPr>
+          <w:b w:val="0"/>
+        </w:rPr>
+        <w:t>, deciding step, result and limit.</w:t>
+      </w:r>
+    </w:p>
+    <w:p>
+      <w:pPr>
+        <w:spacing w:line="336" w:lineRule="auto" w:after="180"/>
+      </w:pPr>
+      <w:r>
+        <w:rPr>
+          <w:b w:val="0"/>
+        </w:rPr>
+        <w:t xml:space="preserve">Supported question: Can the max map reveal where the 4 originally appeared? Point to the relevant step in the picture, then write the changed result and the rule or </w:t>
+      </w:r>
+      <w:r>
+        <w:rPr>
+          <w:b/>
+        </w:rPr>
+        <w:t>evidence</w:t>
+      </w:r>
+      <w:r>
+        <w:rPr>
+          <w:b w:val="0"/>
+        </w:rPr>
+        <w:t xml:space="preserve"> that supports it.</w:t>
+      </w:r>
+    </w:p>
+    <w:p>
+      <w:pPr>
+        <w:spacing w:line="336" w:lineRule="auto" w:after="180"/>
+        <w:shd w:fill="F5F1FB"/>
+      </w:pPr>
+      <w:r>
+        <w:rPr>
+          <w:b w:val="0"/>
+        </w:rPr>
+        <w:t xml:space="preserve">Draw your project trace and justify the deciding step using </w:t>
+      </w:r>
+      <w:r>
+        <w:rPr>
+          <w:b/>
+        </w:rPr>
+        <w:t>evidence</w:t>
+      </w:r>
+      <w:r>
+        <w:rPr>
+          <w:b w:val="0"/>
+        </w:rPr>
+        <w:t>.</w:t>
+      </w:r>
+    </w:p>
+    <w:p>
+      <w:pPr>
+        <w:pStyle w:val="Heading3"/>
+      </w:pPr>
+      <w:r>
+        <w:t>My picture explanation, deciding evidence and one limit</w:t>
       </w:r>
     </w:p>
     <w:p>

--- a/downloads/workbook/ai-5-week-22.docx
+++ b/downloads/workbook/ai-5-week-22.docx
@@ -168,6 +168,361 @@
     <w:p>
       <w:r>
         <w:t>________________________________________________________________</w:t>
+      </w:r>
+    </w:p>
+    <w:p>
+      <w:pPr>
+        <w:pStyle w:val="Heading3"/>
+      </w:pPr>
+      <w:r>
+        <w:t>Lesson reference for workbook practice</w:t>
+      </w:r>
+    </w:p>
+    <w:p>
+      <w:pPr>
+        <w:spacing w:line="336" w:lineRule="auto" w:after="180"/>
+        <w:shd w:fill="F1F6F8"/>
+      </w:pPr>
+      <w:r>
+        <w:rPr>
+          <w:b w:val="0"/>
+        </w:rPr>
+        <w:t>Use this reference for the original W1–W3 and W5 exercises. The separately named independent case supplies its own changed facts; use those facts for that attempt before feedback.</w:t>
+      </w:r>
+    </w:p>
+    <w:p>
+      <w:pPr>
+        <w:spacing w:line="336" w:lineRule="auto" w:after="180"/>
+      </w:pPr>
+      <w:r>
+        <w:rPr>
+          <w:b w:val="0"/>
+        </w:rPr>
+        <w:t>A fictional single-channel feature map has rows [1, 4, 2, 0], [3, 2, 5, 1], [0, 6, 1, 3] and [2, 4, 2, 7]. Use a 2 by 2 window, stride 2, no padding and only complete windows. Coordinates are zero-based.</w:t>
+      </w:r>
+    </w:p>
+    <w:p>
+      <w:pPr>
+        <w:spacing w:line="336" w:lineRule="auto" w:after="180"/>
+      </w:pPr>
+      <w:r>
+        <w:rPr>
+          <w:b w:val="0"/>
+        </w:rPr>
+        <w:t>The four starts are [0, 0], [0, 2], [2, 0] and [2, 2].</w:t>
+      </w:r>
+    </w:p>
+    <w:p>
+      <w:pPr>
+        <w:spacing w:line="336" w:lineRule="auto" w:after="180"/>
+      </w:pPr>
+      <w:r>
+        <w:rPr>
+          <w:b/>
+        </w:rPr>
+        <w:t>Max pooling</w:t>
+      </w:r>
+      <w:r>
+        <w:rPr>
+          <w:b w:val="0"/>
+        </w:rPr>
+        <w:t xml:space="preserve"> keeps the largest value in each window. </w:t>
+      </w:r>
+      <w:r>
+        <w:rPr>
+          <w:b/>
+        </w:rPr>
+        <w:t>Mean pooling</w:t>
+      </w:r>
+      <w:r>
+        <w:rPr>
+          <w:b w:val="0"/>
+        </w:rPr>
+        <w:t xml:space="preserve"> adds the four values and divides by 4. Neither operation learns weights in this lesson.</w:t>
+      </w:r>
+    </w:p>
+    <w:p>
+      <w:pPr>
+        <w:spacing w:line="336" w:lineRule="auto" w:after="180"/>
+      </w:pPr>
+      <w:r>
+        <w:rPr>
+          <w:b w:val="0"/>
+        </w:rPr>
+        <w:t>These are fixed summaries of the incoming feature map, unlike the trainable kernel parameters introduced last week.</w:t>
+      </w:r>
+    </w:p>
+    <w:tbl>
+      <w:tblPr>
+        <w:tblStyle w:val="LightShading-Accent1"/>
+        <w:tblW w:type="auto" w:w="0"/>
+        <w:tblLook w:firstColumn="1" w:firstRow="1" w:lastColumn="0" w:lastRow="0" w:noHBand="0" w:noVBand="1" w:val="04A0"/>
+      </w:tblPr>
+      <w:tblGrid>
+        <w:gridCol w:w="2556"/>
+        <w:gridCol w:w="2556"/>
+        <w:gridCol w:w="2556"/>
+        <w:gridCol w:w="2556"/>
+      </w:tblGrid>
+      <w:tr>
+        <w:trPr>
+          <w:tblHeader/>
+        </w:trPr>
+        <w:tc>
+          <w:tcPr>
+            <w:tcW w:type="dxa" w:w="2556"/>
+          </w:tcPr>
+          <w:p>
+            <w:r>
+              <w:t>Window start</w:t>
+            </w:r>
+          </w:p>
+        </w:tc>
+        <w:tc>
+          <w:tcPr>
+            <w:tcW w:type="dxa" w:w="2556"/>
+          </w:tcPr>
+          <w:p>
+            <w:r>
+              <w:t>Values</w:t>
+            </w:r>
+          </w:p>
+        </w:tc>
+        <w:tc>
+          <w:tcPr>
+            <w:tcW w:type="dxa" w:w="2556"/>
+          </w:tcPr>
+          <w:p>
+            <w:r>
+              <w:t>Maximum</w:t>
+            </w:r>
+          </w:p>
+        </w:tc>
+        <w:tc>
+          <w:tcPr>
+            <w:tcW w:type="dxa" w:w="2556"/>
+          </w:tcPr>
+          <w:p>
+            <w:r>
+              <w:t>Mean</w:t>
+            </w:r>
+          </w:p>
+        </w:tc>
+      </w:tr>
+      <w:tr>
+        <w:tc>
+          <w:tcPr>
+            <w:tcW w:type="dxa" w:w="2556"/>
+          </w:tcPr>
+          <w:p>
+            <w:r>
+              <w:t>[0, 0]</w:t>
+            </w:r>
+          </w:p>
+        </w:tc>
+        <w:tc>
+          <w:tcPr>
+            <w:tcW w:type="dxa" w:w="2556"/>
+          </w:tcPr>
+          <w:p>
+            <w:r>
+              <w:t>1, 4, 3, 2</w:t>
+            </w:r>
+          </w:p>
+        </w:tc>
+        <w:tc>
+          <w:tcPr>
+            <w:tcW w:type="dxa" w:w="2556"/>
+          </w:tcPr>
+          <w:p>
+            <w:r>
+              <w:t>4</w:t>
+            </w:r>
+          </w:p>
+        </w:tc>
+        <w:tc>
+          <w:tcPr>
+            <w:tcW w:type="dxa" w:w="2556"/>
+          </w:tcPr>
+          <w:p>
+            <w:r>
+              <w:t>2.5</w:t>
+            </w:r>
+          </w:p>
+        </w:tc>
+      </w:tr>
+      <w:tr>
+        <w:tc>
+          <w:tcPr>
+            <w:tcW w:type="dxa" w:w="2556"/>
+          </w:tcPr>
+          <w:p>
+            <w:r>
+              <w:t>[0, 2]</w:t>
+            </w:r>
+          </w:p>
+        </w:tc>
+        <w:tc>
+          <w:tcPr>
+            <w:tcW w:type="dxa" w:w="2556"/>
+          </w:tcPr>
+          <w:p>
+            <w:r>
+              <w:t>2, 0, 5, 1</w:t>
+            </w:r>
+          </w:p>
+        </w:tc>
+        <w:tc>
+          <w:tcPr>
+            <w:tcW w:type="dxa" w:w="2556"/>
+          </w:tcPr>
+          <w:p>
+            <w:r>
+              <w:t>5</w:t>
+            </w:r>
+          </w:p>
+        </w:tc>
+        <w:tc>
+          <w:tcPr>
+            <w:tcW w:type="dxa" w:w="2556"/>
+          </w:tcPr>
+          <w:p>
+            <w:r>
+              <w:t>2</w:t>
+            </w:r>
+          </w:p>
+        </w:tc>
+      </w:tr>
+      <w:tr>
+        <w:tc>
+          <w:tcPr>
+            <w:tcW w:type="dxa" w:w="2556"/>
+          </w:tcPr>
+          <w:p>
+            <w:r>
+              <w:t>[2, 0]</w:t>
+            </w:r>
+          </w:p>
+        </w:tc>
+        <w:tc>
+          <w:tcPr>
+            <w:tcW w:type="dxa" w:w="2556"/>
+          </w:tcPr>
+          <w:p>
+            <w:r>
+              <w:t>0, 6, 2, 4</w:t>
+            </w:r>
+          </w:p>
+        </w:tc>
+        <w:tc>
+          <w:tcPr>
+            <w:tcW w:type="dxa" w:w="2556"/>
+          </w:tcPr>
+          <w:p>
+            <w:r>
+              <w:t>6</w:t>
+            </w:r>
+          </w:p>
+        </w:tc>
+        <w:tc>
+          <w:tcPr>
+            <w:tcW w:type="dxa" w:w="2556"/>
+          </w:tcPr>
+          <w:p>
+            <w:r>
+              <w:t>3</w:t>
+            </w:r>
+          </w:p>
+        </w:tc>
+      </w:tr>
+      <w:tr>
+        <w:tc>
+          <w:tcPr>
+            <w:tcW w:type="dxa" w:w="2556"/>
+          </w:tcPr>
+          <w:p>
+            <w:r>
+              <w:t>[2, 2]</w:t>
+            </w:r>
+          </w:p>
+        </w:tc>
+        <w:tc>
+          <w:tcPr>
+            <w:tcW w:type="dxa" w:w="2556"/>
+          </w:tcPr>
+          <w:p>
+            <w:r>
+              <w:t>1, 3, 2, 7</w:t>
+            </w:r>
+          </w:p>
+        </w:tc>
+        <w:tc>
+          <w:tcPr>
+            <w:tcW w:type="dxa" w:w="2556"/>
+          </w:tcPr>
+          <w:p>
+            <w:r>
+              <w:t>7</w:t>
+            </w:r>
+          </w:p>
+        </w:tc>
+        <w:tc>
+          <w:tcPr>
+            <w:tcW w:type="dxa" w:w="2556"/>
+          </w:tcPr>
+          <w:p>
+            <w:r>
+              <w:t>3.25</w:t>
+            </w:r>
+          </w:p>
+        </w:tc>
+      </w:tr>
+    </w:tbl>
+    <w:p>
+      <w:pPr>
+        <w:spacing w:line="336" w:lineRule="auto" w:after="180"/>
+      </w:pPr>
+      <w:r>
+        <w:rPr>
+          <w:b w:val="0"/>
+        </w:rPr>
+        <w:t xml:space="preserve">The max </w:t>
+      </w:r>
+      <w:r>
+        <w:rPr>
+          <w:b/>
+        </w:rPr>
+        <w:t>output</w:t>
+      </w:r>
+      <w:r>
+        <w:rPr>
+          <w:b w:val="0"/>
+        </w:rPr>
+        <w:t xml:space="preserve"> is [[4, 5], [6, 7]], and the mean </w:t>
+      </w:r>
+      <w:r>
+        <w:rPr>
+          <w:b/>
+        </w:rPr>
+        <w:t>output</w:t>
+      </w:r>
+      <w:r>
+        <w:rPr>
+          <w:b w:val="0"/>
+        </w:rPr>
+        <w:t xml:space="preserve"> is [[2.5, 2], [3, 3.25]]. Both have shape 2 by 2. Sixteen values become four, but the four </w:t>
+      </w:r>
+      <w:r>
+        <w:rPr>
+          <w:b/>
+        </w:rPr>
+        <w:t>output</w:t>
+      </w:r>
+      <w:r>
+        <w:rPr>
+          <w:b w:val="0"/>
+        </w:rPr>
+        <w:t>s still preserve the coarse arrangement of the four regions.</w:t>
       </w:r>
     </w:p>
     <w:p>
@@ -1188,7 +1543,7 @@
         <w:rPr>
           <w:b w:val="0"/>
         </w:rPr>
-        <w:t>Feature map rows [1, 4, 2, 0],[3, 2, 5, 1]. Pool non-overlapping2×2 windows, stride2, no padding.</w:t>
+        <w:t>Feature map rows [1, 4, 2, 0],[3, 2, 5, 1]. Pool non-overlapping 2×2 windows, stride 2, no padding.</w:t>
       </w:r>
     </w:p>
     <w:p>
@@ -1255,7 +1610,7 @@
         <w:drawing>
           <wp:inline xmlns:a="http://schemas.openxmlformats.org/drawingml/2006/main" xmlns:pic="http://schemas.openxmlformats.org/drawingml/2006/picture">
             <wp:extent cx="5486400" cy="5145314"/>
-            <wp:docPr id="2" name="Picture 2" descr="Pooling and spatial information. Left window: Values1, 4, 3, 2: max 4, mean 2.5.. Right window: Values2, 0, 5, 1: max 5, mean 2.. Compare summaries: Max map [[4, 5]], mean map [[2.5, 2]], both shape1×2."/>
+            <wp:docPr id="2" name="Picture 2" descr="Pooling and spatial information. Left window: Values 1, 4, 3, 2: max 4, mean 2.5.. Right window: Values 2, 0, 5, 1: max 5, mean 2.. Compare summaries: Max map [[4, 5]], mean map [[2.5, 2]], both shape 1×2."/>
             <wp:cNvGraphicFramePr>
               <a:graphicFrameLocks noChangeAspect="1"/>
             </wp:cNvGraphicFramePr>
@@ -1682,7 +2037,7 @@
         <w:rPr>
           <w:b w:val="0"/>
         </w:rPr>
-        <w:t>Which labelled step matches this detail? Max map [[4, 5]], mean map [[2.5, 2]], both shape1×2.</w:t>
+        <w:t>Which labelled step matches this detail? Max map [[4, 5]], mean map [[2.5, 2]], both shape 1×2.</w:t>
       </w:r>
     </w:p>
     <w:p>
@@ -1791,7 +2146,7 @@
         <w:rPr>
           <w:b w:val="0"/>
         </w:rPr>
-        <w:t>After your attempt, compare with the supported explanation: Compare summaries Max map [[4, 5]], mean map [[2.5, 2]], both shape1×2. Pooling compresses each local window into a summary.</w:t>
+        <w:t>After your attempt, compare with the supported explanation: Compare summaries Max map [[4, 5]], mean map [[2.5, 2]], both shape 1×2. Pooling compresses each local window into a summary.</w:t>
       </w:r>
     </w:p>
     <w:p>
@@ -1867,7 +2222,7 @@
         <w:rPr>
           <w:b w:val="0"/>
         </w:rPr>
-        <w:t>Changed-case practice: Swap1 and 4 within the left window. Which conclusion is supported by the supplied facts?</w:t>
+        <w:t>Changed-case practice: Swap 1 and 4 within the left window. Which conclusion is supported by the supplied facts?</w:t>
       </w:r>
     </w:p>
     <w:p>
@@ -2304,7 +2659,7 @@
         <w:drawing>
           <wp:inline xmlns:a="http://schemas.openxmlformats.org/drawingml/2006/main" xmlns:pic="http://schemas.openxmlformats.org/drawingml/2006/picture">
             <wp:extent cx="5486400" cy="3142488"/>
-            <wp:docPr id="3" name="Picture 3" descr="Pool a small map and show the detail it cannot retain. Supplied facts: Feature map rows [1, 4, 2, 0],[3, 2, 5, 1]. Pool non-overlapping2×2 windows, stride2, no padding. All inputs and outcomes in this worked example are invented classroom data; no real model run is claimed."/>
+            <wp:docPr id="3" name="Picture 3" descr="Pool a small map and show the detail it cannot retain. Supplied facts: Feature map rows [1, 4, 2, 0],[3, 2, 5, 1]. Pool non-overlapping 2×2 windows, stride 2, no padding. All inputs and outcomes in this worked example are invented classroom data; no real model run is claimed."/>
             <wp:cNvGraphicFramePr>
               <a:graphicFrameLocks noChangeAspect="1"/>
             </wp:cNvGraphicFramePr>
@@ -2343,7 +2698,7 @@
         <w:rPr>
           <w:b w:val="0"/>
         </w:rPr>
-        <w:t>Pool a small map and show the detail it cannot retain. Supplied facts: Feature map rows [1, 4, 2, 0],[3, 2, 5, 1]. Pool non-overlapping2×2 windows, stride2, no padding.</w:t>
+        <w:t>Pool a small map and show the detail it cannot retain. Supplied facts: Feature map rows [1, 4, 2, 0],[3, 2, 5, 1]. Pool non-overlapping 2×2 windows, stride 2, no padding.</w:t>
       </w:r>
     </w:p>
     <w:p>
@@ -2422,7 +2777,7 @@
         <w:drawing>
           <wp:inline xmlns:a="http://schemas.openxmlformats.org/drawingml/2006/main" xmlns:pic="http://schemas.openxmlformats.org/drawingml/2006/picture">
             <wp:extent cx="5486400" cy="3182112"/>
-            <wp:docPr id="4" name="Picture 4" descr="Left window: Values1, 4, 3, 2: max 4, mean 2.5. → Right window: Values2, 0, 5, 1: max 5, mean 2. → Compare summaries: Max map [[4, 5]], mean map [[2.5, 2]], both shape1×2."/>
+            <wp:docPr id="4" name="Picture 4" descr="Left window: Values 1, 4, 3, 2: max 4, mean 2.5. → Right window: Values 2, 0, 5, 1: max 5, mean 2. → Compare summaries: Max map [[4, 5]], mean map [[2.5, 2]], both shape 1×2."/>
             <wp:cNvGraphicFramePr>
               <a:graphicFrameLocks noChangeAspect="1"/>
             </wp:cNvGraphicFramePr>
@@ -2461,7 +2816,7 @@
         <w:rPr>
           <w:b w:val="0"/>
         </w:rPr>
-        <w:t>Left window: Values1, 4, 3, 2: max 4, mean 2.5. → Right window: Values2, 0, 5, 1: max 5, mean 2. → Compare summaries: Max map [[4, 5]], mean map [[2.5, 2]], both shape1×2.</w:t>
+        <w:t>Left window: Values 1, 4, 3, 2: max 4, mean 2.5. → Right window: Values 2, 0, 5, 1: max 5, mean 2. → Compare summaries: Max map [[4, 5]], mean map [[2.5, 2]], both shape 1×2.</w:t>
       </w:r>
     </w:p>
     <w:p>
@@ -2529,7 +2884,7 @@
         <w:drawing>
           <wp:inline xmlns:a="http://schemas.openxmlformats.org/drawingml/2006/main" xmlns:pic="http://schemas.openxmlformats.org/drawingml/2006/picture">
             <wp:extent cx="5486400" cy="3096768"/>
-            <wp:docPr id="5" name="Picture 5" descr="Two adjacent pooling windows. row0: left0 = 1, left1 = 4, right0 = 2, right1 = 0. row1: left0 = 3, left1 = 2, right0 = 5, right1 = 1."/>
+            <wp:docPr id="5" name="Picture 5" descr="Two adjacent pooling windows. row 0: left 0 = 1, left 1 = 4, right 0 = 2, right 1 = 0. row 1: left 0 = 3, left 1 = 2, right 0 = 5, right 1 = 1."/>
             <wp:cNvGraphicFramePr>
               <a:graphicFrameLocks noChangeAspect="1"/>
             </wp:cNvGraphicFramePr>
@@ -2568,7 +2923,7 @@
         <w:rPr>
           <w:b w:val="0"/>
         </w:rPr>
-        <w:t>Two adjacent pooling windows. row0: left0 = 1, left1 = 4, right0 = 2, right1 = 0. row1: left0 = 3, left1 = 2, right0 = 5, right1 = 1.</w:t>
+        <w:t>Two adjacent pooling windows. row 0: left 0 = 1, left 1 = 4, right 0 = 2, right 1 = 0. row 1: left 0 = 3, left 1 = 2, right 0 = 5, right 1 = 1.</w:t>
       </w:r>
     </w:p>
     <w:p>
@@ -2624,7 +2979,7 @@
         <w:drawing>
           <wp:inline xmlns:a="http://schemas.openxmlformats.org/drawingml/2006/main" xmlns:pic="http://schemas.openxmlformats.org/drawingml/2006/picture">
             <wp:extent cx="5486400" cy="3026664"/>
-            <wp:docPr id="6" name="Picture 6" descr="Original case: Max map [[4, 5]], mean map [[2.5, 2]], both shape1×2. Changed condition: Swap1 and 4 within the left window. Expected result: Both pooled maps remain unchanged. Reason: Max and mean ignore the positions of values inside the same window."/>
+            <wp:docPr id="6" name="Picture 6" descr="Original case: Max map [[4, 5]], mean map [[2.5, 2]], both shape 1×2. Changed condition: Swap 1 and 4 within the left window. Expected result: Both pooled maps remain unchanged. Reason: Max and mean ignore the positions of values inside the same window."/>
             <wp:cNvGraphicFramePr>
               <a:graphicFrameLocks noChangeAspect="1"/>
             </wp:cNvGraphicFramePr>
@@ -2663,7 +3018,7 @@
         <w:rPr>
           <w:b w:val="0"/>
         </w:rPr>
-        <w:t>Original case: Max map [[4, 5]], mean map [[2.5, 2]], both shape1×2. Changed condition: Swap1 and 4 within the left window. Expected result: Both pooled maps remain unchanged.</w:t>
+        <w:t>Original case: Max map [[4, 5]], mean map [[2.5, 2]], both shape 1×2. Changed condition: Swap 1 and 4 within the left window. Expected result: Both pooled maps remain unchanged.</w:t>
       </w:r>
     </w:p>
     <w:p>

--- a/downloads/workbook/ai-5-week-22.docx
+++ b/downloads/workbook/ai-5-week-22.docx
@@ -25,22 +25,45 @@
         <w:pStyle w:val="Heading1"/>
       </w:pPr>
       <w:r>
-        <w:t>01. Recall and choose your starting point</w:t>
-      </w:r>
-    </w:p>
-    <w:p>
-      <w:r>
-        <w:t>Record your starting explanation for Pooling and spatial information before opening notes. Show any later correction separately.</w:t>
-      </w:r>
-    </w:p>
-    <w:p>
-      <w:pPr>
-        <w:spacing w:line="336" w:lineRule="auto" w:after="180"/>
-      </w:pPr>
-      <w:r>
-        <w:rPr>
-          <w:b w:val="0"/>
-        </w:rPr>
+        <w:t>One readable pooling and spatial-information record.</w:t>
+      </w:r>
+    </w:p>
+    <w:p>
+      <w:r>
+        <w:t>Compute summaries,explain collisions and challenge unsupported movement/reconstruction claims.</w:t>
+      </w:r>
+    </w:p>
+    <w:p>
+      <w:r>
+        <w:t>W1–W3/W5 → selected new map → project spatial ledger → changed-case return.</w:t>
+      </w:r>
+    </w:p>
+    <w:p>
+      <w:pPr>
+        <w:pStyle w:val="Heading1"/>
+      </w:pPr>
+      <w:r>
+        <w:t>01. Recall · Retrieve before notes</w:t>
+      </w:r>
+    </w:p>
+    <w:p>
+      <w:r>
+        <w:t>Keep this task’s inputs,rule and response together.</w:t>
+      </w:r>
+    </w:p>
+    <w:p>
+      <w:pPr>
+        <w:pStyle w:val="Heading2"/>
+      </w:pPr>
+      <w:r>
+        <w:t>Complete task and evidence</w:t>
+      </w:r>
+    </w:p>
+    <w:p>
+      <w:pPr>
+        <w:pStyle w:val="ListBullet"/>
+      </w:pPr>
+      <w:r>
         <w:t>Try the recall before opening notes. Then use a different colour or a labelled second line to correct your explanation.</w:t>
       </w:r>
     </w:p>
@@ -54,12 +77,9 @@
     </w:p>
     <w:p>
       <w:pPr>
-        <w:spacing w:line="336" w:lineRule="auto" w:after="180"/>
-      </w:pPr>
-      <w:r>
-        <w:rPr>
-          <w:b w:val="0"/>
-        </w:rPr>
+        <w:pStyle w:val="ListBullet"/>
+      </w:pPr>
+      <w:r>
         <w:t>Without opening the old lesson, explain one key idea from Convolution as a local operation. Give an example and a mistake that the idea helps you avoid.</w:t>
       </w:r>
     </w:p>
@@ -96,12 +116,9 @@
     </w:p>
     <w:p>
       <w:pPr>
-        <w:spacing w:line="336" w:lineRule="auto" w:after="180"/>
-      </w:pPr>
-      <w:r>
-        <w:rPr>
-          <w:b w:val="0"/>
-        </w:rPr>
+        <w:pStyle w:val="ListBullet"/>
+      </w:pPr>
+      <w:r>
         <w:t>Without opening the old lesson, explain one key idea from Learned representations. Give an example and a mistake that the idea helps you avoid.</w:t>
       </w:r>
     </w:p>
@@ -138,12 +155,9 @@
     </w:p>
     <w:p>
       <w:pPr>
-        <w:spacing w:line="336" w:lineRule="auto" w:after="180"/>
-      </w:pPr>
-      <w:r>
-        <w:rPr>
-          <w:b w:val="0"/>
-        </w:rPr>
+        <w:pStyle w:val="ListBullet"/>
+      </w:pPr>
+      <w:r>
         <w:t>Without opening the old lesson, explain one key idea from Regularisation and early stopping. Give an example and a mistake that the idea helps you avoid.</w:t>
       </w:r>
     </w:p>
@@ -180,76 +194,26 @@
     </w:p>
     <w:p>
       <w:pPr>
-        <w:spacing w:line="336" w:lineRule="auto" w:after="180"/>
-        <w:shd w:fill="F1F6F8"/>
-      </w:pPr>
-      <w:r>
-        <w:rPr>
-          <w:b w:val="0"/>
-        </w:rPr>
+        <w:pStyle w:val="ListBullet"/>
+      </w:pPr>
+      <w:r>
         <w:t>Use this reference for the original W1–W3 and W5 exercises. The separately named independent case supplies its own changed facts; use those facts for that attempt before feedback.</w:t>
       </w:r>
     </w:p>
     <w:p>
       <w:pPr>
-        <w:spacing w:line="336" w:lineRule="auto" w:after="180"/>
-      </w:pPr>
-      <w:r>
-        <w:rPr>
-          <w:b w:val="0"/>
-        </w:rPr>
-        <w:t>A fictional single-channel feature map has rows [1, 4, 2, 0], [3, 2, 5, 1], [0, 6, 1, 3] and [2, 4, 2, 7]. Use a 2 by 2 window, stride 2, no padding and only complete windows. Coordinates are zero-based.</w:t>
-      </w:r>
-    </w:p>
-    <w:p>
-      <w:pPr>
-        <w:spacing w:line="336" w:lineRule="auto" w:after="180"/>
-      </w:pPr>
-      <w:r>
-        <w:rPr>
-          <w:b w:val="0"/>
-        </w:rPr>
-        <w:t>The four starts are [0, 0], [0, 2], [2, 0] and [2, 2].</w:t>
-      </w:r>
-    </w:p>
-    <w:p>
-      <w:pPr>
-        <w:spacing w:line="336" w:lineRule="auto" w:after="180"/>
-      </w:pPr>
-      <w:r>
-        <w:rPr>
-          <w:b/>
-        </w:rPr>
-        <w:t>Max pooling</w:t>
-      </w:r>
-      <w:r>
-        <w:rPr>
-          <w:b w:val="0"/>
-        </w:rPr>
-        <w:t xml:space="preserve"> keeps the largest value in each window. </w:t>
-      </w:r>
-      <w:r>
-        <w:rPr>
-          <w:b/>
-        </w:rPr>
-        <w:t>Mean pooling</w:t>
-      </w:r>
-      <w:r>
-        <w:rPr>
-          <w:b w:val="0"/>
-        </w:rPr>
-        <w:t xml:space="preserve"> adds the four values and divides by 4. Neither operation learns weights in this lesson.</w:t>
-      </w:r>
-    </w:p>
-    <w:p>
-      <w:pPr>
-        <w:spacing w:line="336" w:lineRule="auto" w:after="180"/>
-      </w:pPr>
-      <w:r>
-        <w:rPr>
-          <w:b w:val="0"/>
-        </w:rPr>
-        <w:t>These are fixed summaries of the incoming feature map, unlike the trainable kernel parameters introduced last week.</w:t>
+        <w:pStyle w:val="ListBullet"/>
+      </w:pPr>
+      <w:r>
+        <w:t>A fictional single-channel feature map has rows [1, 4, 2, 0], [3, 2, 5, 1], [0, 6, 1, 3] and [2, 4, 2, 7]. Use a 2 by 2 window, stride 2, no padding and only complete windows. Coordinates are zero-based. The four starts are [0, 0], [0, 2], [2, 0] and [2, 2].</w:t>
+      </w:r>
+    </w:p>
+    <w:p>
+      <w:pPr>
+        <w:pStyle w:val="ListBullet"/>
+      </w:pPr>
+      <w:r>
+        <w:t>Max pooling keeps the largest value in each window. Mean pooling adds the four values and divides by 4. Neither operation learns weights in this lesson. These are fixed summaries of the incoming feature map, unlike the trainable kernel parameters introduced last week.</w:t>
       </w:r>
     </w:p>
     <w:tbl>
@@ -480,49 +444,10 @@
     </w:tbl>
     <w:p>
       <w:pPr>
-        <w:spacing w:line="336" w:lineRule="auto" w:after="180"/>
-      </w:pPr>
-      <w:r>
-        <w:rPr>
-          <w:b w:val="0"/>
-        </w:rPr>
-        <w:t xml:space="preserve">The max </w:t>
-      </w:r>
-      <w:r>
-        <w:rPr>
-          <w:b/>
-        </w:rPr>
-        <w:t>output</w:t>
-      </w:r>
-      <w:r>
-        <w:rPr>
-          <w:b w:val="0"/>
-        </w:rPr>
-        <w:t xml:space="preserve"> is [[4, 5], [6, 7]], and the mean </w:t>
-      </w:r>
-      <w:r>
-        <w:rPr>
-          <w:b/>
-        </w:rPr>
-        <w:t>output</w:t>
-      </w:r>
-      <w:r>
-        <w:rPr>
-          <w:b w:val="0"/>
-        </w:rPr>
-        <w:t xml:space="preserve"> is [[2.5, 2], [3, 3.25]]. Both have shape 2 by 2. Sixteen values become four, but the four </w:t>
-      </w:r>
-      <w:r>
-        <w:rPr>
-          <w:b/>
-        </w:rPr>
-        <w:t>output</w:t>
-      </w:r>
-      <w:r>
-        <w:rPr>
-          <w:b w:val="0"/>
-        </w:rPr>
-        <w:t>s still preserve the coarse arrangement of the four regions.</w:t>
+        <w:pStyle w:val="ListBullet"/>
+      </w:pPr>
+      <w:r>
+        <w:t>The max output is [[4, 5], [6, 7]], and the mean output is [[2.5, 2], [3, 3.25]]. Both have shape 2 by 2. Sixteen values become four, but the four outputs still preserve the coarse arrangement of the four regions.</w:t>
       </w:r>
     </w:p>
     <w:p>
@@ -530,135 +455,44 @@
         <w:pStyle w:val="Heading1"/>
       </w:pPr>
       <w:r>
-        <w:t>02. Practise with fading help</w:t>
-      </w:r>
-    </w:p>
-    <w:p>
-      <w:r>
-        <w:t>Complete the supported Pooling and spatial information trace and record the first step you can explain without help.</w:t>
-      </w:r>
-    </w:p>
-    <w:p>
-      <w:pPr>
-        <w:spacing w:line="336" w:lineRule="auto" w:after="180"/>
-      </w:pPr>
-      <w:r>
-        <w:rPr>
-          <w:b w:val="0"/>
-        </w:rPr>
-        <w:t xml:space="preserve">Use W2: Prove that location can be lost for Pooling and </w:t>
-      </w:r>
-      <w:r>
-        <w:rPr>
-          <w:b/>
-        </w:rPr>
-        <w:t>spatial information</w:t>
-      </w:r>
-      <w:r>
-        <w:rPr>
-          <w:b w:val="0"/>
-        </w:rPr>
-        <w:t>. Record the answer once; the lesson and workbook refer to the same attempt.</w:t>
-      </w:r>
-    </w:p>
-    <w:tbl>
-      <w:tblPr>
-        <w:tblStyle w:val="LightShading-Accent1"/>
-        <w:tblW w:type="auto" w:w="0"/>
-        <w:tblLook w:firstColumn="1" w:firstRow="1" w:lastColumn="0" w:lastRow="0" w:noHBand="0" w:noVBand="1" w:val="04A0"/>
-      </w:tblPr>
-      <w:tblGrid>
-        <w:gridCol w:w="2556"/>
-        <w:gridCol w:w="2556"/>
-        <w:gridCol w:w="2556"/>
-        <w:gridCol w:w="2556"/>
-      </w:tblGrid>
-      <w:tr>
-        <w:trPr>
-          <w:tblHeader/>
-        </w:trPr>
-        <w:tc>
-          <w:tcPr>
-            <w:tcW w:type="dxa" w:w="2556"/>
-          </w:tcPr>
-          <w:p>
-            <w:r>
-              <w:t>Given inputs</w:t>
-            </w:r>
-          </w:p>
-        </w:tc>
-        <w:tc>
-          <w:tcPr>
-            <w:tcW w:type="dxa" w:w="2556"/>
-          </w:tcPr>
-          <w:p>
-            <w:r>
-              <w:t>Procedure I chose</w:t>
-            </w:r>
-          </w:p>
-        </w:tc>
-        <w:tc>
-          <w:tcPr>
-            <w:tcW w:type="dxa" w:w="2556"/>
-          </w:tcPr>
-          <w:p>
-            <w:r>
-              <w:t>Middle steps</w:t>
-            </w:r>
-          </w:p>
-        </w:tc>
-        <w:tc>
-          <w:tcPr>
-            <w:tcW w:type="dxa" w:w="2556"/>
-          </w:tcPr>
-          <w:p>
-            <w:r>
-              <w:t>Result and check</w:t>
-            </w:r>
-          </w:p>
-        </w:tc>
-      </w:tr>
-      <w:tr>
-        <w:tc>
-          <w:tcPr>
-            <w:tcW w:type="dxa" w:w="2556"/>
-          </w:tcPr>
-          <w:p>
-            <w:r/>
-          </w:p>
-        </w:tc>
-        <w:tc>
-          <w:tcPr>
-            <w:tcW w:type="dxa" w:w="2556"/>
-          </w:tcPr>
-          <w:p>
-            <w:r/>
-          </w:p>
-        </w:tc>
-        <w:tc>
-          <w:tcPr>
-            <w:tcW w:type="dxa" w:w="2556"/>
-          </w:tcPr>
-          <w:p>
-            <w:r/>
-          </w:p>
-        </w:tc>
-        <w:tc>
-          <w:tcPr>
-            <w:tcW w:type="dxa" w:w="2556"/>
-          </w:tcPr>
-          <w:p>
-            <w:r/>
-          </w:p>
-        </w:tc>
-      </w:tr>
-    </w:tbl>
+        <w:t>05. W1 · Explain the current example</w:t>
+      </w:r>
+    </w:p>
+    <w:p>
+      <w:r>
+        <w:t>Keep this task’s inputs,rule and response together.</w:t>
+      </w:r>
+    </w:p>
+    <w:p>
+      <w:pPr>
+        <w:pStyle w:val="Heading2"/>
+      </w:pPr>
+      <w:r>
+        <w:t>Complete task and evidence</w:t>
+      </w:r>
+    </w:p>
+    <w:p>
+      <w:pPr>
+        <w:pStyle w:val="ListBullet"/>
+      </w:pPr>
+      <w:r>
+        <w:t>Main map [[1, 4, 2, 0], [3, 2, 5, 1], [0, 6, 1, 3], [2, 4, 2, 7]]. Use 2×2 windows, stride 2, no padding, complete windows only. Starts (0, 0), (0, 2), (2, 0), (2, 2) have sums 10, 8, 12, 13; maxima 4, 5, 6, 7; means 2.5, 2, 3, 3.25. The 2×2 outputs preserve coarse region positions and lose detail within a window. Different positions of one 4 among zeros give max 4 and mean 1. Two bottom-position windows with one 6 give max 6 and mean 1.5. Window [[-4, -2], [-7, -3]] has max -2 and mean -4. The 3×3 example with a 99 border reads only [[1, 2], [3, 4]], giving max 4 and mean 2.5. Moving an 8 from column 1 to 2 in a 2×4 zero map changes max [[8, 0]] to [[0, 8]] and mean [[2, 0]] to [[0, 2]]. The explicitly declared left-positive head changes class 1 to 0. The separate picture uses only the top two main rows and has 1×2 outputs; swapping 1 and 4 inside its left window leaves both summaries unchanged.</w:t>
+      </w:r>
+    </w:p>
+    <w:p>
+      <w:pPr>
+        <w:pStyle w:val="ListBullet"/>
+      </w:pPr>
+      <w:r>
+        <w:t>For the lesson window starting at [2, 2], list the four values, sum, maximum and mean. State the complete pooled output shape.</w:t>
+      </w:r>
+    </w:p>
     <w:p>
       <w:pPr>
         <w:pStyle w:val="Heading3"/>
       </w:pPr>
       <w:r>
-        <w:t>The step I completed without help, and the hint I needed</w:t>
+        <w:t>My reasoning and evidence</w:t>
       </w:r>
     </w:p>
     <w:p>
@@ -677,62 +511,55 @@
       </w:r>
     </w:p>
     <w:p>
+      <w:r>
+        <w:t>________________________________________________________________</w:t>
+      </w:r>
+    </w:p>
+    <w:p>
+      <w:r>
+        <w:t>________________________________________________________________</w:t>
+      </w:r>
+    </w:p>
+    <w:p>
+      <w:r>
+        <w:t>________________________________________________________________</w:t>
+      </w:r>
+    </w:p>
+    <w:p>
       <w:pPr>
         <w:pStyle w:val="Heading1"/>
       </w:pPr>
       <w:r>
-        <w:t>03. Individual reasoning check</w:t>
-      </w:r>
-    </w:p>
-    <w:p>
-      <w:r>
-        <w:t>Check the proposed Pooling and spatial information explanation against the supplied facts before discussing it.</w:t>
-      </w:r>
-    </w:p>
-    <w:p>
-      <w:pPr>
-        <w:spacing w:line="336" w:lineRule="auto" w:after="180"/>
-      </w:pPr>
-      <w:r>
-        <w:rPr>
-          <w:b w:val="0"/>
-        </w:rPr>
-        <w:t xml:space="preserve">Use the worked case for Pooling and </w:t>
-      </w:r>
-      <w:r>
-        <w:rPr>
-          <w:b/>
-        </w:rPr>
-        <w:t>spatial information</w:t>
-      </w:r>
-      <w:r>
-        <w:rPr>
-          <w:b w:val="0"/>
-        </w:rPr>
-        <w:t>. Proposed explanation: “</w:t>
-      </w:r>
-      <w:r>
-        <w:rPr>
-          <w:b/>
-        </w:rPr>
-        <w:t>Max pooling</w:t>
-      </w:r>
-      <w:r>
-        <w:rPr>
-          <w:b w:val="0"/>
-        </w:rPr>
-        <w:t xml:space="preserve"> turns negative numbers into zero”. Decide whether this explanation is supported.</w:t>
-      </w:r>
-    </w:p>
-    <w:p>
-      <w:pPr>
-        <w:spacing w:line="336" w:lineRule="auto" w:after="180"/>
-      </w:pPr>
-      <w:r>
-        <w:rPr>
-          <w:b w:val="0"/>
-        </w:rPr>
-        <w:t>Point to the step or supplied fact that decides; explain your repair if needed.</w:t>
+        <w:t>06. W2 · Trace the calculation</w:t>
+      </w:r>
+    </w:p>
+    <w:p>
+      <w:r>
+        <w:t>Keep this task’s inputs,rule and response together.</w:t>
+      </w:r>
+    </w:p>
+    <w:p>
+      <w:pPr>
+        <w:pStyle w:val="Heading2"/>
+      </w:pPr>
+      <w:r>
+        <w:t>Complete task and evidence</w:t>
+      </w:r>
+    </w:p>
+    <w:p>
+      <w:pPr>
+        <w:pStyle w:val="ListBullet"/>
+      </w:pPr>
+      <w:r>
+        <w:t>Main map [[1, 4, 2, 0], [3, 2, 5, 1], [0, 6, 1, 3], [2, 4, 2, 7]]. Use 2×2 windows, stride 2, no padding, complete windows only. Starts (0, 0), (0, 2), (2, 0), (2, 2) have sums 10, 8, 12, 13; maxima 4, 5, 6, 7; means 2.5, 2, 3, 3.25. The 2×2 outputs preserve coarse region positions and lose detail within a window. Different positions of one 4 among zeros give max 4 and mean 1. Two bottom-position windows with one 6 give max 6 and mean 1.5. Window [[-4, -2], [-7, -3]] has max -2 and mean -4. The 3×3 example with a 99 border reads only [[1, 2], [3, 4]], giving max 4 and mean 2.5. Moving an 8 from column 1 to 2 in a 2×4 zero map changes max [[8, 0]] to [[0, 8]] and mean [[2, 0]] to [[0, 2]]. The explicitly declared left-positive head changes class 1 to 0. The separate picture uses only the top two main rows and has 1×2 outputs; swapping 1 and 4 inside its left window leaves both summaries unchanged.</w:t>
+      </w:r>
+    </w:p>
+    <w:p>
+      <w:pPr>
+        <w:pStyle w:val="ListBullet"/>
+      </w:pPr>
+      <w:r>
+        <w:t>Give two different 2 by 2 windows containing exactly one 4 and three zeros that have the same maximum and mean. Explain why either scalar alone cannot identify the position of the 4.</w:t>
       </w:r>
     </w:p>
     <w:p>
@@ -740,7 +567,7 @@
         <w:pStyle w:val="Heading3"/>
       </w:pPr>
       <w:r>
-        <w:t>My explanation before partner discussion</w:t>
+        <w:t>My reasoning and evidence</w:t>
       </w:r>
     </w:p>
     <w:p>
@@ -764,16 +591,50 @@
       </w:r>
     </w:p>
     <w:p>
+      <w:r>
+        <w:t>________________________________________________________________</w:t>
+      </w:r>
+    </w:p>
+    <w:p>
+      <w:r>
+        <w:t>________________________________________________________________</w:t>
+      </w:r>
+    </w:p>
+    <w:p>
       <w:pPr>
         <w:pStyle w:val="Heading1"/>
       </w:pPr>
       <w:r>
-        <w:t>04. Independent transfer case</w:t>
-      </w:r>
-    </w:p>
-    <w:p>
-      <w:r>
-        <w:t>Write one first attempt at the reserved independent case before feedback. Repeated copies of that case refer to the same recorded attempt.</w:t>
+        <w:t>07. W3 · Repair a misconception</w:t>
+      </w:r>
+    </w:p>
+    <w:p>
+      <w:r>
+        <w:t>Keep this task’s inputs,rule and response together.</w:t>
+      </w:r>
+    </w:p>
+    <w:p>
+      <w:pPr>
+        <w:pStyle w:val="Heading2"/>
+      </w:pPr>
+      <w:r>
+        <w:t>Complete task and evidence</w:t>
+      </w:r>
+    </w:p>
+    <w:p>
+      <w:pPr>
+        <w:pStyle w:val="ListBullet"/>
+      </w:pPr>
+      <w:r>
+        <w:t>Main map [[1, 4, 2, 0], [3, 2, 5, 1], [0, 6, 1, 3], [2, 4, 2, 7]]. Use 2×2 windows, stride 2, no padding, complete windows only. Starts (0, 0), (0, 2), (2, 0), (2, 2) have sums 10, 8, 12, 13; maxima 4, 5, 6, 7; means 2.5, 2, 3, 3.25. The 2×2 outputs preserve coarse region positions and lose detail within a window. Different positions of one 4 among zeros give max 4 and mean 1. Two bottom-position windows with one 6 give max 6 and mean 1.5. Window [[-4, -2], [-7, -3]] has max -2 and mean -4. The 3×3 example with a 99 border reads only [[1, 2], [3, 4]], giving max 4 and mean 2.5. Moving an 8 from column 1 to 2 in a 2×4 zero map changes max [[8, 0]] to [[0, 8]] and mean [[2, 0]] to [[0, 2]]. The explicitly declared left-positive head changes class 1 to 0. The separate picture uses only the top two main rows and has 1×2 outputs; swapping 1 and 4 inside its left window leaves both summaries unchanged.</w:t>
+      </w:r>
+    </w:p>
+    <w:p>
+      <w:pPr>
+        <w:pStyle w:val="ListBullet"/>
+      </w:pPr>
+      <w:r>
+        <w:t>Apply the lesson complete-window rule to [[1, 2, 99], [3, 4, 99], [99, 99, 99]]. Give the output shape and both outputs. Explain why neither output includes 99.</w:t>
       </w:r>
     </w:p>
     <w:p>
@@ -781,17 +642,148 @@
         <w:pStyle w:val="Heading3"/>
       </w:pPr>
       <w:r>
+        <w:t>My reasoning and evidence</w:t>
+      </w:r>
+    </w:p>
+    <w:p>
+      <w:r>
+        <w:t>________________________________________________________________</w:t>
+      </w:r>
+    </w:p>
+    <w:p>
+      <w:r>
+        <w:t>________________________________________________________________</w:t>
+      </w:r>
+    </w:p>
+    <w:p>
+      <w:r>
+        <w:t>________________________________________________________________</w:t>
+      </w:r>
+    </w:p>
+    <w:p>
+      <w:r>
+        <w:t>________________________________________________________________</w:t>
+      </w:r>
+    </w:p>
+    <w:p>
+      <w:r>
+        <w:t>________________________________________________________________</w:t>
+      </w:r>
+    </w:p>
+    <w:p>
+      <w:r>
+        <w:t>________________________________________________________________</w:t>
+      </w:r>
+    </w:p>
+    <w:p>
+      <w:pPr>
+        <w:pStyle w:val="Heading1"/>
+      </w:pPr>
+      <w:r>
+        <w:t>09. W5 · Explain the limitation</w:t>
+      </w:r>
+    </w:p>
+    <w:p>
+      <w:r>
+        <w:t>Keep this task’s inputs,rule and response together.</w:t>
+      </w:r>
+    </w:p>
+    <w:p>
+      <w:pPr>
+        <w:pStyle w:val="Heading2"/>
+      </w:pPr>
+      <w:r>
+        <w:t>Complete task and evidence</w:t>
+      </w:r>
+    </w:p>
+    <w:p>
+      <w:pPr>
+        <w:pStyle w:val="ListBullet"/>
+      </w:pPr>
+      <w:r>
+        <w:t>Main map [[1, 4, 2, 0], [3, 2, 5, 1], [0, 6, 1, 3], [2, 4, 2, 7]]. Use 2×2 windows, stride 2, no padding, complete windows only. Starts (0, 0), (0, 2), (2, 0), (2, 2) have sums 10, 8, 12, 13; maxima 4, 5, 6, 7; means 2.5, 2, 3, 3.25. The 2×2 outputs preserve coarse region positions and lose detail within a window. Different positions of one 4 among zeros give max 4 and mean 1. Two bottom-position windows with one 6 give max 6 and mean 1.5. Window [[-4, -2], [-7, -3]] has max -2 and mean -4. The 3×3 example with a 99 border reads only [[1, 2], [3, 4]], giving max 4 and mean 2.5. Moving an 8 from column 1 to 2 in a 2×4 zero map changes max [[8, 0]] to [[0, 8]] and mean [[2, 0]] to [[0, 2]]. The explicitly declared left-positive head changes class 1 to 0. The separate picture uses only the top two main rows and has 1×2 outputs; swapping 1 and 4 inside its left window leaves both summaries unchanged.</w:t>
+      </w:r>
+    </w:p>
+    <w:p>
+      <w:pPr>
+        <w:pStyle w:val="ListBullet"/>
+      </w:pPr>
+      <w:r>
+        <w:t>A 2 by 4 map is zero except for 8 at row 0 column 1. Move the 8 to column 2 and set its old position to zero. Give the max and mean maps before and after. What claim does this refute?</w:t>
+      </w:r>
+    </w:p>
+    <w:p>
+      <w:pPr>
+        <w:pStyle w:val="Heading3"/>
+      </w:pPr>
+      <w:r>
+        <w:t>My reasoning and evidence</w:t>
+      </w:r>
+    </w:p>
+    <w:p>
+      <w:r>
+        <w:t>________________________________________________________________</w:t>
+      </w:r>
+    </w:p>
+    <w:p>
+      <w:r>
+        <w:t>________________________________________________________________</w:t>
+      </w:r>
+    </w:p>
+    <w:p>
+      <w:r>
+        <w:t>________________________________________________________________</w:t>
+      </w:r>
+    </w:p>
+    <w:p>
+      <w:r>
+        <w:t>________________________________________________________________</w:t>
+      </w:r>
+    </w:p>
+    <w:p>
+      <w:r>
+        <w:t>________________________________________________________________</w:t>
+      </w:r>
+    </w:p>
+    <w:p>
+      <w:r>
+        <w:t>________________________________________________________________</w:t>
+      </w:r>
+    </w:p>
+    <w:p>
+      <w:pPr>
+        <w:pStyle w:val="Heading1"/>
+      </w:pPr>
+      <w:r>
+        <w:t>04. Try alone · Selected transfer</w:t>
+      </w:r>
+    </w:p>
+    <w:p>
+      <w:r>
+        <w:t>Keep this task’s inputs,rule and response together.</w:t>
+      </w:r>
+    </w:p>
+    <w:p>
+      <w:pPr>
+        <w:pStyle w:val="Heading2"/>
+      </w:pPr>
+      <w:r>
+        <w:t>Complete task and evidence</w:t>
+      </w:r>
+    </w:p>
+    <w:p>
+      <w:pPr>
+        <w:pStyle w:val="Heading3"/>
+      </w:pPr>
+      <w:r>
         <w:t>Independent case: Pool a new map independently</w:t>
       </w:r>
     </w:p>
     <w:p>
       <w:pPr>
-        <w:spacing w:line="336" w:lineRule="auto" w:after="180"/>
-      </w:pPr>
-      <w:r>
-        <w:rPr>
-          <w:b w:val="0"/>
-        </w:rPr>
+        <w:pStyle w:val="ListBullet"/>
+      </w:pPr>
+      <w:r>
         <w:t>Use rows [-4, -1, 2, 6], [-3, -2, 4, 0], [5, 1, -8, -2], [3, 7, -4, -6]. Under the lesson rule, give all four sums, the max map and the mean map. Explain why replacing a negative maximum by zero is an error here.</w:t>
       </w:r>
     </w:p>
@@ -840,12 +832,9 @@
     </w:p>
     <w:p>
       <w:pPr>
-        <w:spacing w:line="336" w:lineRule="auto" w:after="180"/>
-      </w:pPr>
-      <w:r>
-        <w:rPr>
-          <w:b w:val="0"/>
-        </w:rPr>
+        <w:pStyle w:val="ListBullet"/>
+      </w:pPr>
+      <w:r>
         <w:t>Attempt this case before feedback. Record any help. Earlier examples below are further practice; a case already practised with feedback cannot establish fresh transfer.</w:t>
       </w:r>
     </w:p>
@@ -854,35 +843,28 @@
         <w:pStyle w:val="Heading1"/>
       </w:pPr>
       <w:r>
-        <w:t>05. W1 Calculate both summaries</w:t>
-      </w:r>
-    </w:p>
-    <w:p>
-      <w:r>
-        <w:t>Calculate both summaries. Apply the supplied Pooling and spatial information facts and keep your reasoning.</w:t>
-      </w:r>
-    </w:p>
-    <w:p>
-      <w:pPr>
-        <w:spacing w:line="336" w:lineRule="auto" w:after="180"/>
-      </w:pPr>
-      <w:r>
-        <w:rPr>
-          <w:b w:val="0"/>
-        </w:rPr>
-        <w:t xml:space="preserve">For the lesson window starting at [2, 2], list the four values, sum, maximum and mean. State the complete pooled </w:t>
-      </w:r>
-      <w:r>
-        <w:rPr>
-          <w:b/>
-        </w:rPr>
-        <w:t>output</w:t>
-      </w:r>
-      <w:r>
-        <w:rPr>
-          <w:b w:val="0"/>
-        </w:rPr>
-        <w:t xml:space="preserve"> shape.</w:t>
+        <w:t>10. Project · Keep the mathematical evidence</w:t>
+      </w:r>
+    </w:p>
+    <w:p>
+      <w:r>
+        <w:t>Keep this task’s inputs,rule and response together.</w:t>
+      </w:r>
+    </w:p>
+    <w:p>
+      <w:pPr>
+        <w:pStyle w:val="Heading2"/>
+      </w:pPr>
+      <w:r>
+        <w:t>Complete task and evidence</w:t>
+      </w:r>
+    </w:p>
+    <w:p>
+      <w:pPr>
+        <w:pStyle w:val="ListBullet"/>
+      </w:pPr>
+      <w:r>
+        <w:t>Add a labelled pooling and spatial information evidence sheet to Image-pattern Network Investigation. Show how you can compute max and mean pooling under an explicit window rule. Use the supplied fictional case and keep its inputs, intermediate steps, calculation or prediction, and limitation. Connect this record to last week’s record; a matching answer without a trace is insufficient.</w:t>
       </w:r>
     </w:p>
     <w:p>
@@ -890,7 +872,7 @@
         <w:pStyle w:val="Heading3"/>
       </w:pPr>
       <w:r>
-        <w:t>My reasoning and evidence</w:t>
+        <w:t>My project change, supporting evidence and remaining limit</w:t>
       </w:r>
     </w:p>
     <w:p>
@@ -928,440 +910,20 @@
         <w:pStyle w:val="Heading1"/>
       </w:pPr>
       <w:r>
-        <w:t>06. W2 Prove that location can be lost</w:t>
-      </w:r>
-    </w:p>
-    <w:p>
-      <w:r>
-        <w:t>Prove that location can be lost. Apply the supplied Pooling and spatial information facts and keep your reasoning.</w:t>
-      </w:r>
-    </w:p>
-    <w:p>
-      <w:pPr>
-        <w:spacing w:line="336" w:lineRule="auto" w:after="180"/>
-      </w:pPr>
-      <w:r>
-        <w:rPr>
-          <w:b w:val="0"/>
-        </w:rPr>
-        <w:t>Give two different 2 by 2 windows containing exactly one 4 and three zeros that have the same maximum and mean. Explain why either scalar alone cannot identify the position of the 4.</w:t>
-      </w:r>
-    </w:p>
-    <w:p>
-      <w:pPr>
-        <w:pStyle w:val="Heading3"/>
-      </w:pPr>
-      <w:r>
-        <w:t>My reasoning and evidence</w:t>
-      </w:r>
-    </w:p>
-    <w:p>
-      <w:r>
-        <w:t>________________________________________________________________</w:t>
-      </w:r>
-    </w:p>
-    <w:p>
-      <w:r>
-        <w:t>________________________________________________________________</w:t>
-      </w:r>
-    </w:p>
-    <w:p>
-      <w:r>
-        <w:t>________________________________________________________________</w:t>
-      </w:r>
-    </w:p>
-    <w:p>
-      <w:r>
-        <w:t>________________________________________________________________</w:t>
-      </w:r>
-    </w:p>
-    <w:p>
-      <w:r>
-        <w:t>________________________________________________________________</w:t>
-      </w:r>
-    </w:p>
-    <w:p>
-      <w:r>
-        <w:t>________________________________________________________________</w:t>
-      </w:r>
-    </w:p>
-    <w:p>
-      <w:pPr>
-        <w:pStyle w:val="Heading1"/>
-      </w:pPr>
-      <w:r>
-        <w:t>07. W3 Audit an omitted border</w:t>
-      </w:r>
-    </w:p>
-    <w:p>
-      <w:r>
-        <w:t>Audit an omitted border. Apply the supplied Pooling and spatial information facts and keep your reasoning.</w:t>
-      </w:r>
-    </w:p>
-    <w:p>
-      <w:pPr>
-        <w:spacing w:line="336" w:lineRule="auto" w:after="180"/>
-      </w:pPr>
-      <w:r>
-        <w:rPr>
-          <w:b w:val="0"/>
-        </w:rPr>
-        <w:t xml:space="preserve">Apply the lesson complete-window rule to [[1, 2, 99], [3, 4, 99], [99, 99, 99]]. Give the </w:t>
-      </w:r>
-      <w:r>
-        <w:rPr>
-          <w:b/>
-        </w:rPr>
-        <w:t>output</w:t>
-      </w:r>
-      <w:r>
-        <w:rPr>
-          <w:b w:val="0"/>
-        </w:rPr>
-        <w:t xml:space="preserve"> shape and both </w:t>
-      </w:r>
-      <w:r>
-        <w:rPr>
-          <w:b/>
-        </w:rPr>
-        <w:t>output</w:t>
-      </w:r>
-      <w:r>
-        <w:rPr>
-          <w:b w:val="0"/>
-        </w:rPr>
-        <w:t xml:space="preserve">s. Explain why neither </w:t>
-      </w:r>
-      <w:r>
-        <w:rPr>
-          <w:b/>
-        </w:rPr>
-        <w:t>output</w:t>
-      </w:r>
-      <w:r>
-        <w:rPr>
-          <w:b w:val="0"/>
-        </w:rPr>
-        <w:t xml:space="preserve"> includes 99.</w:t>
-      </w:r>
-    </w:p>
-    <w:p>
-      <w:pPr>
-        <w:pStyle w:val="Heading3"/>
-      </w:pPr>
-      <w:r>
-        <w:t>My reasoning and evidence</w:t>
-      </w:r>
-    </w:p>
-    <w:p>
-      <w:r>
-        <w:t>________________________________________________________________</w:t>
-      </w:r>
-    </w:p>
-    <w:p>
-      <w:r>
-        <w:t>________________________________________________________________</w:t>
-      </w:r>
-    </w:p>
-    <w:p>
-      <w:r>
-        <w:t>________________________________________________________________</w:t>
-      </w:r>
-    </w:p>
-    <w:p>
-      <w:r>
-        <w:t>________________________________________________________________</w:t>
-      </w:r>
-    </w:p>
-    <w:p>
-      <w:r>
-        <w:t>________________________________________________________________</w:t>
-      </w:r>
-    </w:p>
-    <w:p>
-      <w:r>
-        <w:t>________________________________________________________________</w:t>
-      </w:r>
-    </w:p>
-    <w:p>
-      <w:pPr>
-        <w:pStyle w:val="Heading1"/>
-      </w:pPr>
-      <w:r>
-        <w:t>08. W4 Pool a new map independently</w:t>
-      </w:r>
-    </w:p>
-    <w:p>
-      <w:r>
-        <w:t>Attempt before feedback. If this repeats the selected independent case, reuse that first attempt; otherwise keep a separate record. Pool a new map independently. Apply the supplied Pooling and spatial information facts and keep your reasoning.</w:t>
-      </w:r>
-    </w:p>
-    <w:p>
-      <w:pPr>
-        <w:spacing w:line="336" w:lineRule="auto" w:after="180"/>
-      </w:pPr>
-      <w:r>
-        <w:rPr>
-          <w:b w:val="0"/>
-        </w:rPr>
-        <w:t>Use rows [-4, -1, 2, 6], [-3, -2, 4, 0], [5, 1, -8, -2], [3, 7, -4, -6]. Under the lesson rule, give all four sums, the max map and the mean map. Explain why replacing a negative maximum by zero is an error here.</w:t>
-      </w:r>
-    </w:p>
-    <w:p>
-      <w:pPr>
-        <w:pStyle w:val="Heading3"/>
-      </w:pPr>
-      <w:r>
-        <w:t>My reasoning and evidence</w:t>
-      </w:r>
-    </w:p>
-    <w:p>
-      <w:r>
-        <w:t>________________________________________________________________</w:t>
-      </w:r>
-    </w:p>
-    <w:p>
-      <w:r>
-        <w:t>________________________________________________________________</w:t>
-      </w:r>
-    </w:p>
-    <w:p>
-      <w:r>
-        <w:t>________________________________________________________________</w:t>
-      </w:r>
-    </w:p>
-    <w:p>
-      <w:r>
-        <w:t>________________________________________________________________</w:t>
-      </w:r>
-    </w:p>
-    <w:p>
-      <w:r>
-        <w:t>________________________________________________________________</w:t>
-      </w:r>
-    </w:p>
-    <w:p>
-      <w:r>
-        <w:t>________________________________________________________________</w:t>
-      </w:r>
-    </w:p>
-    <w:p>
-      <w:r>
-        <w:t>________________________________________________________________</w:t>
-      </w:r>
-    </w:p>
-    <w:p>
-      <w:r>
-        <w:t>________________________________________________________________</w:t>
-      </w:r>
-    </w:p>
-    <w:p>
-      <w:pPr>
-        <w:pStyle w:val="Heading1"/>
-      </w:pPr>
-      <w:r>
-        <w:t>09. W5 Check the movement boundary</w:t>
-      </w:r>
-    </w:p>
-    <w:p>
-      <w:r>
-        <w:t>Check the movement boundary. Apply the supplied Pooling and spatial information facts and keep your reasoning.</w:t>
-      </w:r>
-    </w:p>
-    <w:p>
-      <w:pPr>
-        <w:spacing w:line="336" w:lineRule="auto" w:after="180"/>
-        <w:shd w:fill="F5F1FB"/>
-      </w:pPr>
-      <w:r>
-        <w:rPr>
-          <w:b w:val="0"/>
-        </w:rPr>
-        <w:t>A 2 by 4 map is zero except for 8 at row 0 column 1. Move the 8 to column 2 and set its old position to zero. Give the max and mean maps before and after. What claim does this refute?</w:t>
-      </w:r>
-    </w:p>
-    <w:p>
-      <w:pPr>
-        <w:pStyle w:val="Heading3"/>
-      </w:pPr>
-      <w:r>
-        <w:t>My reasoning and evidence</w:t>
-      </w:r>
-    </w:p>
-    <w:p>
-      <w:r>
-        <w:t>________________________________________________________________</w:t>
-      </w:r>
-    </w:p>
-    <w:p>
-      <w:r>
-        <w:t>________________________________________________________________</w:t>
-      </w:r>
-    </w:p>
-    <w:p>
-      <w:r>
-        <w:t>________________________________________________________________</w:t>
-      </w:r>
-    </w:p>
-    <w:p>
-      <w:r>
-        <w:t>________________________________________________________________</w:t>
-      </w:r>
-    </w:p>
-    <w:p>
-      <w:r>
-        <w:t>________________________________________________________________</w:t>
-      </w:r>
-    </w:p>
-    <w:p>
-      <w:r>
-        <w:t>________________________________________________________________</w:t>
-      </w:r>
-    </w:p>
-    <w:p>
-      <w:pPr>
-        <w:pStyle w:val="Heading1"/>
-      </w:pPr>
-      <w:r>
-        <w:t>10. Project checkpoint and reflection</w:t>
-      </w:r>
-    </w:p>
-    <w:p>
-      <w:r>
-        <w:t>Connect Pooling and spatial information to Image-pattern Network Investigation, identify a limit and choose the next useful test.</w:t>
-      </w:r>
-    </w:p>
-    <w:p>
-      <w:pPr>
-        <w:spacing w:line="336" w:lineRule="auto" w:after="180"/>
-      </w:pPr>
-      <w:r>
-        <w:rPr>
-          <w:b w:val="0"/>
-        </w:rPr>
-        <w:t xml:space="preserve">Add a labelled pooling and </w:t>
-      </w:r>
-      <w:r>
-        <w:rPr>
-          <w:b/>
-        </w:rPr>
-        <w:t>spatial information</w:t>
-      </w:r>
-      <w:r>
-        <w:rPr>
-          <w:b w:val="0"/>
-        </w:rPr>
-        <w:t xml:space="preserve"> </w:t>
-      </w:r>
-      <w:r>
-        <w:rPr>
-          <w:b/>
-        </w:rPr>
-        <w:t>evidence</w:t>
-      </w:r>
-      <w:r>
-        <w:rPr>
-          <w:b w:val="0"/>
-        </w:rPr>
-        <w:t xml:space="preserve"> sheet to Image-pattern Network Investigation. Show how you can compute max and </w:t>
-      </w:r>
-      <w:r>
-        <w:rPr>
-          <w:b/>
-        </w:rPr>
-        <w:t>mean pooling</w:t>
-      </w:r>
-      <w:r>
-        <w:rPr>
-          <w:b w:val="0"/>
-        </w:rPr>
-        <w:t xml:space="preserve"> under an explicit window rule.</w:t>
-      </w:r>
-    </w:p>
-    <w:p>
-      <w:pPr>
-        <w:spacing w:line="336" w:lineRule="auto" w:after="180"/>
-      </w:pPr>
-      <w:r>
-        <w:rPr>
-          <w:b w:val="0"/>
-        </w:rPr>
-        <w:t xml:space="preserve">Use the supplied fictional case and keep its </w:t>
-      </w:r>
-      <w:r>
-        <w:rPr>
-          <w:b/>
-        </w:rPr>
-        <w:t>input</w:t>
-      </w:r>
-      <w:r>
-        <w:rPr>
-          <w:b w:val="0"/>
-        </w:rPr>
-        <w:t xml:space="preserve">s, intermediate steps, calculation or </w:t>
-      </w:r>
-      <w:r>
-        <w:rPr>
-          <w:b/>
-        </w:rPr>
-        <w:t>prediction</w:t>
-      </w:r>
-      <w:r>
-        <w:rPr>
-          <w:b w:val="0"/>
-        </w:rPr>
-        <w:t>, and limitation. Connect this record to last week’s record; a matching answer without a trace is insufficient.</w:t>
-      </w:r>
-    </w:p>
-    <w:p>
-      <w:pPr>
-        <w:pStyle w:val="Heading3"/>
-      </w:pPr>
-      <w:r>
-        <w:t>My project change, supporting evidence and remaining limit</w:t>
-      </w:r>
-    </w:p>
-    <w:p>
-      <w:r>
-        <w:t>________________________________________________________________</w:t>
-      </w:r>
-    </w:p>
-    <w:p>
-      <w:r>
-        <w:t>________________________________________________________________</w:t>
-      </w:r>
-    </w:p>
-    <w:p>
-      <w:r>
-        <w:t>________________________________________________________________</w:t>
-      </w:r>
-    </w:p>
-    <w:p>
-      <w:r>
-        <w:t>________________________________________________________________</w:t>
-      </w:r>
-    </w:p>
-    <w:p>
-      <w:r>
-        <w:t>________________________________________________________________</w:t>
-      </w:r>
-    </w:p>
-    <w:p>
-      <w:r>
-        <w:t>________________________________________________________________</w:t>
-      </w:r>
-    </w:p>
-    <w:p>
-      <w:pPr>
-        <w:pStyle w:val="Heading1"/>
-      </w:pPr>
-      <w:r>
-        <w:t>11. Feedback, return check and learning record</w:t>
-      </w:r>
-    </w:p>
-    <w:p>
-      <w:r>
-        <w:t>Record the first repaired step and a different case to revisit after a delay.</w:t>
+        <w:t>11. Feedback · Repair and return</w:t>
+      </w:r>
+    </w:p>
+    <w:p>
+      <w:r>
+        <w:t>Keep this task’s inputs,rule and response together.</w:t>
+      </w:r>
+    </w:p>
+    <w:p>
+      <w:pPr>
+        <w:pStyle w:val="Heading2"/>
+      </w:pPr>
+      <w:r>
+        <w:t>Complete task and evidence</w:t>
       </w:r>
     </w:p>
     <w:tbl>
@@ -1502,12 +1064,9 @@
     </w:tbl>
     <w:p>
       <w:pPr>
-        <w:spacing w:line="336" w:lineRule="auto" w:after="180"/>
-      </w:pPr>
-      <w:r>
-        <w:rPr>
-          <w:b w:val="0"/>
-        </w:rPr>
+        <w:pStyle w:val="ListBullet"/>
+      </w:pPr>
+      <w:r>
         <w:t>Revisit this idea with your teacher after a delay. Familiarity is different from explaining and using it on a changed case.</w:t>
       </w:r>
     </w:p>
@@ -1516,57 +1075,330 @@
         <w:pStyle w:val="Heading1"/>
       </w:pPr>
       <w:r>
-        <w:t>12. Pictorial case practice: Pooling and spatial information</w:t>
-      </w:r>
-    </w:p>
-    <w:p>
-      <w:r>
-        <w:t>Pool a small map and show the detail it cannot retain. Explain the labelled step before checking the changed condition.</w:t>
-      </w:r>
-    </w:p>
-    <w:p>
-      <w:pPr>
-        <w:spacing w:line="336" w:lineRule="auto" w:after="180"/>
-      </w:pPr>
-      <w:r>
-        <w:rPr>
-          <w:b w:val="0"/>
-        </w:rPr>
+        <w:t>Reference bank and extra practice</w:t>
+      </w:r>
+    </w:p>
+    <w:p>
+      <w:pPr>
+        <w:pStyle w:val="Heading1"/>
+      </w:pPr>
+      <w:r>
+        <w:t>02. Reference · Supported W2 record</w:t>
+      </w:r>
+    </w:p>
+    <w:p>
+      <w:r>
+        <w:t>Keep this task’s inputs,rule and response together.</w:t>
+      </w:r>
+    </w:p>
+    <w:p>
+      <w:pPr>
+        <w:pStyle w:val="Heading2"/>
+      </w:pPr>
+      <w:r>
+        <w:t>Complete task and evidence</w:t>
+      </w:r>
+    </w:p>
+    <w:p>
+      <w:pPr>
+        <w:pStyle w:val="ListBullet"/>
+      </w:pPr>
+      <w:r>
+        <w:t>Use W2: Prove that location can be lost for Pooling and spatial information. Record the answer once; the lesson and workbook refer to the same attempt.</w:t>
+      </w:r>
+    </w:p>
+    <w:tbl>
+      <w:tblPr>
+        <w:tblStyle w:val="LightShading-Accent1"/>
+        <w:tblW w:type="auto" w:w="0"/>
+        <w:tblLook w:firstColumn="1" w:firstRow="1" w:lastColumn="0" w:lastRow="0" w:noHBand="0" w:noVBand="1" w:val="04A0"/>
+      </w:tblPr>
+      <w:tblGrid>
+        <w:gridCol w:w="2556"/>
+        <w:gridCol w:w="2556"/>
+        <w:gridCol w:w="2556"/>
+        <w:gridCol w:w="2556"/>
+      </w:tblGrid>
+      <w:tr>
+        <w:trPr>
+          <w:tblHeader/>
+        </w:trPr>
+        <w:tc>
+          <w:tcPr>
+            <w:tcW w:type="dxa" w:w="2556"/>
+          </w:tcPr>
+          <w:p>
+            <w:r>
+              <w:t>Given inputs</w:t>
+            </w:r>
+          </w:p>
+        </w:tc>
+        <w:tc>
+          <w:tcPr>
+            <w:tcW w:type="dxa" w:w="2556"/>
+          </w:tcPr>
+          <w:p>
+            <w:r>
+              <w:t>Procedure I chose</w:t>
+            </w:r>
+          </w:p>
+        </w:tc>
+        <w:tc>
+          <w:tcPr>
+            <w:tcW w:type="dxa" w:w="2556"/>
+          </w:tcPr>
+          <w:p>
+            <w:r>
+              <w:t>Middle steps</w:t>
+            </w:r>
+          </w:p>
+        </w:tc>
+        <w:tc>
+          <w:tcPr>
+            <w:tcW w:type="dxa" w:w="2556"/>
+          </w:tcPr>
+          <w:p>
+            <w:r>
+              <w:t>Result and check</w:t>
+            </w:r>
+          </w:p>
+        </w:tc>
+      </w:tr>
+      <w:tr>
+        <w:tc>
+          <w:tcPr>
+            <w:tcW w:type="dxa" w:w="2556"/>
+          </w:tcPr>
+          <w:p>
+            <w:r/>
+          </w:p>
+        </w:tc>
+        <w:tc>
+          <w:tcPr>
+            <w:tcW w:type="dxa" w:w="2556"/>
+          </w:tcPr>
+          <w:p>
+            <w:r/>
+          </w:p>
+        </w:tc>
+        <w:tc>
+          <w:tcPr>
+            <w:tcW w:type="dxa" w:w="2556"/>
+          </w:tcPr>
+          <w:p>
+            <w:r/>
+          </w:p>
+        </w:tc>
+        <w:tc>
+          <w:tcPr>
+            <w:tcW w:type="dxa" w:w="2556"/>
+          </w:tcPr>
+          <w:p>
+            <w:r/>
+          </w:p>
+        </w:tc>
+      </w:tr>
+    </w:tbl>
+    <w:p>
+      <w:pPr>
+        <w:pStyle w:val="Heading3"/>
+      </w:pPr>
+      <w:r>
+        <w:t>The step I completed without help, and the hint I needed</w:t>
+      </w:r>
+    </w:p>
+    <w:p>
+      <w:r>
+        <w:t>________________________________________________________________</w:t>
+      </w:r>
+    </w:p>
+    <w:p>
+      <w:r>
+        <w:t>________________________________________________________________</w:t>
+      </w:r>
+    </w:p>
+    <w:p>
+      <w:r>
+        <w:t>________________________________________________________________</w:t>
+      </w:r>
+    </w:p>
+    <w:p>
+      <w:pPr>
+        <w:pStyle w:val="Heading1"/>
+      </w:pPr>
+      <w:r>
+        <w:t>03. Extra practice · Individual reasoning check</w:t>
+      </w:r>
+    </w:p>
+    <w:p>
+      <w:r>
+        <w:t>Keep this task’s inputs,rule and response together.</w:t>
+      </w:r>
+    </w:p>
+    <w:p>
+      <w:pPr>
+        <w:pStyle w:val="Heading2"/>
+      </w:pPr>
+      <w:r>
+        <w:t>Complete task and evidence</w:t>
+      </w:r>
+    </w:p>
+    <w:p>
+      <w:pPr>
+        <w:pStyle w:val="ListBullet"/>
+      </w:pPr>
+      <w:r>
+        <w:t>Use the worked case for Pooling and spatial information. Proposed explanation: “Max pooling turns negative numbers into zero”. Decide whether this explanation is supported. Point to the step or supplied fact that decides; explain your repair if needed.</w:t>
+      </w:r>
+    </w:p>
+    <w:p>
+      <w:pPr>
+        <w:pStyle w:val="Heading3"/>
+      </w:pPr>
+      <w:r>
+        <w:t>My explanation before partner discussion</w:t>
+      </w:r>
+    </w:p>
+    <w:p>
+      <w:r>
+        <w:t>________________________________________________________________</w:t>
+      </w:r>
+    </w:p>
+    <w:p>
+      <w:r>
+        <w:t>________________________________________________________________</w:t>
+      </w:r>
+    </w:p>
+    <w:p>
+      <w:r>
+        <w:t>________________________________________________________________</w:t>
+      </w:r>
+    </w:p>
+    <w:p>
+      <w:r>
+        <w:t>________________________________________________________________</w:t>
+      </w:r>
+    </w:p>
+    <w:p>
+      <w:pPr>
+        <w:pStyle w:val="Heading1"/>
+      </w:pPr>
+      <w:r>
+        <w:t>08. Reference · Earlier W4 response copy</w:t>
+      </w:r>
+    </w:p>
+    <w:p>
+      <w:r>
+        <w:t>Keep this task’s inputs,rule and response together.</w:t>
+      </w:r>
+    </w:p>
+    <w:p>
+      <w:pPr>
+        <w:pStyle w:val="Heading2"/>
+      </w:pPr>
+      <w:r>
+        <w:t>Complete task and evidence</w:t>
+      </w:r>
+    </w:p>
+    <w:p>
+      <w:pPr>
+        <w:pStyle w:val="ListBullet"/>
+      </w:pPr>
+      <w:r>
+        <w:t>Use rows [-4, -1, 2, 6], [-3, -2, 4, 0], [5, 1, -8, -2], [3, 7, -4, -6]. Under the lesson rule, give all four sums, the max map and the mean map. Explain why replacing a negative maximum by zero is an error here.</w:t>
+      </w:r>
+    </w:p>
+    <w:p>
+      <w:pPr>
+        <w:pStyle w:val="Heading3"/>
+      </w:pPr>
+      <w:r>
+        <w:t>My reasoning and evidence</w:t>
+      </w:r>
+    </w:p>
+    <w:p>
+      <w:r>
+        <w:t>________________________________________________________________</w:t>
+      </w:r>
+    </w:p>
+    <w:p>
+      <w:r>
+        <w:t>________________________________________________________________</w:t>
+      </w:r>
+    </w:p>
+    <w:p>
+      <w:r>
+        <w:t>________________________________________________________________</w:t>
+      </w:r>
+    </w:p>
+    <w:p>
+      <w:r>
+        <w:t>________________________________________________________________</w:t>
+      </w:r>
+    </w:p>
+    <w:p>
+      <w:r>
+        <w:t>________________________________________________________________</w:t>
+      </w:r>
+    </w:p>
+    <w:p>
+      <w:r>
+        <w:t>________________________________________________________________</w:t>
+      </w:r>
+    </w:p>
+    <w:p>
+      <w:r>
+        <w:t>________________________________________________________________</w:t>
+      </w:r>
+    </w:p>
+    <w:p>
+      <w:r>
+        <w:t>________________________________________________________________</w:t>
+      </w:r>
+    </w:p>
+    <w:p>
+      <w:pPr>
+        <w:pStyle w:val="Heading1"/>
+      </w:pPr>
+      <w:r>
+        <w:t>12. Extra practice · Pictured case</w:t>
+      </w:r>
+    </w:p>
+    <w:p>
+      <w:r>
+        <w:t>Keep this task’s inputs,rule and response together.</w:t>
+      </w:r>
+    </w:p>
+    <w:p>
+      <w:pPr>
+        <w:pStyle w:val="Heading2"/>
+      </w:pPr>
+      <w:r>
+        <w:t>Complete task and evidence</w:t>
+      </w:r>
+    </w:p>
+    <w:p>
+      <w:pPr>
+        <w:pStyle w:val="ListBullet"/>
+      </w:pPr>
+      <w:r>
         <w:t>Pool a small map and show the detail it cannot retain.</w:t>
       </w:r>
     </w:p>
     <w:p>
       <w:pPr>
-        <w:spacing w:line="336" w:lineRule="auto" w:after="180"/>
-      </w:pPr>
-      <w:r>
-        <w:rPr>
-          <w:b w:val="0"/>
-        </w:rPr>
+        <w:pStyle w:val="ListBullet"/>
+      </w:pPr>
+      <w:r>
         <w:t>Feature map rows [1, 4, 2, 0],[3, 2, 5, 1]. Pool non-overlapping 2×2 windows, stride 2, no padding.</w:t>
       </w:r>
     </w:p>
     <w:p>
       <w:pPr>
-        <w:spacing w:line="336" w:lineRule="auto" w:after="180"/>
-      </w:pPr>
-      <w:r>
-        <w:rPr>
-          <w:b w:val="0"/>
-        </w:rPr>
-        <w:t xml:space="preserve">All </w:t>
-      </w:r>
-      <w:r>
-        <w:rPr>
-          <w:b/>
-        </w:rPr>
-        <w:t>input</w:t>
-      </w:r>
-      <w:r>
-        <w:rPr>
-          <w:b w:val="0"/>
-        </w:rPr>
-        <w:t>s and outcomes in this worked example are invented classroom data; no real model run is claimed.</w:t>
+        <w:pStyle w:val="ListBullet"/>
+      </w:pPr>
+      <w:r>
+        <w:t>All inputs and outcomes in this worked example are invented classroom data; no real model run is claimed.</w:t>
       </w:r>
     </w:p>
     <w:p>
@@ -1643,25 +1475,10 @@
     </w:p>
     <w:p>
       <w:pPr>
-        <w:spacing w:line="336" w:lineRule="auto" w:after="180"/>
-      </w:pPr>
-      <w:r>
-        <w:rPr>
-          <w:b w:val="0"/>
-        </w:rPr>
-        <w:t xml:space="preserve">Can the max map reveal where the 4 originally appeared? Point to the relevant step in the picture, then write the changed result and the rule or </w:t>
-      </w:r>
-      <w:r>
-        <w:rPr>
-          <w:b/>
-        </w:rPr>
-        <w:t>evidence</w:t>
-      </w:r>
-      <w:r>
-        <w:rPr>
-          <w:b w:val="0"/>
-        </w:rPr>
-        <w:t xml:space="preserve"> that supports it.</w:t>
+        <w:pStyle w:val="ListBullet"/>
+      </w:pPr>
+      <w:r>
+        <w:t>Can the max map reveal where the 4 originally appeared? Point to the relevant step in the picture, then write the changed result and the rule or evidence that supports it.</w:t>
       </w:r>
     </w:p>
     <w:p>
@@ -1704,68 +1521,18 @@
     </w:p>
     <w:p>
       <w:pPr>
-        <w:pStyle w:val="Heading3"/>
-      </w:pPr>
-      <w:r>
-        <w:t>Record the help used</w:t>
-      </w:r>
-    </w:p>
-    <w:p>
-      <w:pPr>
-        <w:spacing w:line="336" w:lineRule="auto" w:after="180"/>
-        <w:shd w:fill="F1F6F8"/>
-      </w:pPr>
-      <w:r>
-        <w:rPr>
-          <w:b w:val="0"/>
-        </w:rPr>
-        <w:t xml:space="preserve">Support used: alone / hint / worked example. This record is practice </w:t>
-      </w:r>
-      <w:r>
-        <w:rPr>
-          <w:b/>
-        </w:rPr>
-        <w:t>evidence</w:t>
-      </w:r>
-      <w:r>
-        <w:rPr>
-          <w:b w:val="0"/>
-        </w:rPr>
-        <w:t>.</w:t>
-      </w:r>
-    </w:p>
-    <w:p>
-      <w:pPr>
-        <w:spacing w:line="336" w:lineRule="auto" w:after="180"/>
-      </w:pPr>
-      <w:r>
-        <w:rPr>
-          <w:b w:val="0"/>
-        </w:rPr>
-        <w:t xml:space="preserve">Project connection: For your Image-pattern Network Investigation, save the </w:t>
-      </w:r>
-      <w:r>
-        <w:rPr>
-          <w:b/>
-        </w:rPr>
-        <w:t>input</w:t>
-      </w:r>
-      <w:r>
-        <w:rPr>
-          <w:b w:val="0"/>
-        </w:rPr>
-        <w:t>, procedure, observed result and limitation of this check.</w:t>
-      </w:r>
-    </w:p>
-    <w:p>
-      <w:pPr>
-        <w:spacing w:line="336" w:lineRule="auto" w:after="180"/>
-      </w:pPr>
-      <w:r>
-        <w:rPr>
-          <w:b w:val="0"/>
-        </w:rPr>
-        <w:t>Label this worked example as practice; use a different, previously unreviewed case when checking independent understanding.</w:t>
+        <w:pStyle w:val="ListBullet"/>
+      </w:pPr>
+      <w:r>
+        <w:t>Support used: alone / hint / worked example. This record is practice evidence.</w:t>
+      </w:r>
+    </w:p>
+    <w:p>
+      <w:pPr>
+        <w:pStyle w:val="ListBullet"/>
+      </w:pPr>
+      <w:r>
+        <w:t>Project connection: For your Image-pattern Network Investigation, save the input, procedure, observed result and limitation of this check. Label this worked example as practice; use a different, previously unreviewed case when checking independent understanding.</w:t>
       </w:r>
     </w:p>
     <w:p>
@@ -1773,68 +1540,44 @@
         <w:pStyle w:val="Heading1"/>
       </w:pPr>
       <w:r>
-        <w:t>13. Project portfolio milestone</w:t>
-      </w:r>
-    </w:p>
-    <w:p>
-      <w:r>
-        <w:t>Keep this week’s input, deciding step, result and limit together in the Image-pattern Network Investigation record.</w:t>
-      </w:r>
-    </w:p>
-    <w:p>
-      <w:pPr>
-        <w:spacing w:line="336" w:lineRule="auto" w:after="180"/>
-      </w:pPr>
-      <w:r>
-        <w:rPr>
-          <w:b w:val="0"/>
-        </w:rPr>
+        <w:t>13. Reference · Project milestone</w:t>
+      </w:r>
+    </w:p>
+    <w:p>
+      <w:r>
+        <w:t>Keep this task’s inputs,rule and response together.</w:t>
+      </w:r>
+    </w:p>
+    <w:p>
+      <w:pPr>
+        <w:pStyle w:val="Heading2"/>
+      </w:pPr>
+      <w:r>
+        <w:t>Complete task and evidence</w:t>
+      </w:r>
+    </w:p>
+    <w:p>
+      <w:pPr>
+        <w:pStyle w:val="ListBullet"/>
+      </w:pPr>
+      <w:r>
         <w:t>Project: Image-pattern Network Investigation</w:t>
       </w:r>
     </w:p>
     <w:p>
       <w:pPr>
-        <w:spacing w:line="336" w:lineRule="auto" w:after="180"/>
-      </w:pPr>
-      <w:r>
-        <w:rPr>
-          <w:b w:val="0"/>
-        </w:rPr>
+        <w:pStyle w:val="ListBullet"/>
+      </w:pPr>
+      <w:r>
         <w:t>Current milestone: Evaluate and revise. Compare with your starting method, explain errors and record a justified revision.</w:t>
       </w:r>
     </w:p>
     <w:p>
       <w:pPr>
-        <w:spacing w:line="336" w:lineRule="auto" w:after="180"/>
-      </w:pPr>
-      <w:r>
-        <w:rPr>
-          <w:b w:val="0"/>
-        </w:rPr>
-        <w:t xml:space="preserve">For your Image-pattern Network Investigation, save the </w:t>
-      </w:r>
-      <w:r>
-        <w:rPr>
-          <w:b/>
-        </w:rPr>
-        <w:t>input</w:t>
-      </w:r>
-      <w:r>
-        <w:rPr>
-          <w:b w:val="0"/>
-        </w:rPr>
-        <w:t>, procedure, observed result and limitation of this check.</w:t>
-      </w:r>
-    </w:p>
-    <w:p>
-      <w:pPr>
-        <w:spacing w:line="336" w:lineRule="auto" w:after="180"/>
-      </w:pPr>
-      <w:r>
-        <w:rPr>
-          <w:b w:val="0"/>
-        </w:rPr>
-        <w:t>Label this worked example as practice; use a different, previously unreviewed case when checking independent understanding.</w:t>
+        <w:pStyle w:val="ListBullet"/>
+      </w:pPr>
+      <w:r>
+        <w:t>For your Image-pattern Network Investigation, save the input, procedure, observed result and limitation of this check. Label this worked example as practice; use a different, previously unreviewed case when checking independent understanding.</w:t>
       </w:r>
     </w:p>
     <w:tbl>
@@ -1991,12 +1734,549 @@
         <w:pStyle w:val="Heading1"/>
       </w:pPr>
       <w:r>
-        <w:t>14. Supported practice and learning evidence</w:t>
-      </w:r>
-    </w:p>
-    <w:p>
-      <w:r>
-        <w:t>Try the supported questions before comparing with hints and feedback. Record what you repaired and the evidence you retained.</w:t>
+        <w:t>14. Extra practice · Predict,check and repair</w:t>
+      </w:r>
+    </w:p>
+    <w:p>
+      <w:r>
+        <w:t>Keep supported feedback separate from the independent case.</w:t>
+      </w:r>
+    </w:p>
+    <w:p>
+      <w:pPr>
+        <w:pStyle w:val="Heading2"/>
+      </w:pPr>
+      <w:r>
+        <w:t>First supported question and optional hint</w:t>
+      </w:r>
+    </w:p>
+    <w:p>
+      <w:pPr>
+        <w:pStyle w:val="ListBullet"/>
+      </w:pPr>
+      <w:r>
+        <w:t>Pool a small map and show the detail it cannot retain.</w:t>
+      </w:r>
+    </w:p>
+    <w:p>
+      <w:pPr>
+        <w:pStyle w:val="Heading3"/>
+      </w:pPr>
+      <w:r>
+        <w:t>Practice 1: explain the deciding evidence</w:t>
+      </w:r>
+    </w:p>
+    <w:p>
+      <w:pPr>
+        <w:pStyle w:val="ListBullet"/>
+      </w:pPr>
+      <w:r>
+        <w:t>Which labelled step matches this detail? Max map [[4, 5]], mean map [[2.5, 2]], both shape 1×2.</w:t>
+      </w:r>
+    </w:p>
+    <w:p>
+      <w:pPr>
+        <w:pStyle w:val="ListBullet"/>
+      </w:pPr>
+      <w:r>
+        <w:t>1. Left window</w:t>
+      </w:r>
+    </w:p>
+    <w:p>
+      <w:pPr>
+        <w:pStyle w:val="ListBullet"/>
+      </w:pPr>
+      <w:r>
+        <w:t>2. Compare summaries</w:t>
+      </w:r>
+    </w:p>
+    <w:p>
+      <w:pPr>
+        <w:pStyle w:val="ListBullet"/>
+      </w:pPr>
+      <w:r>
+        <w:t>3. Right window</w:t>
+      </w:r>
+    </w:p>
+    <w:p>
+      <w:pPr>
+        <w:pStyle w:val="Heading3"/>
+      </w:pPr>
+      <w:r>
+        <w:t>My selected conclusion, deciding fact and explanation</w:t>
+      </w:r>
+    </w:p>
+    <w:p>
+      <w:r>
+        <w:t>________________________________________________________________</w:t>
+      </w:r>
+    </w:p>
+    <w:p>
+      <w:r>
+        <w:t>________________________________________________________________</w:t>
+      </w:r>
+    </w:p>
+    <w:p>
+      <w:r>
+        <w:t>________________________________________________________________</w:t>
+      </w:r>
+    </w:p>
+    <w:p>
+      <w:r>
+        <w:t>________________________________________________________________</w:t>
+      </w:r>
+    </w:p>
+    <w:p>
+      <w:r>
+        <w:t>________________________________________________________________</w:t>
+      </w:r>
+    </w:p>
+    <w:p>
+      <w:pPr>
+        <w:pStyle w:val="ListBullet"/>
+      </w:pPr>
+      <w:r>
+        <w:t>Hint if needed: Read the steps in the pictorial case. Match the supplied detail to the stage that performs or records it.</w:t>
+      </w:r>
+    </w:p>
+    <w:p>
+      <w:pPr>
+        <w:pStyle w:val="Heading2"/>
+      </w:pPr>
+      <w:r>
+        <w:t>Check after the first attempt · reference / check after trying</w:t>
+      </w:r>
+    </w:p>
+    <w:p>
+      <w:pPr>
+        <w:spacing w:line="336" w:lineRule="auto" w:after="180"/>
+      </w:pPr>
+      <w:r>
+        <w:rPr>
+          <w:b w:val="0"/>
+        </w:rPr>
+        <w:t>After your attempt, compare with the supported explanation: Compare summaries Max map [[4, 5]], mean map [[2.5, 2]], both shape 1×2. Pooling compresses each local window into a summary.</w:t>
+      </w:r>
+    </w:p>
+    <w:p>
+      <w:pPr>
+        <w:spacing w:line="336" w:lineRule="auto" w:after="180"/>
+      </w:pPr>
+      <w:r>
+        <w:rPr>
+          <w:b w:val="0"/>
+        </w:rPr>
+        <w:t>Maximum keeps its largest value; mean keeps its average. Neither summary records where each value appeared.</w:t>
+      </w:r>
+    </w:p>
+    <w:p>
+      <w:pPr>
+        <w:spacing w:line="336" w:lineRule="auto" w:after="180"/>
+      </w:pPr>
+      <w:r>
+        <w:rPr>
+          <w:b w:val="0"/>
+        </w:rPr>
+        <w:t xml:space="preserve">Swapping values inside one window leaves both summaries unchanged here, so the pooled </w:t>
+      </w:r>
+      <w:r>
+        <w:rPr>
+          <w:b/>
+        </w:rPr>
+        <w:t>output</w:t>
+      </w:r>
+      <w:r>
+        <w:rPr>
+          <w:b w:val="0"/>
+        </w:rPr>
+        <w:t xml:space="preserve"> cannot reconstruct the original arrangement. The chosen window, stride and boundary policy determine the </w:t>
+      </w:r>
+      <w:r>
+        <w:rPr>
+          <w:b/>
+        </w:rPr>
+        <w:t>output</w:t>
+      </w:r>
+      <w:r>
+        <w:rPr>
+          <w:b w:val="0"/>
+        </w:rPr>
+        <w:t xml:space="preserve"> shape.</w:t>
+      </w:r>
+    </w:p>
+    <w:p>
+      <w:pPr>
+        <w:pStyle w:val="Heading2"/>
+      </w:pPr>
+      <w:r>
+        <w:t>Changed-case question and optional hint</w:t>
+      </w:r>
+    </w:p>
+    <w:p>
+      <w:pPr>
+        <w:pStyle w:val="Heading3"/>
+      </w:pPr>
+      <w:r>
+        <w:t>Practice 2: explain the deciding evidence</w:t>
+      </w:r>
+    </w:p>
+    <w:p>
+      <w:pPr>
+        <w:pStyle w:val="ListBullet"/>
+      </w:pPr>
+      <w:r>
+        <w:t>Changed-case practice: Swap 1 and 4 within the left window. Which conclusion is supported by the supplied facts?</w:t>
+      </w:r>
+    </w:p>
+    <w:p>
+      <w:pPr>
+        <w:pStyle w:val="ListBullet"/>
+      </w:pPr>
+      <w:r>
+        <w:t>1. This one example guarantees correct results for every future input.</w:t>
+      </w:r>
+    </w:p>
+    <w:p>
+      <w:pPr>
+        <w:pStyle w:val="ListBullet"/>
+      </w:pPr>
+      <w:r>
+        <w:t>2. We can decide the result without examining the changed input or the procedure.</w:t>
+      </w:r>
+    </w:p>
+    <w:p>
+      <w:pPr>
+        <w:pStyle w:val="ListBullet"/>
+      </w:pPr>
+      <w:r>
+        <w:t>3. Both pooled maps remain unchanged.</w:t>
+      </w:r>
+    </w:p>
+    <w:p>
+      <w:pPr>
+        <w:pStyle w:val="Heading3"/>
+      </w:pPr>
+      <w:r>
+        <w:t>My selected conclusion, deciding fact and explanation</w:t>
+      </w:r>
+    </w:p>
+    <w:p>
+      <w:r>
+        <w:t>________________________________________________________________</w:t>
+      </w:r>
+    </w:p>
+    <w:p>
+      <w:r>
+        <w:t>________________________________________________________________</w:t>
+      </w:r>
+    </w:p>
+    <w:p>
+      <w:r>
+        <w:t>________________________________________________________________</w:t>
+      </w:r>
+    </w:p>
+    <w:p>
+      <w:r>
+        <w:t>________________________________________________________________</w:t>
+      </w:r>
+    </w:p>
+    <w:p>
+      <w:r>
+        <w:t>________________________________________________________________</w:t>
+      </w:r>
+    </w:p>
+    <w:p>
+      <w:pPr>
+        <w:pStyle w:val="ListBullet"/>
+      </w:pPr>
+      <w:r>
+        <w:t>Hint if needed: Use the changed condition and the deciding step in the pictorial trace. The answer must say what follows from those facts.</w:t>
+      </w:r>
+    </w:p>
+    <w:p>
+      <w:pPr>
+        <w:pStyle w:val="Heading2"/>
+      </w:pPr>
+      <w:r>
+        <w:t>Check after the changed attempt · reference / check after trying</w:t>
+      </w:r>
+    </w:p>
+    <w:p>
+      <w:pPr>
+        <w:spacing w:line="336" w:lineRule="auto" w:after="180"/>
+      </w:pPr>
+      <w:r>
+        <w:rPr>
+          <w:b w:val="0"/>
+        </w:rPr>
+        <w:t>After your attempt, compare with the supported explanation: Both pooled maps remain unchanged. Max and mean ignore the positions of values inside the same window.</w:t>
+      </w:r>
+    </w:p>
+    <w:p>
+      <w:pPr>
+        <w:pStyle w:val="Heading2"/>
+      </w:pPr>
+      <w:r>
+        <w:t>Repair and retain the record</w:t>
+      </w:r>
+    </w:p>
+    <w:p>
+      <w:pPr>
+        <w:spacing w:line="336" w:lineRule="auto" w:after="180"/>
+      </w:pPr>
+      <w:r>
+        <w:rPr>
+          <w:b w:val="0"/>
+        </w:rPr>
+        <w:t>Review Convolution as a local operation (ai-5/21). Goal: Compute a local weighted sum at each valid image position. Short practice: Why is flipping the kernel an implementation change here?</w:t>
+      </w:r>
+    </w:p>
+    <w:p>
+      <w:pPr>
+        <w:spacing w:line="336" w:lineRule="auto" w:after="180"/>
+      </w:pPr>
+      <w:r>
+        <w:rPr>
+          <w:b w:val="0"/>
+        </w:rPr>
+        <w:t xml:space="preserve">Point to the relevant step in the picture, then write the changed result and the rule or </w:t>
+      </w:r>
+      <w:r>
+        <w:rPr>
+          <w:b/>
+        </w:rPr>
+        <w:t>evidence</w:t>
+      </w:r>
+      <w:r>
+        <w:rPr>
+          <w:b w:val="0"/>
+        </w:rPr>
+        <w:t xml:space="preserve"> that supports it.. Return to this week and explain what you changed.</w:t>
+      </w:r>
+    </w:p>
+    <w:p>
+      <w:pPr>
+        <w:spacing w:line="336" w:lineRule="auto" w:after="180"/>
+      </w:pPr>
+      <w:r>
+        <w:rPr>
+          <w:b w:val="0"/>
+        </w:rPr>
+        <w:t xml:space="preserve">Review Learned representations (ai-5/19). Goal: Trace an </w:t>
+      </w:r>
+      <w:r>
+        <w:rPr>
+          <w:b/>
+        </w:rPr>
+        <w:t>input</w:t>
+      </w:r>
+      <w:r>
+        <w:rPr>
+          <w:b w:val="0"/>
+        </w:rPr>
+        <w:t xml:space="preserve"> through a hidden representation and a decision rule. Short practice: Why can no deterministic head using only the sum classify both correctly?</w:t>
+      </w:r>
+    </w:p>
+    <w:p>
+      <w:pPr>
+        <w:spacing w:line="336" w:lineRule="auto" w:after="180"/>
+      </w:pPr>
+      <w:r>
+        <w:rPr>
+          <w:b w:val="0"/>
+        </w:rPr>
+        <w:t xml:space="preserve">Point to the relevant step in the picture, then write the changed result and the rule or </w:t>
+      </w:r>
+      <w:r>
+        <w:rPr>
+          <w:b/>
+        </w:rPr>
+        <w:t>evidence</w:t>
+      </w:r>
+      <w:r>
+        <w:rPr>
+          <w:b w:val="0"/>
+        </w:rPr>
+        <w:t xml:space="preserve"> that supports it.. Return to this week and explain what you changed.</w:t>
+      </w:r>
+    </w:p>
+    <w:p>
+      <w:pPr>
+        <w:spacing w:line="336" w:lineRule="auto" w:after="180"/>
+      </w:pPr>
+      <w:r>
+        <w:rPr>
+          <w:b w:val="0"/>
+        </w:rPr>
+        <w:t xml:space="preserve">Review Regularisation and early stopping (ai-5/16). Goal: Separate a weight penalty from </w:t>
+      </w:r>
+      <w:r>
+        <w:rPr>
+          <w:b/>
+        </w:rPr>
+        <w:t>prediction</w:t>
+      </w:r>
+      <w:r>
+        <w:rPr>
+          <w:b w:val="0"/>
+        </w:rPr>
+        <w:t xml:space="preserve"> error. Short practice: Why should the penalty value not be reported as validation error?</w:t>
+      </w:r>
+    </w:p>
+    <w:p>
+      <w:pPr>
+        <w:spacing w:line="336" w:lineRule="auto" w:after="180"/>
+      </w:pPr>
+      <w:r>
+        <w:rPr>
+          <w:b w:val="0"/>
+        </w:rPr>
+        <w:t xml:space="preserve">Point to the relevant step in the picture, then write the changed result and the rule or </w:t>
+      </w:r>
+      <w:r>
+        <w:rPr>
+          <w:b/>
+        </w:rPr>
+        <w:t>evidence</w:t>
+      </w:r>
+      <w:r>
+        <w:rPr>
+          <w:b w:val="0"/>
+        </w:rPr>
+        <w:t xml:space="preserve"> that supports it.. Return to this week and explain what you changed.</w:t>
+      </w:r>
+    </w:p>
+    <w:p>
+      <w:pPr>
+        <w:spacing w:line="336" w:lineRule="auto" w:after="180"/>
+      </w:pPr>
+      <w:r>
+        <w:rPr>
+          <w:b w:val="0"/>
+        </w:rPr>
+        <w:t xml:space="preserve">The browser lab lets you edit the supported Python examples already included in this lesson. Predict first, run, inspect the actual </w:t>
+      </w:r>
+      <w:r>
+        <w:rPr>
+          <w:b/>
+        </w:rPr>
+        <w:t>output</w:t>
+      </w:r>
+      <w:r>
+        <w:rPr>
+          <w:b w:val="0"/>
+        </w:rPr>
+        <w:t xml:space="preserve"> or error, change one </w:t>
+      </w:r>
+      <w:r>
+        <w:rPr>
+          <w:b/>
+        </w:rPr>
+        <w:t>input</w:t>
+      </w:r>
+      <w:r>
+        <w:rPr>
+          <w:b w:val="0"/>
+        </w:rPr>
+        <w:t>, then run again.</w:t>
+      </w:r>
+    </w:p>
+    <w:p>
+      <w:pPr>
+        <w:spacing w:line="336" w:lineRule="auto" w:after="180"/>
+      </w:pPr>
+      <w:r>
+        <w:rPr>
+          <w:b w:val="0"/>
+        </w:rPr>
+        <w:t xml:space="preserve">Keep code, </w:t>
+      </w:r>
+      <w:r>
+        <w:rPr>
+          <w:b/>
+        </w:rPr>
+        <w:t>prediction</w:t>
+      </w:r>
+      <w:r>
+        <w:rPr>
+          <w:b w:val="0"/>
+        </w:rPr>
+        <w:t>s, actual results and a reasoned revision together. On paper, label your result as a trace rather than an execution.</w:t>
+      </w:r>
+    </w:p>
+    <w:p>
+      <w:pPr>
+        <w:spacing w:line="336" w:lineRule="auto" w:after="180"/>
+      </w:pPr>
+      <w:r>
+        <w:rPr>
+          <w:b w:val="0"/>
+        </w:rPr>
+        <w:t xml:space="preserve">Use Download completed work in the hosted lesson to export your answers, reflections, practice feedback and code-run </w:t>
+      </w:r>
+      <w:r>
+        <w:rPr>
+          <w:b/>
+        </w:rPr>
+        <w:t>evidence</w:t>
+      </w:r>
+      <w:r>
+        <w:rPr>
+          <w:b w:val="0"/>
+        </w:rPr>
+        <w:t>. Open the HTML copy to read or print it.</w:t>
+      </w:r>
+    </w:p>
+    <w:p>
+      <w:pPr>
+        <w:spacing w:line="336" w:lineRule="auto" w:after="180"/>
+      </w:pPr>
+      <w:r>
+        <w:rPr>
+          <w:b w:val="0"/>
+        </w:rPr>
+        <w:t>Drafts stay in this browser when storage is available; clear drafts on a shared device.</w:t>
+      </w:r>
+    </w:p>
+    <w:p>
+      <w:pPr>
+        <w:pStyle w:val="Heading3"/>
+      </w:pPr>
+      <w:r>
+        <w:t>What I repaired, the evidence I kept and the next test</w:t>
+      </w:r>
+    </w:p>
+    <w:p>
+      <w:r>
+        <w:t>________________________________________________________________</w:t>
+      </w:r>
+    </w:p>
+    <w:p>
+      <w:r>
+        <w:t>________________________________________________________________</w:t>
+      </w:r>
+    </w:p>
+    <w:p>
+      <w:r>
+        <w:t>________________________________________________________________</w:t>
+      </w:r>
+    </w:p>
+    <w:p>
+      <w:r>
+        <w:t>________________________________________________________________</w:t>
+      </w:r>
+    </w:p>
+    <w:p>
+      <w:r>
+        <w:t>________________________________________________________________</w:t>
+      </w:r>
+    </w:p>
+    <w:p>
+      <w:pPr>
+        <w:pStyle w:val="Heading2"/>
+      </w:pPr>
+      <w:r>
+        <w:t>Earlier wording, alternatives and picture transcripts · reference / check after trying</w:t>
       </w:r>
     </w:p>
     <w:p>
@@ -2012,68 +2292,10 @@
     </w:p>
     <w:p>
       <w:pPr>
-        <w:spacing w:line="336" w:lineRule="auto" w:after="180"/>
-      </w:pPr>
-      <w:r>
-        <w:rPr>
-          <w:b w:val="0"/>
-        </w:rPr>
-        <w:t>Pool a small map and show the detail it cannot retain.</w:t>
-      </w:r>
-    </w:p>
-    <w:p>
-      <w:pPr>
         <w:pStyle w:val="Heading3"/>
       </w:pPr>
       <w:r>
-        <w:t>Practice 1: explain the deciding evidence</w:t>
-      </w:r>
-    </w:p>
-    <w:p>
-      <w:pPr>
-        <w:spacing w:line="336" w:lineRule="auto" w:after="180"/>
-      </w:pPr>
-      <w:r>
-        <w:rPr>
-          <w:b w:val="0"/>
-        </w:rPr>
-        <w:t>Which labelled step matches this detail? Max map [[4, 5]], mean map [[2.5, 2]], both shape 1×2.</w:t>
-      </w:r>
-    </w:p>
-    <w:p>
-      <w:pPr>
-        <w:spacing w:line="336" w:lineRule="auto" w:after="180"/>
-        <w:shd w:fill="F4F9FC"/>
-      </w:pPr>
-      <w:r>
-        <w:rPr>
-          <w:b w:val="0"/>
-        </w:rPr>
-        <w:t>1. Left window</w:t>
-      </w:r>
-    </w:p>
-    <w:p>
-      <w:pPr>
-        <w:spacing w:line="336" w:lineRule="auto" w:after="180"/>
-        <w:shd w:fill="F4F9FC"/>
-      </w:pPr>
-      <w:r>
-        <w:rPr>
-          <w:b w:val="0"/>
-        </w:rPr>
-        <w:t>2. Compare summaries</w:t>
-      </w:r>
-    </w:p>
-    <w:p>
-      <w:pPr>
-        <w:spacing w:line="336" w:lineRule="auto" w:after="180"/>
-        <w:shd w:fill="F4F9FC"/>
-      </w:pPr>
-      <w:r>
-        <w:rPr>
-          <w:b w:val="0"/>
-        </w:rPr>
-        <w:t>3. Right window</w:t>
+        <w:t>Repair a missing building block</w:t>
       </w:r>
     </w:p>
     <w:p>
@@ -2081,32 +2303,7 @@
         <w:pStyle w:val="Heading3"/>
       </w:pPr>
       <w:r>
-        <w:t>My selected conclusion, deciding fact and explanation</w:t>
-      </w:r>
-    </w:p>
-    <w:p>
-      <w:r>
-        <w:t>________________________________________________________________</w:t>
-      </w:r>
-    </w:p>
-    <w:p>
-      <w:r>
-        <w:t>________________________________________________________________</w:t>
-      </w:r>
-    </w:p>
-    <w:p>
-      <w:r>
-        <w:t>________________________________________________________________</w:t>
-      </w:r>
-    </w:p>
-    <w:p>
-      <w:r>
-        <w:t>________________________________________________________________</w:t>
-      </w:r>
-    </w:p>
-    <w:p>
-      <w:r>
-        <w:t>________________________________________________________________</w:t>
+        <w:t>Predict, run and debug</w:t>
       </w:r>
     </w:p>
     <w:p>
@@ -2114,541 +2311,25 @@
         <w:pStyle w:val="Heading3"/>
       </w:pPr>
       <w:r>
-        <w:t>Hint · try first</w:t>
-      </w:r>
-    </w:p>
-    <w:p>
-      <w:pPr>
-        <w:spacing w:line="336" w:lineRule="auto" w:after="180"/>
-        <w:shd w:fill="F1F6F8"/>
-      </w:pPr>
-      <w:r>
-        <w:rPr>
-          <w:b w:val="0"/>
-        </w:rPr>
-        <w:t>Hint if needed: Read the steps in the pictorial case. Match the supplied detail to the stage that performs or records it.</w:t>
-      </w:r>
-    </w:p>
-    <w:p>
-      <w:pPr>
-        <w:pStyle w:val="Heading3"/>
-      </w:pPr>
-      <w:r>
-        <w:t>Feedback · compare after trying</w:t>
-      </w:r>
-    </w:p>
-    <w:p>
-      <w:pPr>
-        <w:spacing w:line="336" w:lineRule="auto" w:after="180"/>
-        <w:shd w:fill="F1F6FC"/>
-      </w:pPr>
-      <w:r>
-        <w:rPr>
-          <w:b w:val="0"/>
-        </w:rPr>
-        <w:t>After your attempt, compare with the supported explanation: Compare summaries Max map [[4, 5]], mean map [[2.5, 2]], both shape 1×2. Pooling compresses each local window into a summary.</w:t>
-      </w:r>
-    </w:p>
-    <w:p>
-      <w:pPr>
-        <w:spacing w:line="336" w:lineRule="auto" w:after="180"/>
-        <w:shd w:fill="F1F6FC"/>
-      </w:pPr>
-      <w:r>
-        <w:rPr>
-          <w:b w:val="0"/>
-        </w:rPr>
-        <w:t>Maximum keeps its largest value; mean keeps its average. Neither summary records where each value appeared.</w:t>
-      </w:r>
-    </w:p>
-    <w:p>
-      <w:pPr>
-        <w:spacing w:line="336" w:lineRule="auto" w:after="180"/>
-        <w:shd w:fill="F1F6FC"/>
-      </w:pPr>
-      <w:r>
-        <w:rPr>
-          <w:b w:val="0"/>
-        </w:rPr>
-        <w:t xml:space="preserve">Swapping values inside one window leaves both summaries unchanged here, so the pooled </w:t>
-      </w:r>
-      <w:r>
-        <w:rPr>
-          <w:b/>
-        </w:rPr>
-        <w:t>output</w:t>
-      </w:r>
-      <w:r>
-        <w:rPr>
-          <w:b w:val="0"/>
-        </w:rPr>
-        <w:t xml:space="preserve"> cannot reconstruct the original arrangement. The chosen window, stride and boundary policy determine the </w:t>
-      </w:r>
-      <w:r>
-        <w:rPr>
-          <w:b/>
-        </w:rPr>
-        <w:t>output</w:t>
-      </w:r>
-      <w:r>
-        <w:rPr>
-          <w:b w:val="0"/>
-        </w:rPr>
-        <w:t xml:space="preserve"> shape.</w:t>
-      </w:r>
-    </w:p>
-    <w:p>
-      <w:pPr>
-        <w:pStyle w:val="Heading3"/>
-      </w:pPr>
-      <w:r>
-        <w:t>Practice 2: explain the deciding evidence</w:t>
-      </w:r>
-    </w:p>
-    <w:p>
-      <w:pPr>
-        <w:pStyle w:val="Heading3"/>
-      </w:pPr>
-      <w:r>
-        <w:t>Changed case · predict first</w:t>
-      </w:r>
-    </w:p>
-    <w:p>
-      <w:pPr>
-        <w:spacing w:line="336" w:lineRule="auto" w:after="180"/>
-        <w:shd w:fill="F5F1FB"/>
-      </w:pPr>
-      <w:r>
-        <w:rPr>
-          <w:b w:val="0"/>
-        </w:rPr>
-        <w:t>Changed-case practice: Swap 1 and 4 within the left window. Which conclusion is supported by the supplied facts?</w:t>
-      </w:r>
-    </w:p>
-    <w:p>
-      <w:pPr>
-        <w:spacing w:line="336" w:lineRule="auto" w:after="180"/>
-        <w:shd w:fill="F4F9FC"/>
-      </w:pPr>
-      <w:r>
-        <w:rPr>
-          <w:b w:val="0"/>
-        </w:rPr>
-        <w:t xml:space="preserve">1. This one example guarantees correct results for every future </w:t>
-      </w:r>
-      <w:r>
-        <w:rPr>
-          <w:b/>
-        </w:rPr>
-        <w:t>input</w:t>
-      </w:r>
-      <w:r>
-        <w:rPr>
-          <w:b w:val="0"/>
-        </w:rPr>
-        <w:t>.</w:t>
-      </w:r>
-    </w:p>
-    <w:p>
-      <w:pPr>
-        <w:spacing w:line="336" w:lineRule="auto" w:after="180"/>
-        <w:shd w:fill="F4F9FC"/>
-      </w:pPr>
-      <w:r>
-        <w:rPr>
-          <w:b w:val="0"/>
-        </w:rPr>
-        <w:t xml:space="preserve">2. We can decide the result without examining the changed </w:t>
-      </w:r>
-      <w:r>
-        <w:rPr>
-          <w:b/>
-        </w:rPr>
-        <w:t>input</w:t>
-      </w:r>
-      <w:r>
-        <w:rPr>
-          <w:b w:val="0"/>
-        </w:rPr>
-        <w:t xml:space="preserve"> or the procedure.</w:t>
-      </w:r>
-    </w:p>
-    <w:p>
-      <w:pPr>
-        <w:spacing w:line="336" w:lineRule="auto" w:after="180"/>
-        <w:shd w:fill="F4F9FC"/>
-      </w:pPr>
-      <w:r>
-        <w:rPr>
-          <w:b w:val="0"/>
-        </w:rPr>
-        <w:t>3. Both pooled maps remain unchanged.</w:t>
-      </w:r>
-    </w:p>
-    <w:p>
-      <w:pPr>
-        <w:pStyle w:val="Heading3"/>
-      </w:pPr>
-      <w:r>
-        <w:t>My selected conclusion, deciding fact and explanation</w:t>
-      </w:r>
-    </w:p>
-    <w:p>
-      <w:r>
-        <w:t>________________________________________________________________</w:t>
-      </w:r>
-    </w:p>
-    <w:p>
-      <w:r>
-        <w:t>________________________________________________________________</w:t>
-      </w:r>
-    </w:p>
-    <w:p>
-      <w:r>
-        <w:t>________________________________________________________________</w:t>
-      </w:r>
-    </w:p>
-    <w:p>
-      <w:r>
-        <w:t>________________________________________________________________</w:t>
-      </w:r>
-    </w:p>
-    <w:p>
-      <w:r>
-        <w:t>________________________________________________________________</w:t>
-      </w:r>
-    </w:p>
-    <w:p>
-      <w:pPr>
-        <w:pStyle w:val="Heading3"/>
-      </w:pPr>
-      <w:r>
-        <w:t>Hint · try first</w:t>
-      </w:r>
-    </w:p>
-    <w:p>
-      <w:pPr>
-        <w:spacing w:line="336" w:lineRule="auto" w:after="180"/>
-        <w:shd w:fill="F1F6F8"/>
-      </w:pPr>
-      <w:r>
-        <w:rPr>
-          <w:b w:val="0"/>
-        </w:rPr>
-        <w:t>Hint if needed: Use the changed condition and the deciding step in the pictorial trace. The answer must say what follows from those facts.</w:t>
-      </w:r>
-    </w:p>
-    <w:p>
-      <w:pPr>
-        <w:pStyle w:val="Heading3"/>
-      </w:pPr>
-      <w:r>
-        <w:t>Feedback · compare after trying</w:t>
-      </w:r>
-    </w:p>
-    <w:p>
-      <w:pPr>
-        <w:spacing w:line="336" w:lineRule="auto" w:after="180"/>
-        <w:shd w:fill="F1F6FC"/>
-      </w:pPr>
-      <w:r>
-        <w:rPr>
-          <w:b w:val="0"/>
-        </w:rPr>
-        <w:t>After your attempt, compare with the supported explanation: Both pooled maps remain unchanged. Max and mean ignore the positions of values inside the same window.</w:t>
-      </w:r>
-    </w:p>
-    <w:p>
-      <w:pPr>
-        <w:pStyle w:val="Heading3"/>
-      </w:pPr>
-      <w:r>
-        <w:t>Repair a missing building block</w:t>
-      </w:r>
-    </w:p>
-    <w:p>
-      <w:pPr>
-        <w:spacing w:line="336" w:lineRule="auto" w:after="180"/>
-      </w:pPr>
-      <w:r>
-        <w:rPr>
-          <w:b w:val="0"/>
-        </w:rPr>
-        <w:t>Review Convolution as a local operation (ai-5/21). Goal: Compute a local weighted sum at each valid image position. Short practice: Why is flipping the kernel an implementation change here?</w:t>
-      </w:r>
-    </w:p>
-    <w:p>
-      <w:pPr>
-        <w:spacing w:line="336" w:lineRule="auto" w:after="180"/>
-      </w:pPr>
-      <w:r>
-        <w:rPr>
-          <w:b w:val="0"/>
-        </w:rPr>
-        <w:t xml:space="preserve">Point to the relevant step in the picture, then write the changed result and the rule or </w:t>
-      </w:r>
-      <w:r>
-        <w:rPr>
-          <w:b/>
-        </w:rPr>
-        <w:t>evidence</w:t>
-      </w:r>
-      <w:r>
-        <w:rPr>
-          <w:b w:val="0"/>
-        </w:rPr>
-        <w:t xml:space="preserve"> that supports it.. Return to this week and explain what you changed.</w:t>
-      </w:r>
-    </w:p>
-    <w:p>
-      <w:pPr>
-        <w:spacing w:line="336" w:lineRule="auto" w:after="180"/>
-      </w:pPr>
-      <w:r>
-        <w:rPr>
-          <w:b w:val="0"/>
-        </w:rPr>
-        <w:t xml:space="preserve">Review Learned representations (ai-5/19). Goal: Trace an </w:t>
-      </w:r>
-      <w:r>
-        <w:rPr>
-          <w:b/>
-        </w:rPr>
-        <w:t>input</w:t>
-      </w:r>
-      <w:r>
-        <w:rPr>
-          <w:b w:val="0"/>
-        </w:rPr>
-        <w:t xml:space="preserve"> through a hidden representation and a decision rule. Short practice: Why can no deterministic head using only the sum classify both correctly?</w:t>
-      </w:r>
-    </w:p>
-    <w:p>
-      <w:pPr>
-        <w:spacing w:line="336" w:lineRule="auto" w:after="180"/>
-      </w:pPr>
-      <w:r>
-        <w:rPr>
-          <w:b w:val="0"/>
-        </w:rPr>
-        <w:t xml:space="preserve">Point to the relevant step in the picture, then write the changed result and the rule or </w:t>
-      </w:r>
-      <w:r>
-        <w:rPr>
-          <w:b/>
-        </w:rPr>
-        <w:t>evidence</w:t>
-      </w:r>
-      <w:r>
-        <w:rPr>
-          <w:b w:val="0"/>
-        </w:rPr>
-        <w:t xml:space="preserve"> that supports it.. Return to this week and explain what you changed.</w:t>
-      </w:r>
-    </w:p>
-    <w:p>
-      <w:pPr>
-        <w:spacing w:line="336" w:lineRule="auto" w:after="180"/>
-      </w:pPr>
-      <w:r>
-        <w:rPr>
-          <w:b w:val="0"/>
-        </w:rPr>
-        <w:t xml:space="preserve">Review Regularisation and early stopping (ai-5/16). Goal: Separate a weight penalty from </w:t>
-      </w:r>
-      <w:r>
-        <w:rPr>
-          <w:b/>
-        </w:rPr>
-        <w:t>prediction</w:t>
-      </w:r>
-      <w:r>
-        <w:rPr>
-          <w:b w:val="0"/>
-        </w:rPr>
-        <w:t xml:space="preserve"> error. Short practice: Why should the penalty value not be reported as validation error?</w:t>
-      </w:r>
-    </w:p>
-    <w:p>
-      <w:pPr>
-        <w:spacing w:line="336" w:lineRule="auto" w:after="180"/>
-      </w:pPr>
-      <w:r>
-        <w:rPr>
-          <w:b w:val="0"/>
-        </w:rPr>
-        <w:t xml:space="preserve">Point to the relevant step in the picture, then write the changed result and the rule or </w:t>
-      </w:r>
-      <w:r>
-        <w:rPr>
-          <w:b/>
-        </w:rPr>
-        <w:t>evidence</w:t>
-      </w:r>
-      <w:r>
-        <w:rPr>
-          <w:b w:val="0"/>
-        </w:rPr>
-        <w:t xml:space="preserve"> that supports it.. Return to this week and explain what you changed.</w:t>
-      </w:r>
-    </w:p>
-    <w:p>
-      <w:pPr>
-        <w:pStyle w:val="Heading3"/>
-      </w:pPr>
-      <w:r>
-        <w:t>Predict, run and debug</w:t>
-      </w:r>
-    </w:p>
-    <w:p>
-      <w:pPr>
-        <w:spacing w:line="336" w:lineRule="auto" w:after="180"/>
-      </w:pPr>
-      <w:r>
-        <w:rPr>
-          <w:b w:val="0"/>
-        </w:rPr>
-        <w:t xml:space="preserve">The browser lab lets you edit the supported Python examples already included in this lesson. Predict first, run, inspect the actual </w:t>
-      </w:r>
-      <w:r>
-        <w:rPr>
-          <w:b/>
-        </w:rPr>
-        <w:t>output</w:t>
-      </w:r>
-      <w:r>
-        <w:rPr>
-          <w:b w:val="0"/>
-        </w:rPr>
-        <w:t xml:space="preserve"> or error, change one </w:t>
-      </w:r>
-      <w:r>
-        <w:rPr>
-          <w:b/>
-        </w:rPr>
-        <w:t>input</w:t>
-      </w:r>
-      <w:r>
-        <w:rPr>
-          <w:b w:val="0"/>
-        </w:rPr>
-        <w:t>, then run again.</w:t>
-      </w:r>
-    </w:p>
-    <w:p>
-      <w:pPr>
-        <w:spacing w:line="336" w:lineRule="auto" w:after="180"/>
-      </w:pPr>
-      <w:r>
-        <w:rPr>
-          <w:b w:val="0"/>
-        </w:rPr>
-        <w:t xml:space="preserve">Keep code, </w:t>
-      </w:r>
-      <w:r>
-        <w:rPr>
-          <w:b/>
-        </w:rPr>
-        <w:t>prediction</w:t>
-      </w:r>
-      <w:r>
-        <w:rPr>
-          <w:b w:val="0"/>
-        </w:rPr>
-        <w:t>s, actual results and a reasoned revision together. On paper, label your result as a trace rather than an execution.</w:t>
-      </w:r>
-    </w:p>
-    <w:p>
-      <w:pPr>
-        <w:pStyle w:val="Heading3"/>
-      </w:pPr>
-      <w:r>
         <w:t>Keep your completed work</w:t>
       </w:r>
     </w:p>
     <w:p>
       <w:pPr>
-        <w:spacing w:line="336" w:lineRule="auto" w:after="180"/>
-      </w:pPr>
-      <w:r>
-        <w:rPr>
-          <w:b w:val="0"/>
-        </w:rPr>
-        <w:t xml:space="preserve">Use Download completed work in the hosted lesson to export your answers, reflections, practice feedback and code-run </w:t>
-      </w:r>
-      <w:r>
-        <w:rPr>
-          <w:b/>
-        </w:rPr>
-        <w:t>evidence</w:t>
-      </w:r>
-      <w:r>
-        <w:rPr>
-          <w:b w:val="0"/>
-        </w:rPr>
-        <w:t>. Open the HTML copy to read or print it.</w:t>
-      </w:r>
-    </w:p>
-    <w:p>
-      <w:pPr>
-        <w:spacing w:line="336" w:lineRule="auto" w:after="180"/>
-      </w:pPr>
-      <w:r>
-        <w:rPr>
-          <w:b w:val="0"/>
-        </w:rPr>
-        <w:t>Drafts stay in this browser when storage is available; clear drafts on a shared device.</w:t>
-      </w:r>
-    </w:p>
-    <w:p>
-      <w:pPr>
-        <w:pStyle w:val="Heading3"/>
-      </w:pPr>
-      <w:r>
-        <w:t>What I repaired, the evidence I kept and the next test</w:t>
-      </w:r>
-    </w:p>
-    <w:p>
-      <w:r>
-        <w:t>________________________________________________________________</w:t>
-      </w:r>
-    </w:p>
-    <w:p>
-      <w:r>
-        <w:t>________________________________________________________________</w:t>
-      </w:r>
-    </w:p>
-    <w:p>
-      <w:r>
-        <w:t>________________________________________________________________</w:t>
-      </w:r>
-    </w:p>
-    <w:p>
-      <w:r>
-        <w:t>________________________________________________________________</w:t>
-      </w:r>
-    </w:p>
-    <w:p>
-      <w:r>
-        <w:t>________________________________________________________________</w:t>
-      </w:r>
-    </w:p>
-    <w:p>
-      <w:pPr>
         <w:pStyle w:val="Heading1"/>
       </w:pPr>
       <w:r>
-        <w:t>15. Visual concept journey</w:t>
-      </w:r>
-    </w:p>
-    <w:p>
-      <w:r>
-        <w:t>Explain each Pooling and spatial information picture from its labels, then record a relevant limit.</w:t>
-      </w:r>
-    </w:p>
-    <w:p>
-      <w:pPr>
-        <w:pStyle w:val="Heading3"/>
+        <w:t>15. Reference · Six-picture response sheets</w:t>
+      </w:r>
+    </w:p>
+    <w:p>
+      <w:r>
+        <w:t>Choose the picture that helps explain the current step.</w:t>
+      </w:r>
+    </w:p>
+    <w:p>
+      <w:pPr>
+        <w:pStyle w:val="Heading2"/>
       </w:pPr>
       <w:r>
         <w:t>01. Pooling and spatial information: the case</w:t>
@@ -2727,7 +2408,6 @@
     <w:p>
       <w:pPr>
         <w:spacing w:line="336" w:lineRule="auto" w:after="180"/>
-        <w:shd w:fill="F5F1FB"/>
       </w:pPr>
       <w:r>
         <w:rPr>
@@ -2766,7 +2446,7 @@
     </w:p>
     <w:p>
       <w:pPr>
-        <w:pStyle w:val="Heading3"/>
+        <w:pStyle w:val="Heading2"/>
       </w:pPr>
       <w:r>
         <w:t>02. Follow the deciding steps</w:t>
@@ -2822,7 +2502,6 @@
     <w:p>
       <w:pPr>
         <w:spacing w:line="336" w:lineRule="auto" w:after="180"/>
-        <w:shd w:fill="F5F1FB"/>
       </w:pPr>
       <w:r>
         <w:rPr>
@@ -2873,7 +2552,7 @@
     </w:p>
     <w:p>
       <w:pPr>
-        <w:pStyle w:val="Heading3"/>
+        <w:pStyle w:val="Heading2"/>
       </w:pPr>
       <w:r>
         <w:t>03. Two adjacent pooling windows</w:t>
@@ -2929,7 +2608,6 @@
     <w:p>
       <w:pPr>
         <w:spacing w:line="336" w:lineRule="auto" w:after="180"/>
-        <w:shd w:fill="F5F1FB"/>
       </w:pPr>
       <w:r>
         <w:rPr>
@@ -2968,7 +2646,7 @@
     </w:p>
     <w:p>
       <w:pPr>
-        <w:pStyle w:val="Heading3"/>
+        <w:pStyle w:val="Heading2"/>
       </w:pPr>
       <w:r>
         <w:t>04. Change one thing. Trace what follows.</w:t>
@@ -3035,7 +2713,6 @@
     <w:p>
       <w:pPr>
         <w:spacing w:line="336" w:lineRule="auto" w:after="180"/>
-        <w:shd w:fill="F5F1FB"/>
       </w:pPr>
       <w:r>
         <w:rPr>
@@ -3074,7 +2751,7 @@
     </w:p>
     <w:p>
       <w:pPr>
-        <w:pStyle w:val="Heading3"/>
+        <w:pStyle w:val="Heading2"/>
       </w:pPr>
       <w:r>
         <w:t>05. Connect the explanation to its limit</w:t>
@@ -3176,7 +2853,6 @@
     <w:p>
       <w:pPr>
         <w:spacing w:line="336" w:lineRule="auto" w:after="180"/>
-        <w:shd w:fill="F5F1FB"/>
       </w:pPr>
       <w:r>
         <w:rPr>
@@ -3215,7 +2891,7 @@
     </w:p>
     <w:p>
       <w:pPr>
-        <w:pStyle w:val="Heading3"/>
+        <w:pStyle w:val="Heading2"/>
       </w:pPr>
       <w:r>
         <w:t>06. Make the idea visible in your project</w:t>
@@ -3329,7 +3005,6 @@
     <w:p>
       <w:pPr>
         <w:spacing w:line="336" w:lineRule="auto" w:after="180"/>
-        <w:shd w:fill="F5F1FB"/>
       </w:pPr>
       <w:r>
         <w:rPr>
@@ -3376,6 +3051,62 @@
     <w:p>
       <w:r>
         <w:t>________________________________________________________________</w:t>
+      </w:r>
+    </w:p>
+    <w:p>
+      <w:pPr>
+        <w:pStyle w:val="Heading2"/>
+      </w:pPr>
+      <w:r>
+        <w:t>Earlier wording, alternatives and picture transcripts · reference / check after trying</w:t>
+      </w:r>
+    </w:p>
+    <w:p>
+      <w:pPr>
+        <w:pStyle w:val="Heading3"/>
+      </w:pPr>
+      <w:r>
+        <w:t>01. Pooling and spatial information: the case</w:t>
+      </w:r>
+    </w:p>
+    <w:p>
+      <w:pPr>
+        <w:pStyle w:val="Heading3"/>
+      </w:pPr>
+      <w:r>
+        <w:t>02. Follow the deciding steps</w:t>
+      </w:r>
+    </w:p>
+    <w:p>
+      <w:pPr>
+        <w:pStyle w:val="Heading3"/>
+      </w:pPr>
+      <w:r>
+        <w:t>03. Two adjacent pooling windows</w:t>
+      </w:r>
+    </w:p>
+    <w:p>
+      <w:pPr>
+        <w:pStyle w:val="Heading3"/>
+      </w:pPr>
+      <w:r>
+        <w:t>04. Change one thing. Trace what follows.</w:t>
+      </w:r>
+    </w:p>
+    <w:p>
+      <w:pPr>
+        <w:pStyle w:val="Heading3"/>
+      </w:pPr>
+      <w:r>
+        <w:t>05. Connect the explanation to its limit</w:t>
+      </w:r>
+    </w:p>
+    <w:p>
+      <w:pPr>
+        <w:pStyle w:val="Heading3"/>
+      </w:pPr>
+      <w:r>
+        <w:t>06. Make the idea visible in your project</w:t>
       </w:r>
     </w:p>
     <w:sectPr>
